--- a/docs/docs2.docx
+++ b/docs/docs2.docx
@@ -5,15 +5,15 @@
     <w:p>
       <w:pPr>
         <w:jc w:val="left"/>
-        <w:spacing w:lineRule="auto" w:line="276"/>
-        <w:rPr>
-          <w:spacing w:val="0"/>
-          <w:i w:val="0"/>
-          <w:b w:val="0"/>
-          <w:color w:val="141413"/>
-          <w:sz w:val="22"/>
-          <w:szCs w:val="22"/>
-          <w:shd w:val="clear"/>
+        <w:spacing w:lineRule="auto" w:line="275"/>
+        <w:rPr>
+          <w:spacing w:val="0"/>
+          <w:i w:val="0"/>
+          <w:b w:val="0"/>
+          <w:color w:val="141413"/>
+          <w:sz w:val="22"/>
+          <w:szCs w:val="22"/>
+          <w:shd w:val="clear" w:color="auto" w:fill="auto"/>
           <w:rFonts w:ascii="Anthropic Sans" w:eastAsia="Anthropic Sans" w:hAnsi="Anthropic Sans" w:cs="Anthropic Sans"/>
         </w:rPr>
       </w:pPr>
@@ -25,7 +25,7 @@
           <w:color w:val="000000"/>
           <w:sz w:val="22"/>
           <w:szCs w:val="22"/>
-          <w:shd w:val="clear"/>
+          <w:shd w:val="clear" w:color="auto" w:fill="auto"/>
           <w:rFonts w:ascii="Anthropic Sans" w:eastAsia="Anthropic Sans" w:hAnsi="Anthropic Sans" w:cs="Anthropic Sans"/>
         </w:rPr>
         <w:t>🍫</w:t>
@@ -38,7 +38,7 @@
           <w:color w:val="141413"/>
           <w:sz w:val="22"/>
           <w:szCs w:val="22"/>
-          <w:shd w:val="clear"/>
+          <w:shd w:val="clear" w:color="auto" w:fill="auto"/>
           <w:rFonts w:ascii="Anthropic Sans" w:eastAsia="Anthropic Sans" w:hAnsi="Anthropic Sans" w:cs="Anthropic Sans"/>
         </w:rPr>
         <w:t>방탄코코아</w:t>
@@ -47,7 +47,7 @@
     <w:p>
       <w:pPr>
         <w:jc w:val="left"/>
-        <w:spacing w:lineRule="auto" w:line="276"/>
+        <w:spacing w:lineRule="auto" w:line="275"/>
         <w:rPr>
           <w:spacing w:val="0"/>
           <w:i w:val="0"/>
@@ -55,7 +55,7 @@
           <w:color w:val="B87A50"/>
           <w:sz w:val="22"/>
           <w:szCs w:val="22"/>
-          <w:shd w:val="clear"/>
+          <w:shd w:val="clear" w:color="auto" w:fill="auto"/>
           <w:rFonts w:ascii="Anthropic Sans" w:eastAsia="Anthropic Sans" w:hAnsi="Anthropic Sans" w:cs="Anthropic Sans"/>
           <w:lang w:eastAsia="ko-KR"/>
         </w:rPr>
@@ -68,7 +68,7 @@
           <w:color w:val="B87A50"/>
           <w:sz w:val="22"/>
           <w:szCs w:val="22"/>
-          <w:shd w:val="clear"/>
+          <w:shd w:val="clear" w:color="auto" w:fill="auto"/>
           <w:rFonts w:ascii="Anthropic Sans" w:eastAsia="Anthropic Sans" w:hAnsi="Anthropic Sans" w:cs="Anthropic Sans"/>
           <w:lang w:eastAsia="ko-KR"/>
         </w:rPr>
@@ -78,15 +78,15 @@
     <w:p>
       <w:pPr>
         <w:jc w:val="left"/>
-        <w:spacing w:lineRule="auto" w:line="276"/>
-        <w:rPr>
-          <w:spacing w:val="0"/>
-          <w:i w:val="0"/>
-          <w:b w:val="0"/>
-          <w:color w:val="3D3D3A"/>
-          <w:sz w:val="22"/>
-          <w:szCs w:val="22"/>
-          <w:shd w:val="clear"/>
+        <w:spacing w:lineRule="auto" w:line="275"/>
+        <w:rPr>
+          <w:spacing w:val="0"/>
+          <w:i w:val="0"/>
+          <w:b w:val="0"/>
+          <w:color w:val="3D3D3A"/>
+          <w:sz w:val="22"/>
+          <w:szCs w:val="22"/>
+          <w:shd w:val="clear" w:color="auto" w:fill="auto"/>
           <w:rFonts w:ascii="Anthropic Sans" w:eastAsia="Anthropic Sans" w:hAnsi="Anthropic Sans" w:cs="Anthropic Sans"/>
           <w:lang w:eastAsia="ko-KR"/>
         </w:rPr>
@@ -99,7 +99,7 @@
           <w:color w:val="141413"/>
           <w:sz w:val="22"/>
           <w:szCs w:val="22"/>
-          <w:shd w:val="clear"/>
+          <w:shd w:val="clear" w:color="auto" w:fill="auto"/>
           <w:rFonts w:ascii="Anthropic Sans" w:eastAsia="Anthropic Sans" w:hAnsi="Anthropic Sans" w:cs="Anthropic Sans"/>
         </w:rPr>
         <w:t xml:space="preserve">뜨거운 물 120~150ml</w:t>
@@ -112,7 +112,7 @@
           <w:color w:val="141413"/>
           <w:sz w:val="22"/>
           <w:szCs w:val="22"/>
-          <w:shd w:val="clear"/>
+          <w:shd w:val="clear" w:color="auto" w:fill="auto"/>
           <w:rFonts w:ascii="Anthropic Sans" w:eastAsia="Anthropic Sans" w:hAnsi="Anthropic Sans" w:cs="Anthropic Sans"/>
         </w:rPr>
         <w:br/>
@@ -125,7 +125,7 @@
           <w:color w:val="141413"/>
           <w:sz w:val="22"/>
           <w:szCs w:val="22"/>
-          <w:shd w:val="clear"/>
+          <w:shd w:val="clear" w:color="auto" w:fill="auto"/>
           <w:rFonts w:ascii="Anthropic Sans" w:eastAsia="Anthropic Sans" w:hAnsi="Anthropic Sans" w:cs="Anthropic Sans"/>
         </w:rPr>
         <w:t xml:space="preserve">무설탕 코코아 파우더 15~20g</w:t>
@@ -138,7 +138,7 @@
           <w:color w:val="141413"/>
           <w:sz w:val="22"/>
           <w:szCs w:val="22"/>
-          <w:shd w:val="clear"/>
+          <w:shd w:val="clear" w:color="auto" w:fill="auto"/>
           <w:rFonts w:ascii="Anthropic Sans" w:eastAsia="Anthropic Sans" w:hAnsi="Anthropic Sans" w:cs="Anthropic Sans"/>
         </w:rPr>
         <w:br/>
@@ -151,7 +151,7 @@
           <w:color w:val="141413"/>
           <w:sz w:val="22"/>
           <w:szCs w:val="22"/>
-          <w:shd w:val="clear"/>
+          <w:shd w:val="clear" w:color="auto" w:fill="auto"/>
           <w:rFonts w:ascii="Anthropic Sans" w:eastAsia="Anthropic Sans" w:hAnsi="Anthropic Sans" w:cs="Anthropic Sans"/>
         </w:rPr>
         <w:t xml:space="preserve">무염 목초버터 또는 기버터 10~20g</w:t>
@@ -164,7 +164,7 @@
           <w:color w:val="141413"/>
           <w:sz w:val="22"/>
           <w:szCs w:val="22"/>
-          <w:shd w:val="clear"/>
+          <w:shd w:val="clear" w:color="auto" w:fill="auto"/>
           <w:rFonts w:ascii="Anthropic Sans" w:eastAsia="Anthropic Sans" w:hAnsi="Anthropic Sans" w:cs="Anthropic Sans"/>
         </w:rPr>
         <w:br/>
@@ -177,7 +177,7 @@
           <w:color w:val="141413"/>
           <w:sz w:val="22"/>
           <w:szCs w:val="22"/>
-          <w:shd w:val="clear"/>
+          <w:shd w:val="clear" w:color="auto" w:fill="auto"/>
           <w:rFonts w:ascii="Anthropic Sans" w:eastAsia="Anthropic Sans" w:hAnsi="Anthropic Sans" w:cs="Anthropic Sans"/>
         </w:rPr>
         <w:t xml:space="preserve">MCT 오일 5~10ml</w:t>
@@ -190,7 +190,7 @@
           <w:color w:val="141413"/>
           <w:sz w:val="22"/>
           <w:szCs w:val="22"/>
-          <w:shd w:val="clear"/>
+          <w:shd w:val="clear" w:color="auto" w:fill="auto"/>
           <w:rFonts w:ascii="Anthropic Sans" w:eastAsia="Anthropic Sans" w:hAnsi="Anthropic Sans" w:cs="Anthropic Sans"/>
         </w:rPr>
         <w:br/>
@@ -203,7 +203,7 @@
           <w:color w:val="141413"/>
           <w:sz w:val="22"/>
           <w:szCs w:val="22"/>
-          <w:shd w:val="clear"/>
+          <w:shd w:val="clear" w:color="auto" w:fill="auto"/>
           <w:rFonts w:ascii="Anthropic Sans" w:eastAsia="Anthropic Sans" w:hAnsi="Anthropic Sans" w:cs="Anthropic Sans"/>
         </w:rPr>
         <w:t xml:space="preserve">코코넛 밀크 20~50ml </w:t>
@@ -216,7 +216,7 @@
           <w:color w:val="3D3D3A"/>
           <w:sz w:val="22"/>
           <w:szCs w:val="22"/>
-          <w:shd w:val="clear"/>
+          <w:shd w:val="clear" w:color="auto" w:fill="auto"/>
           <w:rFonts w:ascii="Anthropic Sans" w:eastAsia="Anthropic Sans" w:hAnsi="Anthropic Sans" w:cs="Anthropic Sans"/>
         </w:rPr>
         <w:t xml:space="preserve">(부드럽고 진한 우유맛을 원할수록 많이 — 우유 대신이라고 </w:t>
@@ -229,7 +229,7 @@
           <w:color w:val="3D3D3A"/>
           <w:sz w:val="22"/>
           <w:szCs w:val="22"/>
-          <w:shd w:val="clear"/>
+          <w:shd w:val="clear" w:color="auto" w:fill="auto"/>
           <w:rFonts w:ascii="Anthropic Sans" w:eastAsia="Anthropic Sans" w:hAnsi="Anthropic Sans" w:cs="Anthropic Sans"/>
         </w:rPr>
         <w:t xml:space="preserve">생각하면 딱 맞아요)</w:t>
@@ -242,7 +242,7 @@
           <w:color w:val="141413"/>
           <w:sz w:val="22"/>
           <w:szCs w:val="22"/>
-          <w:shd w:val="clear"/>
+          <w:shd w:val="clear" w:color="auto" w:fill="auto"/>
           <w:rFonts w:ascii="Anthropic Sans" w:eastAsia="Anthropic Sans" w:hAnsi="Anthropic Sans" w:cs="Anthropic Sans"/>
         </w:rPr>
         <w:br/>
@@ -255,7 +255,7 @@
           <w:color w:val="141413"/>
           <w:sz w:val="22"/>
           <w:szCs w:val="22"/>
-          <w:shd w:val="clear"/>
+          <w:shd w:val="clear" w:color="auto" w:fill="auto"/>
           <w:rFonts w:ascii="Anthropic Sans" w:eastAsia="Anthropic Sans" w:hAnsi="Anthropic Sans" w:cs="Anthropic Sans"/>
         </w:rPr>
         <w:t xml:space="preserve">알룰로스 또는 바나나</w:t>
@@ -268,7 +268,7 @@
           <w:color w:val="141413"/>
           <w:sz w:val="22"/>
           <w:szCs w:val="22"/>
-          <w:shd w:val="clear"/>
+          <w:shd w:val="clear" w:color="auto" w:fill="auto"/>
           <w:rFonts w:ascii="Anthropic Sans" w:eastAsia="Anthropic Sans" w:hAnsi="Anthropic Sans" w:cs="Anthropic Sans"/>
         </w:rPr>
         <w:br/>
@@ -281,7 +281,7 @@
           <w:color w:val="141413"/>
           <w:sz w:val="22"/>
           <w:szCs w:val="22"/>
-          <w:shd w:val="clear"/>
+          <w:shd w:val="clear" w:color="auto" w:fill="auto"/>
           <w:rFonts w:ascii="Anthropic Sans" w:eastAsia="Anthropic Sans" w:hAnsi="Anthropic Sans" w:cs="Anthropic Sans"/>
         </w:rPr>
         <w:t xml:space="preserve">히말라야 소금 또는 죽염</w:t>
@@ -294,7 +294,7 @@
           <w:color w:val="141413"/>
           <w:sz w:val="22"/>
           <w:szCs w:val="22"/>
-          <w:shd w:val="clear"/>
+          <w:shd w:val="clear" w:color="auto" w:fill="auto"/>
           <w:rFonts w:ascii="Anthropic Sans" w:eastAsia="Anthropic Sans" w:hAnsi="Anthropic Sans" w:cs="Anthropic Sans"/>
         </w:rPr>
         <w:br/>
@@ -307,7 +307,7 @@
           <w:color w:val="141413"/>
           <w:sz w:val="22"/>
           <w:szCs w:val="22"/>
-          <w:shd w:val="clear"/>
+          <w:shd w:val="clear" w:color="auto" w:fill="auto"/>
           <w:rFonts w:ascii="Anthropic Sans" w:eastAsia="Anthropic Sans" w:hAnsi="Anthropic Sans" w:cs="Anthropic Sans"/>
         </w:rPr>
         <w:t>생크림</w:t>
@@ -320,87 +320,73 @@
           <w:color w:val="141413"/>
           <w:sz w:val="22"/>
           <w:szCs w:val="22"/>
-          <w:shd w:val="clear"/>
+          <w:shd w:val="clear" w:color="auto" w:fill="auto"/>
           <w:rFonts w:ascii="Anthropic Sans" w:eastAsia="Anthropic Sans" w:hAnsi="Anthropic Sans" w:cs="Anthropic Sans"/>
           <w:lang w:eastAsia="ko-KR"/>
         </w:rPr>
-        <w:t xml:space="preserve"> </w:t>
-      </w:r>
-      <w:r>
-        <w:rPr>
-          <w:spacing w:val="0"/>
-          <w:i w:val="0"/>
-          <w:b w:val="0"/>
-          <w:color w:val="141413"/>
-          <w:sz w:val="22"/>
-          <w:szCs w:val="22"/>
-          <w:shd w:val="clear"/>
+        <w:t xml:space="preserve"> (선택)</w:t>
+      </w:r>
+      <w:r>
+        <w:rPr>
+          <w:spacing w:val="0"/>
+          <w:i w:val="0"/>
+          <w:b w:val="0"/>
+          <w:color w:val="141413"/>
+          <w:sz w:val="22"/>
+          <w:szCs w:val="22"/>
+          <w:shd w:val="clear" w:color="auto" w:fill="auto"/>
+          <w:rFonts w:ascii="Anthropic Sans" w:eastAsia="Anthropic Sans" w:hAnsi="Anthropic Sans" w:cs="Anthropic Sans"/>
+        </w:rPr>
+        <w:br/>
+      </w:r>
+      <w:r>
+        <w:rPr>
+          <w:spacing w:val="0"/>
+          <w:i w:val="0"/>
+          <w:b w:val="0"/>
+          <w:color w:val="141413"/>
+          <w:sz w:val="22"/>
+          <w:szCs w:val="22"/>
+          <w:shd w:val="clear" w:color="auto" w:fill="auto"/>
+          <w:rFonts w:ascii="Anthropic Sans" w:eastAsia="Anthropic Sans" w:hAnsi="Anthropic Sans" w:cs="Anthropic Sans"/>
+        </w:rPr>
+        <w:t xml:space="preserve">콜라겐 파우더 </w:t>
+      </w:r>
+      <w:r>
+        <w:rPr>
+          <w:spacing w:val="0"/>
+          <w:i w:val="0"/>
+          <w:b w:val="0"/>
+          <w:color w:val="3D3D3A"/>
+          <w:sz w:val="22"/>
+          <w:szCs w:val="22"/>
+          <w:shd w:val="clear" w:color="auto" w:fill="auto"/>
+          <w:rFonts w:ascii="Anthropic Sans" w:eastAsia="Anthropic Sans" w:hAnsi="Anthropic Sans" w:cs="Anthropic Sans"/>
+        </w:rPr>
+        <w:t>(선택)</w:t>
+      </w:r>
+    </w:p>
+    <w:p>
+      <w:pPr>
+        <w:jc w:val="left"/>
+        <w:spacing w:lineRule="auto" w:line="275"/>
+        <w:rPr>
+          <w:spacing w:val="0"/>
+          <w:i w:val="0"/>
+          <w:b w:val="1"/>
+          <w:color w:val="3D3D3A"/>
+          <w:sz w:val="22"/>
+          <w:szCs w:val="22"/>
+          <w:shd w:val="clear" w:color="auto" w:fill="auto"/>
           <w:rFonts w:ascii="Anthropic Sans" w:eastAsia="Anthropic Sans" w:hAnsi="Anthropic Sans" w:cs="Anthropic Sans"/>
           <w:lang w:eastAsia="ko-KR"/>
         </w:rPr>
-        <w:t>(선택)</w:t>
-      </w:r>
-      <w:r>
-        <w:rPr>
-          <w:spacing w:val="0"/>
-          <w:i w:val="0"/>
-          <w:b w:val="0"/>
-          <w:color w:val="141413"/>
-          <w:sz w:val="22"/>
-          <w:szCs w:val="22"/>
-          <w:shd w:val="clear"/>
-          <w:rFonts w:ascii="Anthropic Sans" w:eastAsia="Anthropic Sans" w:hAnsi="Anthropic Sans" w:cs="Anthropic Sans"/>
-        </w:rPr>
-        <w:br/>
-      </w:r>
-      <w:r>
-        <w:rPr>
-          <w:spacing w:val="0"/>
-          <w:i w:val="0"/>
-          <w:b w:val="0"/>
-          <w:color w:val="141413"/>
-          <w:sz w:val="22"/>
-          <w:szCs w:val="22"/>
-          <w:shd w:val="clear"/>
-          <w:rFonts w:ascii="Anthropic Sans" w:eastAsia="Anthropic Sans" w:hAnsi="Anthropic Sans" w:cs="Anthropic Sans"/>
-        </w:rPr>
-        <w:t xml:space="preserve">콜라겐 파우더 </w:t>
-      </w:r>
-      <w:r>
-        <w:rPr>
-          <w:spacing w:val="0"/>
-          <w:i w:val="0"/>
-          <w:b w:val="0"/>
-          <w:color w:val="3D3D3A"/>
-          <w:sz w:val="22"/>
-          <w:szCs w:val="22"/>
-          <w:shd w:val="clear"/>
-          <w:rFonts w:ascii="Anthropic Sans" w:eastAsia="Anthropic Sans" w:hAnsi="Anthropic Sans" w:cs="Anthropic Sans"/>
-        </w:rPr>
-        <w:t>(선택)</w:t>
-      </w:r>
-    </w:p>
-    <w:p>
-      <w:pPr>
-        <w:jc w:val="left"/>
-        <w:spacing w:lineRule="auto" w:line="276"/>
-        <w:rPr>
-          <w:spacing w:val="0"/>
-          <w:i w:val="0"/>
-          <w:b w:val="1"/>
-          <w:color w:val="3D3D3A"/>
-          <w:sz w:val="22"/>
-          <w:szCs w:val="22"/>
-          <w:shd w:val="clear"/>
-          <w:rFonts w:ascii="Anthropic Sans" w:eastAsia="Anthropic Sans" w:hAnsi="Anthropic Sans" w:cs="Anthropic Sans"/>
-          <w:lang w:eastAsia="ko-KR"/>
-        </w:rPr>
-      </w:pPr>
-    </w:p>
-    <w:p>
-      <w:pPr>
-        <w:jc w:val="left"/>
-        <w:spacing w:lineRule="auto" w:line="276"/>
+      </w:pPr>
+    </w:p>
+    <w:p>
+      <w:pPr>
+        <w:jc w:val="left"/>
+        <w:spacing w:lineRule="auto" w:line="275"/>
         <w:rPr>
           <w:spacing w:val="0"/>
           <w:i w:val="0"/>
@@ -408,7 +394,7 @@
           <w:color w:val="B87A50"/>
           <w:sz w:val="22"/>
           <w:szCs w:val="22"/>
-          <w:shd w:val="clear"/>
+          <w:shd w:val="clear" w:color="auto" w:fill="auto"/>
           <w:rFonts w:ascii="Anthropic Sans" w:eastAsia="Anthropic Sans" w:hAnsi="Anthropic Sans" w:cs="Anthropic Sans"/>
         </w:rPr>
       </w:pPr>
@@ -420,7 +406,7 @@
           <w:color w:val="B87A50"/>
           <w:sz w:val="22"/>
           <w:szCs w:val="22"/>
-          <w:shd w:val="clear"/>
+          <w:shd w:val="clear" w:color="auto" w:fill="auto"/>
           <w:rFonts w:ascii="Anthropic Sans" w:eastAsia="Anthropic Sans" w:hAnsi="Anthropic Sans" w:cs="Anthropic Sans"/>
         </w:rPr>
         <w:t xml:space="preserve">다영이의 한마디</w:t>
@@ -429,15 +415,15 @@
     <w:p>
       <w:pPr>
         <w:jc w:val="left"/>
-        <w:spacing w:lineRule="auto" w:line="276"/>
-        <w:rPr>
-          <w:spacing w:val="0"/>
-          <w:i w:val="0"/>
-          <w:b w:val="0"/>
-          <w:color w:val="141413"/>
-          <w:sz w:val="22"/>
-          <w:szCs w:val="22"/>
-          <w:shd w:val="clear"/>
+        <w:spacing w:lineRule="auto" w:line="275"/>
+        <w:rPr>
+          <w:spacing w:val="0"/>
+          <w:i w:val="0"/>
+          <w:b w:val="0"/>
+          <w:color w:val="141413"/>
+          <w:sz w:val="22"/>
+          <w:szCs w:val="22"/>
+          <w:shd w:val="clear" w:color="auto" w:fill="auto"/>
           <w:rFonts w:ascii="Anthropic Sans" w:eastAsia="Anthropic Sans" w:hAnsi="Anthropic Sans" w:cs="Anthropic Sans"/>
           <w:lang w:eastAsia="ko-KR"/>
         </w:rPr>
@@ -450,7 +436,7 @@
           <w:color w:val="141413"/>
           <w:sz w:val="22"/>
           <w:szCs w:val="22"/>
-          <w:shd w:val="clear"/>
+          <w:shd w:val="clear" w:color="auto" w:fill="auto"/>
           <w:rFonts w:ascii="Anthropic Sans" w:eastAsia="Anthropic Sans" w:hAnsi="Anthropic Sans" w:cs="Anthropic Sans"/>
         </w:rPr>
         <w:t xml:space="preserve">저는 코코넛 밀크 아이스큐브를 하나만 (20g)를 쓰기 때문에 콜라겐 파우더를 꼭 한 </w:t>
@@ -463,7 +449,7 @@
           <w:color w:val="141413"/>
           <w:sz w:val="22"/>
           <w:szCs w:val="22"/>
-          <w:shd w:val="clear"/>
+          <w:shd w:val="clear" w:color="auto" w:fill="auto"/>
           <w:rFonts w:ascii="Anthropic Sans" w:eastAsia="Anthropic Sans" w:hAnsi="Anthropic Sans" w:cs="Anthropic Sans"/>
         </w:rPr>
         <w:t xml:space="preserve">스푼씩 넣어요. 오후 2~3시 출출할 때 과자나 달달한 음료 대신, 커피 못 드시는 분들 </w:t>
@@ -476,7 +462,7 @@
           <w:color w:val="141413"/>
           <w:sz w:val="22"/>
           <w:szCs w:val="22"/>
-          <w:shd w:val="clear"/>
+          <w:shd w:val="clear" w:color="auto" w:fill="auto"/>
           <w:rFonts w:ascii="Anthropic Sans" w:eastAsia="Anthropic Sans" w:hAnsi="Anthropic Sans" w:cs="Anthropic Sans"/>
         </w:rPr>
         <w:t xml:space="preserve">저녁 한 잔으로도 딱이에요.</w:t>
@@ -485,23 +471,23 @@
     <w:p>
       <w:pPr>
         <w:jc w:val="left"/>
-        <w:spacing w:lineRule="auto" w:line="276"/>
-        <w:rPr>
-          <w:spacing w:val="0"/>
-          <w:i w:val="0"/>
-          <w:b w:val="0"/>
-          <w:color w:val="141413"/>
-          <w:sz w:val="22"/>
-          <w:szCs w:val="22"/>
-          <w:shd w:val="clear"/>
-          <w:rFonts w:ascii="Anthropic Sans" w:eastAsia="Anthropic Sans" w:hAnsi="Anthropic Sans" w:cs="Anthropic Sans"/>
-        </w:rPr>
-      </w:pPr>
-    </w:p>
-    <w:p>
-      <w:pPr>
-        <w:jc w:val="left"/>
-        <w:spacing w:lineRule="auto" w:line="276"/>
+        <w:spacing w:lineRule="auto" w:line="275"/>
+        <w:rPr>
+          <w:spacing w:val="0"/>
+          <w:i w:val="0"/>
+          <w:b w:val="0"/>
+          <w:color w:val="141413"/>
+          <w:sz w:val="22"/>
+          <w:szCs w:val="22"/>
+          <w:shd w:val="clear" w:color="auto" w:fill="auto"/>
+          <w:rFonts w:ascii="Anthropic Sans" w:eastAsia="Anthropic Sans" w:hAnsi="Anthropic Sans" w:cs="Anthropic Sans"/>
+        </w:rPr>
+      </w:pPr>
+    </w:p>
+    <w:p>
+      <w:pPr>
+        <w:jc w:val="left"/>
+        <w:spacing w:lineRule="auto" w:line="275"/>
         <w:rPr>
           <w:spacing w:val="0"/>
           <w:i w:val="0"/>
@@ -509,7 +495,7 @@
           <w:color w:val="B87A50"/>
           <w:sz w:val="22"/>
           <w:szCs w:val="22"/>
-          <w:shd w:val="clear"/>
+          <w:shd w:val="clear" w:color="auto" w:fill="auto"/>
           <w:rFonts w:ascii="Anthropic Sans" w:eastAsia="Anthropic Sans" w:hAnsi="Anthropic Sans" w:cs="Anthropic Sans"/>
           <w:lang w:eastAsia="ko-KR"/>
         </w:rPr>
@@ -522,7 +508,7 @@
           <w:color w:val="B87A50"/>
           <w:sz w:val="22"/>
           <w:szCs w:val="22"/>
-          <w:shd w:val="clear"/>
+          <w:shd w:val="clear" w:color="auto" w:fill="auto"/>
           <w:rFonts w:ascii="Anthropic Sans" w:eastAsia="Anthropic Sans" w:hAnsi="Anthropic Sans" w:cs="Anthropic Sans"/>
           <w:lang w:eastAsia="ko-KR"/>
         </w:rPr>
@@ -532,27 +518,27 @@
     <w:p>
       <w:pPr>
         <w:jc w:val="left"/>
-        <w:spacing w:lineRule="auto" w:line="276"/>
-        <w:rPr>
-          <w:spacing w:val="0"/>
-          <w:i w:val="0"/>
-          <w:b w:val="0"/>
-          <w:color w:val="141413"/>
-          <w:sz w:val="22"/>
-          <w:szCs w:val="22"/>
-          <w:shd w:val="clear"/>
-          <w:rFonts w:ascii="Anthropic Sans" w:eastAsia="Anthropic Sans" w:hAnsi="Anthropic Sans" w:cs="Anthropic Sans"/>
-        </w:rPr>
-      </w:pPr>
-      <w:r>
-        <w:rPr>
-          <w:spacing w:val="0"/>
-          <w:i w:val="0"/>
-          <w:b w:val="0"/>
-          <w:color w:val="141413"/>
-          <w:sz w:val="22"/>
-          <w:szCs w:val="22"/>
-          <w:shd w:val="clear"/>
+        <w:spacing w:lineRule="auto" w:line="275"/>
+        <w:rPr>
+          <w:spacing w:val="0"/>
+          <w:i w:val="0"/>
+          <w:b w:val="0"/>
+          <w:color w:val="141413"/>
+          <w:sz w:val="22"/>
+          <w:szCs w:val="22"/>
+          <w:shd w:val="clear" w:color="auto" w:fill="auto"/>
+          <w:rFonts w:ascii="Anthropic Sans" w:eastAsia="Anthropic Sans" w:hAnsi="Anthropic Sans" w:cs="Anthropic Sans"/>
+        </w:rPr>
+      </w:pPr>
+      <w:r>
+        <w:rPr>
+          <w:spacing w:val="0"/>
+          <w:i w:val="0"/>
+          <w:b w:val="0"/>
+          <w:color w:val="141413"/>
+          <w:sz w:val="22"/>
+          <w:szCs w:val="22"/>
+          <w:shd w:val="clear" w:color="auto" w:fill="auto"/>
           <w:rFonts w:ascii="Anthropic Sans" w:eastAsia="Anthropic Sans" w:hAnsi="Anthropic Sans" w:cs="Anthropic Sans"/>
         </w:rPr>
         <w:t xml:space="preserve">발로나 무설탕 코코아 파우더</w:t>
@@ -561,27 +547,27 @@
     <w:p>
       <w:pPr>
         <w:jc w:val="left"/>
-        <w:spacing w:lineRule="auto" w:line="276"/>
-        <w:rPr>
-          <w:spacing w:val="0"/>
-          <w:i w:val="0"/>
-          <w:b w:val="0"/>
-          <w:color w:val="3D3D3A"/>
-          <w:sz w:val="22"/>
-          <w:szCs w:val="22"/>
-          <w:shd w:val="clear"/>
-          <w:rFonts w:ascii="Anthropic Sans" w:eastAsia="Anthropic Sans" w:hAnsi="Anthropic Sans" w:cs="Anthropic Sans"/>
-        </w:rPr>
-      </w:pPr>
-      <w:r>
-        <w:rPr>
-          <w:spacing w:val="0"/>
-          <w:i w:val="0"/>
-          <w:b w:val="0"/>
-          <w:color w:val="3D3D3A"/>
-          <w:sz w:val="22"/>
-          <w:szCs w:val="22"/>
-          <w:shd w:val="clear"/>
+        <w:spacing w:lineRule="auto" w:line="275"/>
+        <w:rPr>
+          <w:spacing w:val="0"/>
+          <w:i w:val="0"/>
+          <w:b w:val="0"/>
+          <w:color w:val="3D3D3A"/>
+          <w:sz w:val="22"/>
+          <w:szCs w:val="22"/>
+          <w:shd w:val="clear" w:color="auto" w:fill="auto"/>
+          <w:rFonts w:ascii="Anthropic Sans" w:eastAsia="Anthropic Sans" w:hAnsi="Anthropic Sans" w:cs="Anthropic Sans"/>
+        </w:rPr>
+      </w:pPr>
+      <w:r>
+        <w:rPr>
+          <w:spacing w:val="0"/>
+          <w:i w:val="0"/>
+          <w:b w:val="0"/>
+          <w:color w:val="3D3D3A"/>
+          <w:sz w:val="22"/>
+          <w:szCs w:val="22"/>
+          <w:shd w:val="clear" w:color="auto" w:fill="auto"/>
           <w:rFonts w:ascii="Anthropic Sans" w:eastAsia="Anthropic Sans" w:hAnsi="Anthropic Sans" w:cs="Anthropic Sans"/>
         </w:rPr>
         <w:t xml:space="preserve">발로나는 전 세계 파티시에들이 가장 신뢰하는 프랑스 최고급 초콜릿 브랜드예요. 그 </w:t>
@@ -594,7 +580,7 @@
           <w:color w:val="3D3D3A"/>
           <w:sz w:val="22"/>
           <w:szCs w:val="22"/>
-          <w:shd w:val="clear"/>
+          <w:shd w:val="clear" w:color="auto" w:fill="auto"/>
           <w:rFonts w:ascii="Anthropic Sans" w:eastAsia="Anthropic Sans" w:hAnsi="Anthropic Sans" w:cs="Anthropic Sans"/>
         </w:rPr>
         <w:t xml:space="preserve">발로나의 무설탕 코코아 파우더예요. 방탄코코아에 넣으면 카카오 특유의 깊고 묵직한 </w:t>
@@ -607,7 +593,7 @@
           <w:color w:val="3D3D3A"/>
           <w:sz w:val="22"/>
           <w:szCs w:val="22"/>
-          <w:shd w:val="clear"/>
+          <w:shd w:val="clear" w:color="auto" w:fill="auto"/>
           <w:rFonts w:ascii="Anthropic Sans" w:eastAsia="Anthropic Sans" w:hAnsi="Anthropic Sans" w:cs="Anthropic Sans"/>
         </w:rPr>
         <w:t xml:space="preserve">향이 확 달라요. 싼 코코아 파우더랑 비교가 안 돼요. 단맛 없이 코코아 본연의 풍미만 </w:t>
@@ -620,7 +606,7 @@
           <w:color w:val="3D3D3A"/>
           <w:sz w:val="22"/>
           <w:szCs w:val="22"/>
-          <w:shd w:val="clear"/>
+          <w:shd w:val="clear" w:color="auto" w:fill="auto"/>
           <w:rFonts w:ascii="Anthropic Sans" w:eastAsia="Anthropic Sans" w:hAnsi="Anthropic Sans" w:cs="Anthropic Sans"/>
         </w:rPr>
         <w:t xml:space="preserve">그대로 담겨 있어요.</w:t>
@@ -629,7 +615,7 @@
     <w:p>
       <w:pPr>
         <w:jc w:val="left"/>
-        <w:spacing w:lineRule="auto" w:line="276"/>
+        <w:spacing w:lineRule="auto" w:line="275"/>
         <w:rPr>
           <w:spacing w:val="0"/>
           <w:i w:val="0"/>
@@ -637,7 +623,7 @@
           <w:color w:val="auto"/>
           <w:sz w:val="22"/>
           <w:szCs w:val="22"/>
-          <w:shd w:val="clear"/>
+          <w:shd w:val="clear" w:color="auto" w:fill="auto"/>
           <w:rFonts w:ascii="Anthropic Sans" w:eastAsia="Anthropic Sans" w:hAnsi="Anthropic Sans" w:cs="Anthropic Sans"/>
           <w:lang w:eastAsia="ko-KR"/>
         </w:rPr>
@@ -660,7 +646,7 @@
           <w:sz w:val="22"/>
           <w:szCs w:val="22"/>
           <w:u w:val="single" w:color="0563C1"/>
-          <w:shd w:val="clear"/>
+          <w:shd w:val="clear" w:color="auto" w:fill="auto"/>
           <w:rFonts w:ascii="Anthropic Sans" w:eastAsia="Anthropic Sans" w:hAnsi="Anthropic Sans" w:cs="Anthropic Sans"/>
         </w:rPr>
         <w:t>쿠</w:t>
@@ -674,7 +660,7 @@
           <w:sz w:val="22"/>
           <w:szCs w:val="22"/>
           <w:u w:val="single" w:color="0563C1"/>
-          <w:shd w:val="clear"/>
+          <w:shd w:val="clear" w:color="auto" w:fill="auto"/>
           <w:rFonts w:ascii="Anthropic Sans" w:eastAsia="Anthropic Sans" w:hAnsi="Anthropic Sans" w:cs="Anthropic Sans"/>
         </w:rPr>
         <w:t>팡</w:t>
@@ -688,7 +674,7 @@
           <w:sz w:val="22"/>
           <w:szCs w:val="22"/>
           <w:u w:val="single" w:color="0563C1"/>
-          <w:shd w:val="clear"/>
+          <w:shd w:val="clear" w:color="auto" w:fill="auto"/>
           <w:rFonts w:ascii="Anthropic Sans" w:eastAsia="Anthropic Sans" w:hAnsi="Anthropic Sans" w:cs="Anthropic Sans"/>
         </w:rPr>
         <w:t xml:space="preserve"> </w:t>
@@ -702,7 +688,7 @@
           <w:sz w:val="22"/>
           <w:szCs w:val="22"/>
           <w:u w:val="single" w:color="0563C1"/>
-          <w:shd w:val="clear"/>
+          <w:shd w:val="clear" w:color="auto" w:fill="auto"/>
           <w:rFonts w:ascii="Anthropic Sans" w:eastAsia="Anthropic Sans" w:hAnsi="Anthropic Sans" w:cs="Anthropic Sans"/>
         </w:rPr>
         <w:t>바</w:t>
@@ -716,7 +702,7 @@
           <w:sz w:val="22"/>
           <w:szCs w:val="22"/>
           <w:u w:val="single" w:color="0563C1"/>
-          <w:shd w:val="clear"/>
+          <w:shd w:val="clear" w:color="auto" w:fill="auto"/>
           <w:rFonts w:ascii="Anthropic Sans" w:eastAsia="Anthropic Sans" w:hAnsi="Anthropic Sans" w:cs="Anthropic Sans"/>
         </w:rPr>
         <w:t>로</w:t>
@@ -730,7 +716,7 @@
           <w:sz w:val="22"/>
           <w:szCs w:val="22"/>
           <w:u w:val="single" w:color="0563C1"/>
-          <w:shd w:val="clear"/>
+          <w:shd w:val="clear" w:color="auto" w:fill="auto"/>
           <w:rFonts w:ascii="Anthropic Sans" w:eastAsia="Anthropic Sans" w:hAnsi="Anthropic Sans" w:cs="Anthropic Sans"/>
         </w:rPr>
         <w:t>가</w:t>
@@ -744,7 +730,7 @@
           <w:sz w:val="22"/>
           <w:szCs w:val="22"/>
           <w:u w:val="single" w:color="0563C1"/>
-          <w:shd w:val="clear"/>
+          <w:shd w:val="clear" w:color="auto" w:fill="auto"/>
           <w:rFonts w:ascii="Anthropic Sans" w:eastAsia="Anthropic Sans" w:hAnsi="Anthropic Sans" w:cs="Anthropic Sans"/>
         </w:rPr>
         <w:t>기</w:t>
@@ -758,7 +744,7 @@
           <w:sz w:val="22"/>
           <w:szCs w:val="22"/>
           <w:u w:val="single" w:color="0563C1"/>
-          <w:shd w:val="clear"/>
+          <w:shd w:val="clear" w:color="auto" w:fill="auto"/>
           <w:rFonts w:ascii="Anthropic Sans" w:eastAsia="Anthropic Sans" w:hAnsi="Anthropic Sans" w:cs="Anthropic Sans"/>
         </w:rPr>
         <w:t xml:space="preserve"> </w:t>
@@ -772,14 +758,14 @@
           <w:sz w:val="22"/>
           <w:szCs w:val="22"/>
           <w:u w:val="single" w:color="0563C1"/>
-          <w:shd w:val="clear"/>
+          <w:shd w:val="clear" w:color="auto" w:fill="auto"/>
           <w:rFonts w:ascii="Anthropic Sans" w:eastAsia="Anthropic Sans" w:hAnsi="Anthropic Sans" w:cs="Anthropic Sans"/>
         </w:rPr>
         <w:t>→</w:t>
       </w:r>
       <w:r>
         <w:rPr>
-          <w:shd w:val="clear"/>
+          <w:shd w:val="clear" w:color="auto" w:fill="auto"/>
         </w:rPr>
         <w:fldChar w:fldCharType="end"/>
       </w:r>
@@ -787,7 +773,7 @@
     <w:p>
       <w:pPr>
         <w:jc w:val="left"/>
-        <w:spacing w:lineRule="auto" w:line="276"/>
+        <w:spacing w:lineRule="auto" w:line="275"/>
         <w:rPr>
           <w:spacing w:val="0"/>
           <w:i w:val="0"/>
@@ -795,7 +781,7 @@
           <w:color w:val="auto"/>
           <w:sz w:val="22"/>
           <w:szCs w:val="22"/>
-          <w:shd w:val="clear"/>
+          <w:shd w:val="clear" w:color="auto" w:fill="auto"/>
           <w:rFonts w:ascii="Anthropic Sans" w:eastAsia="Anthropic Sans" w:hAnsi="Anthropic Sans" w:cs="Anthropic Sans"/>
           <w:lang w:eastAsia="ko-KR"/>
         </w:rPr>
@@ -804,7 +790,7 @@
     <w:p>
       <w:pPr>
         <w:jc w:val="left"/>
-        <w:spacing w:lineRule="auto" w:line="276"/>
+        <w:spacing w:lineRule="auto" w:line="275"/>
         <w:rPr>
           <w:spacing w:val="0"/>
           <w:i w:val="0"/>
@@ -812,7 +798,7 @@
           <w:color w:val="auto"/>
           <w:sz w:val="22"/>
           <w:szCs w:val="22"/>
-          <w:shd w:val="clear"/>
+          <w:shd w:val="clear" w:color="auto" w:fill="auto"/>
           <w:rFonts w:ascii="Anthropic Sans" w:eastAsia="Anthropic Sans" w:hAnsi="Anthropic Sans" w:cs="Anthropic Sans"/>
           <w:lang w:eastAsia="ko-KR"/>
         </w:rPr>
@@ -821,7 +807,7 @@
     <w:p>
       <w:pPr>
         <w:jc w:val="left"/>
-        <w:spacing w:lineRule="auto" w:line="276"/>
+        <w:spacing w:lineRule="auto" w:line="275"/>
         <w:rPr>
           <w:spacing w:val="0"/>
           <w:i w:val="0"/>
@@ -829,7 +815,7 @@
           <w:color w:val="73726C"/>
           <w:sz w:val="22"/>
           <w:szCs w:val="22"/>
-          <w:shd w:val="clear"/>
+          <w:shd w:val="clear" w:color="auto" w:fill="auto"/>
           <w:rFonts w:ascii="Anthropic Sans" w:eastAsia="Anthropic Sans" w:hAnsi="Anthropic Sans" w:cs="Anthropic Sans"/>
         </w:rPr>
       </w:pPr>
@@ -841,7 +827,7 @@
           <w:color w:val="B87A50"/>
           <w:sz w:val="22"/>
           <w:szCs w:val="22"/>
-          <w:shd w:val="clear"/>
+          <w:shd w:val="clear" w:color="auto" w:fill="auto"/>
           <w:rFonts w:ascii="Anthropic Sans" w:eastAsia="Anthropic Sans" w:hAnsi="Anthropic Sans" w:cs="Anthropic Sans"/>
           <w:lang w:eastAsia="ko-KR"/>
         </w:rPr>
@@ -851,27 +837,27 @@
     <w:p>
       <w:pPr>
         <w:jc w:val="left"/>
-        <w:spacing w:lineRule="auto" w:line="276"/>
-        <w:rPr>
-          <w:spacing w:val="0"/>
-          <w:i w:val="0"/>
-          <w:b w:val="0"/>
-          <w:color w:val="141413"/>
-          <w:sz w:val="22"/>
-          <w:szCs w:val="22"/>
-          <w:shd w:val="clear"/>
-          <w:rFonts w:ascii="Anthropic Sans" w:eastAsia="Anthropic Sans" w:hAnsi="Anthropic Sans" w:cs="Anthropic Sans"/>
-        </w:rPr>
-      </w:pPr>
-      <w:r>
-        <w:rPr>
-          <w:spacing w:val="0"/>
-          <w:i w:val="0"/>
-          <w:b w:val="0"/>
-          <w:color w:val="141413"/>
-          <w:sz w:val="22"/>
-          <w:szCs w:val="22"/>
-          <w:shd w:val="clear"/>
+        <w:spacing w:lineRule="auto" w:line="275"/>
+        <w:rPr>
+          <w:spacing w:val="0"/>
+          <w:i w:val="0"/>
+          <w:b w:val="0"/>
+          <w:color w:val="141413"/>
+          <w:sz w:val="22"/>
+          <w:szCs w:val="22"/>
+          <w:shd w:val="clear" w:color="auto" w:fill="auto"/>
+          <w:rFonts w:ascii="Anthropic Sans" w:eastAsia="Anthropic Sans" w:hAnsi="Anthropic Sans" w:cs="Anthropic Sans"/>
+        </w:rPr>
+      </w:pPr>
+      <w:r>
+        <w:rPr>
+          <w:spacing w:val="0"/>
+          <w:i w:val="0"/>
+          <w:b w:val="0"/>
+          <w:color w:val="141413"/>
+          <w:sz w:val="22"/>
+          <w:szCs w:val="22"/>
+          <w:shd w:val="clear" w:color="auto" w:fill="auto"/>
           <w:rFonts w:ascii="Anthropic Sans" w:eastAsia="Anthropic Sans" w:hAnsi="Anthropic Sans" w:cs="Anthropic Sans"/>
         </w:rPr>
         <w:t xml:space="preserve">무염 목초버터 프레지덩트</w:t>
@@ -880,27 +866,27 @@
     <w:p>
       <w:pPr>
         <w:jc w:val="left"/>
-        <w:spacing w:lineRule="auto" w:line="276"/>
-        <w:rPr>
-          <w:spacing w:val="0"/>
-          <w:i w:val="0"/>
-          <w:b w:val="0"/>
-          <w:color w:val="3D3D3A"/>
-          <w:sz w:val="22"/>
-          <w:szCs w:val="22"/>
-          <w:shd w:val="clear"/>
-          <w:rFonts w:ascii="Anthropic Sans" w:eastAsia="Anthropic Sans" w:hAnsi="Anthropic Sans" w:cs="Anthropic Sans"/>
-        </w:rPr>
-      </w:pPr>
-      <w:r>
-        <w:rPr>
-          <w:spacing w:val="0"/>
-          <w:i w:val="0"/>
-          <w:b w:val="0"/>
-          <w:color w:val="3D3D3A"/>
-          <w:sz w:val="22"/>
-          <w:szCs w:val="22"/>
-          <w:shd w:val="clear"/>
+        <w:spacing w:lineRule="auto" w:line="275"/>
+        <w:rPr>
+          <w:spacing w:val="0"/>
+          <w:i w:val="0"/>
+          <w:b w:val="0"/>
+          <w:color w:val="3D3D3A"/>
+          <w:sz w:val="22"/>
+          <w:szCs w:val="22"/>
+          <w:shd w:val="clear" w:color="auto" w:fill="auto"/>
+          <w:rFonts w:ascii="Anthropic Sans" w:eastAsia="Anthropic Sans" w:hAnsi="Anthropic Sans" w:cs="Anthropic Sans"/>
+        </w:rPr>
+      </w:pPr>
+      <w:r>
+        <w:rPr>
+          <w:spacing w:val="0"/>
+          <w:i w:val="0"/>
+          <w:b w:val="0"/>
+          <w:color w:val="3D3D3A"/>
+          <w:sz w:val="22"/>
+          <w:szCs w:val="22"/>
+          <w:shd w:val="clear" w:color="auto" w:fill="auto"/>
           <w:rFonts w:ascii="Anthropic Sans" w:eastAsia="Anthropic Sans" w:hAnsi="Anthropic Sans" w:cs="Anthropic Sans"/>
         </w:rPr>
         <w:t xml:space="preserve">목초를 먹고 자란 소의 우유로 만든 버터예요. 일반 버터보다 오메가-3와 </w:t>
@@ -913,7 +899,7 @@
           <w:color w:val="3D3D3A"/>
           <w:sz w:val="22"/>
           <w:szCs w:val="22"/>
-          <w:shd w:val="clear"/>
+          <w:shd w:val="clear" w:color="auto" w:fill="auto"/>
           <w:rFonts w:ascii="Anthropic Sans" w:eastAsia="Anthropic Sans" w:hAnsi="Anthropic Sans" w:cs="Anthropic Sans"/>
         </w:rPr>
         <w:t xml:space="preserve">CLA(공액리놀레산)가 높아서 지방의 질이 달라요. 풍미가 깔끔하고 담백해서 처음 </w:t>
@@ -926,7 +912,7 @@
           <w:color w:val="3D3D3A"/>
           <w:sz w:val="22"/>
           <w:szCs w:val="22"/>
-          <w:shd w:val="clear"/>
+          <w:shd w:val="clear" w:color="auto" w:fill="auto"/>
           <w:rFonts w:ascii="Anthropic Sans" w:eastAsia="Anthropic Sans" w:hAnsi="Anthropic Sans" w:cs="Anthropic Sans"/>
         </w:rPr>
         <w:t xml:space="preserve">시작하는 분들께 권해요.</w:t>
@@ -935,7 +921,7 @@
     <w:p>
       <w:pPr>
         <w:jc w:val="left"/>
-        <w:spacing w:lineRule="auto" w:line="276"/>
+        <w:spacing w:lineRule="auto" w:line="275"/>
         <w:rPr>
           <w:spacing w:val="0"/>
           <w:i w:val="0"/>
@@ -943,7 +929,7 @@
           <w:color w:val="000000"/>
           <w:sz w:val="22"/>
           <w:szCs w:val="22"/>
-          <w:shd w:val="clear"/>
+          <w:shd w:val="clear" w:color="auto" w:fill="auto"/>
           <w:rFonts w:ascii="Anthropic Sans" w:eastAsia="Anthropic Sans" w:hAnsi="Anthropic Sans" w:cs="Anthropic Sans"/>
         </w:rPr>
       </w:pPr>
@@ -965,7 +951,7 @@
           <w:sz w:val="22"/>
           <w:szCs w:val="22"/>
           <w:u w:val="single" w:color="0563C1"/>
-          <w:shd w:val="clear"/>
+          <w:shd w:val="clear" w:color="auto" w:fill="auto"/>
           <w:rFonts w:ascii="Anthropic Sans" w:eastAsia="Anthropic Sans" w:hAnsi="Anthropic Sans" w:cs="Anthropic Sans"/>
         </w:rPr>
         <w:t>쿠</w:t>
@@ -979,7 +965,7 @@
           <w:sz w:val="22"/>
           <w:szCs w:val="22"/>
           <w:u w:val="single" w:color="0563C1"/>
-          <w:shd w:val="clear"/>
+          <w:shd w:val="clear" w:color="auto" w:fill="auto"/>
           <w:rFonts w:ascii="Anthropic Sans" w:eastAsia="Anthropic Sans" w:hAnsi="Anthropic Sans" w:cs="Anthropic Sans"/>
         </w:rPr>
         <w:t>팡</w:t>
@@ -993,7 +979,7 @@
           <w:sz w:val="22"/>
           <w:szCs w:val="22"/>
           <w:u w:val="single" w:color="0563C1"/>
-          <w:shd w:val="clear"/>
+          <w:shd w:val="clear" w:color="auto" w:fill="auto"/>
           <w:rFonts w:ascii="Anthropic Sans" w:eastAsia="Anthropic Sans" w:hAnsi="Anthropic Sans" w:cs="Anthropic Sans"/>
         </w:rPr>
         <w:t xml:space="preserve"> </w:t>
@@ -1007,7 +993,7 @@
           <w:sz w:val="22"/>
           <w:szCs w:val="22"/>
           <w:u w:val="single" w:color="0563C1"/>
-          <w:shd w:val="clear"/>
+          <w:shd w:val="clear" w:color="auto" w:fill="auto"/>
           <w:rFonts w:ascii="Anthropic Sans" w:eastAsia="Anthropic Sans" w:hAnsi="Anthropic Sans" w:cs="Anthropic Sans"/>
         </w:rPr>
         <w:t>바</w:t>
@@ -1021,7 +1007,7 @@
           <w:sz w:val="22"/>
           <w:szCs w:val="22"/>
           <w:u w:val="single" w:color="0563C1"/>
-          <w:shd w:val="clear"/>
+          <w:shd w:val="clear" w:color="auto" w:fill="auto"/>
           <w:rFonts w:ascii="Anthropic Sans" w:eastAsia="Anthropic Sans" w:hAnsi="Anthropic Sans" w:cs="Anthropic Sans"/>
         </w:rPr>
         <w:t>로</w:t>
@@ -1035,7 +1021,7 @@
           <w:sz w:val="22"/>
           <w:szCs w:val="22"/>
           <w:u w:val="single" w:color="0563C1"/>
-          <w:shd w:val="clear"/>
+          <w:shd w:val="clear" w:color="auto" w:fill="auto"/>
           <w:rFonts w:ascii="Anthropic Sans" w:eastAsia="Anthropic Sans" w:hAnsi="Anthropic Sans" w:cs="Anthropic Sans"/>
         </w:rPr>
         <w:t>가</w:t>
@@ -1049,7 +1035,7 @@
           <w:sz w:val="22"/>
           <w:szCs w:val="22"/>
           <w:u w:val="single" w:color="0563C1"/>
-          <w:shd w:val="clear"/>
+          <w:shd w:val="clear" w:color="auto" w:fill="auto"/>
           <w:rFonts w:ascii="Anthropic Sans" w:eastAsia="Anthropic Sans" w:hAnsi="Anthropic Sans" w:cs="Anthropic Sans"/>
         </w:rPr>
         <w:t>기</w:t>
@@ -1063,7 +1049,7 @@
           <w:sz w:val="22"/>
           <w:szCs w:val="22"/>
           <w:u w:val="single" w:color="0563C1"/>
-          <w:shd w:val="clear"/>
+          <w:shd w:val="clear" w:color="auto" w:fill="auto"/>
           <w:rFonts w:ascii="Anthropic Sans" w:eastAsia="Anthropic Sans" w:hAnsi="Anthropic Sans" w:cs="Anthropic Sans"/>
         </w:rPr>
         <w:t xml:space="preserve"> </w:t>
@@ -1077,14 +1063,14 @@
           <w:sz w:val="22"/>
           <w:szCs w:val="22"/>
           <w:u w:val="single" w:color="0563C1"/>
-          <w:shd w:val="clear"/>
+          <w:shd w:val="clear" w:color="auto" w:fill="auto"/>
           <w:rFonts w:ascii="Anthropic Sans" w:eastAsia="Anthropic Sans" w:hAnsi="Anthropic Sans" w:cs="Anthropic Sans"/>
         </w:rPr>
         <w:t>→</w:t>
       </w:r>
       <w:r>
         <w:rPr>
-          <w:shd w:val="clear"/>
+          <w:shd w:val="clear" w:color="auto" w:fill="auto"/>
         </w:rPr>
         <w:fldChar w:fldCharType="end"/>
       </w:r>
@@ -1092,27 +1078,27 @@
     <w:p>
       <w:pPr>
         <w:jc w:val="left"/>
-        <w:spacing w:lineRule="auto" w:line="276"/>
-        <w:rPr>
-          <w:spacing w:val="0"/>
-          <w:i w:val="0"/>
-          <w:b w:val="0"/>
-          <w:color w:val="141413"/>
-          <w:sz w:val="22"/>
-          <w:szCs w:val="22"/>
-          <w:shd w:val="clear"/>
-          <w:rFonts w:ascii="Anthropic Sans" w:eastAsia="Anthropic Sans" w:hAnsi="Anthropic Sans" w:cs="Anthropic Sans"/>
-        </w:rPr>
-      </w:pPr>
-      <w:r>
-        <w:rPr>
-          <w:spacing w:val="0"/>
-          <w:i w:val="0"/>
-          <w:b w:val="0"/>
-          <w:color w:val="141413"/>
-          <w:sz w:val="22"/>
-          <w:szCs w:val="22"/>
-          <w:shd w:val="clear"/>
+        <w:spacing w:lineRule="auto" w:line="275"/>
+        <w:rPr>
+          <w:spacing w:val="0"/>
+          <w:i w:val="0"/>
+          <w:b w:val="0"/>
+          <w:color w:val="141413"/>
+          <w:sz w:val="22"/>
+          <w:szCs w:val="22"/>
+          <w:shd w:val="clear" w:color="auto" w:fill="auto"/>
+          <w:rFonts w:ascii="Anthropic Sans" w:eastAsia="Anthropic Sans" w:hAnsi="Anthropic Sans" w:cs="Anthropic Sans"/>
+        </w:rPr>
+      </w:pPr>
+      <w:r>
+        <w:rPr>
+          <w:spacing w:val="0"/>
+          <w:i w:val="0"/>
+          <w:b w:val="0"/>
+          <w:color w:val="141413"/>
+          <w:sz w:val="22"/>
+          <w:szCs w:val="22"/>
+          <w:shd w:val="clear" w:color="auto" w:fill="auto"/>
           <w:rFonts w:ascii="Anthropic Sans" w:eastAsia="Anthropic Sans" w:hAnsi="Anthropic Sans" w:cs="Anthropic Sans"/>
         </w:rPr>
         <w:t xml:space="preserve">무염 목초버터 이즈니</w:t>
@@ -1121,27 +1107,27 @@
     <w:p>
       <w:pPr>
         <w:jc w:val="left"/>
-        <w:spacing w:lineRule="auto" w:line="276"/>
-        <w:rPr>
-          <w:spacing w:val="0"/>
-          <w:i w:val="0"/>
-          <w:b w:val="0"/>
-          <w:color w:val="3D3D3A"/>
-          <w:sz w:val="22"/>
-          <w:szCs w:val="22"/>
-          <w:shd w:val="clear"/>
-          <w:rFonts w:ascii="Anthropic Sans" w:eastAsia="Anthropic Sans" w:hAnsi="Anthropic Sans" w:cs="Anthropic Sans"/>
-        </w:rPr>
-      </w:pPr>
-      <w:r>
-        <w:rPr>
-          <w:spacing w:val="0"/>
-          <w:i w:val="0"/>
-          <w:b w:val="0"/>
-          <w:color w:val="3D3D3A"/>
-          <w:sz w:val="22"/>
-          <w:szCs w:val="22"/>
-          <w:shd w:val="clear"/>
+        <w:spacing w:lineRule="auto" w:line="275"/>
+        <w:rPr>
+          <w:spacing w:val="0"/>
+          <w:i w:val="0"/>
+          <w:b w:val="0"/>
+          <w:color w:val="3D3D3A"/>
+          <w:sz w:val="22"/>
+          <w:szCs w:val="22"/>
+          <w:shd w:val="clear" w:color="auto" w:fill="auto"/>
+          <w:rFonts w:ascii="Anthropic Sans" w:eastAsia="Anthropic Sans" w:hAnsi="Anthropic Sans" w:cs="Anthropic Sans"/>
+        </w:rPr>
+      </w:pPr>
+      <w:r>
+        <w:rPr>
+          <w:spacing w:val="0"/>
+          <w:i w:val="0"/>
+          <w:b w:val="0"/>
+          <w:color w:val="3D3D3A"/>
+          <w:sz w:val="22"/>
+          <w:szCs w:val="22"/>
+          <w:shd w:val="clear" w:color="auto" w:fill="auto"/>
           <w:rFonts w:ascii="Anthropic Sans" w:eastAsia="Anthropic Sans" w:hAnsi="Anthropic Sans" w:cs="Anthropic Sans"/>
         </w:rPr>
         <w:t xml:space="preserve">프랑스 노르망디 AOC 인증 버터예요. 유지방 함량이 높고, 방탄코코아에 넣으면 초콜릿 </w:t>
@@ -1154,7 +1140,7 @@
           <w:color w:val="3D3D3A"/>
           <w:sz w:val="22"/>
           <w:szCs w:val="22"/>
-          <w:shd w:val="clear"/>
+          <w:shd w:val="clear" w:color="auto" w:fill="auto"/>
           <w:rFonts w:ascii="Anthropic Sans" w:eastAsia="Anthropic Sans" w:hAnsi="Anthropic Sans" w:cs="Anthropic Sans"/>
         </w:rPr>
         <w:t xml:space="preserve">버터 향이 진하게 살아요.</w:t>
@@ -1163,7 +1149,7 @@
     <w:p>
       <w:pPr>
         <w:jc w:val="left"/>
-        <w:spacing w:lineRule="auto" w:line="276"/>
+        <w:spacing w:lineRule="auto" w:line="275"/>
         <w:rPr>
           <w:spacing w:val="0"/>
           <w:i w:val="0"/>
@@ -1171,7 +1157,7 @@
           <w:color w:val="000000"/>
           <w:sz w:val="22"/>
           <w:szCs w:val="22"/>
-          <w:shd w:val="clear"/>
+          <w:shd w:val="clear" w:color="auto" w:fill="auto"/>
           <w:rFonts w:ascii="Anthropic Sans" w:eastAsia="Anthropic Sans" w:hAnsi="Anthropic Sans" w:cs="Anthropic Sans"/>
         </w:rPr>
       </w:pPr>
@@ -1193,7 +1179,7 @@
           <w:sz w:val="22"/>
           <w:szCs w:val="22"/>
           <w:u w:val="single" w:color="0563C1"/>
-          <w:shd w:val="clear"/>
+          <w:shd w:val="clear" w:color="auto" w:fill="auto"/>
           <w:rFonts w:ascii="Anthropic Sans" w:eastAsia="Anthropic Sans" w:hAnsi="Anthropic Sans" w:cs="Anthropic Sans"/>
         </w:rPr>
         <w:t>쿠</w:t>
@@ -1207,7 +1193,7 @@
           <w:sz w:val="22"/>
           <w:szCs w:val="22"/>
           <w:u w:val="single" w:color="0563C1"/>
-          <w:shd w:val="clear"/>
+          <w:shd w:val="clear" w:color="auto" w:fill="auto"/>
           <w:rFonts w:ascii="Anthropic Sans" w:eastAsia="Anthropic Sans" w:hAnsi="Anthropic Sans" w:cs="Anthropic Sans"/>
         </w:rPr>
         <w:t>팡</w:t>
@@ -1221,7 +1207,7 @@
           <w:sz w:val="22"/>
           <w:szCs w:val="22"/>
           <w:u w:val="single" w:color="0563C1"/>
-          <w:shd w:val="clear"/>
+          <w:shd w:val="clear" w:color="auto" w:fill="auto"/>
           <w:rFonts w:ascii="Anthropic Sans" w:eastAsia="Anthropic Sans" w:hAnsi="Anthropic Sans" w:cs="Anthropic Sans"/>
         </w:rPr>
         <w:t xml:space="preserve"> </w:t>
@@ -1235,7 +1221,7 @@
           <w:sz w:val="22"/>
           <w:szCs w:val="22"/>
           <w:u w:val="single" w:color="0563C1"/>
-          <w:shd w:val="clear"/>
+          <w:shd w:val="clear" w:color="auto" w:fill="auto"/>
           <w:rFonts w:ascii="Anthropic Sans" w:eastAsia="Anthropic Sans" w:hAnsi="Anthropic Sans" w:cs="Anthropic Sans"/>
         </w:rPr>
         <w:t>바</w:t>
@@ -1249,7 +1235,7 @@
           <w:sz w:val="22"/>
           <w:szCs w:val="22"/>
           <w:u w:val="single" w:color="0563C1"/>
-          <w:shd w:val="clear"/>
+          <w:shd w:val="clear" w:color="auto" w:fill="auto"/>
           <w:rFonts w:ascii="Anthropic Sans" w:eastAsia="Anthropic Sans" w:hAnsi="Anthropic Sans" w:cs="Anthropic Sans"/>
         </w:rPr>
         <w:t>로</w:t>
@@ -1263,7 +1249,7 @@
           <w:sz w:val="22"/>
           <w:szCs w:val="22"/>
           <w:u w:val="single" w:color="0563C1"/>
-          <w:shd w:val="clear"/>
+          <w:shd w:val="clear" w:color="auto" w:fill="auto"/>
           <w:rFonts w:ascii="Anthropic Sans" w:eastAsia="Anthropic Sans" w:hAnsi="Anthropic Sans" w:cs="Anthropic Sans"/>
         </w:rPr>
         <w:t>가</w:t>
@@ -1277,7 +1263,7 @@
           <w:sz w:val="22"/>
           <w:szCs w:val="22"/>
           <w:u w:val="single" w:color="0563C1"/>
-          <w:shd w:val="clear"/>
+          <w:shd w:val="clear" w:color="auto" w:fill="auto"/>
           <w:rFonts w:ascii="Anthropic Sans" w:eastAsia="Anthropic Sans" w:hAnsi="Anthropic Sans" w:cs="Anthropic Sans"/>
         </w:rPr>
         <w:t>기</w:t>
@@ -1291,7 +1277,7 @@
           <w:sz w:val="22"/>
           <w:szCs w:val="22"/>
           <w:u w:val="single" w:color="0563C1"/>
-          <w:shd w:val="clear"/>
+          <w:shd w:val="clear" w:color="auto" w:fill="auto"/>
           <w:rFonts w:ascii="Anthropic Sans" w:eastAsia="Anthropic Sans" w:hAnsi="Anthropic Sans" w:cs="Anthropic Sans"/>
         </w:rPr>
         <w:t xml:space="preserve"> </w:t>
@@ -1305,14 +1291,14 @@
           <w:sz w:val="22"/>
           <w:szCs w:val="22"/>
           <w:u w:val="single" w:color="0563C1"/>
-          <w:shd w:val="clear"/>
+          <w:shd w:val="clear" w:color="auto" w:fill="auto"/>
           <w:rFonts w:ascii="Anthropic Sans" w:eastAsia="Anthropic Sans" w:hAnsi="Anthropic Sans" w:cs="Anthropic Sans"/>
         </w:rPr>
         <w:t>→</w:t>
       </w:r>
       <w:r>
         <w:rPr>
-          <w:shd w:val="clear"/>
+          <w:shd w:val="clear" w:color="auto" w:fill="auto"/>
         </w:rPr>
         <w:fldChar w:fldCharType="end"/>
       </w:r>
@@ -1320,27 +1306,27 @@
     <w:p>
       <w:pPr>
         <w:jc w:val="left"/>
-        <w:spacing w:lineRule="auto" w:line="276"/>
-        <w:rPr>
-          <w:spacing w:val="0"/>
-          <w:i w:val="0"/>
-          <w:b w:val="0"/>
-          <w:color w:val="141413"/>
-          <w:sz w:val="22"/>
-          <w:szCs w:val="22"/>
-          <w:shd w:val="clear"/>
-          <w:rFonts w:ascii="Anthropic Sans" w:eastAsia="Anthropic Sans" w:hAnsi="Anthropic Sans" w:cs="Anthropic Sans"/>
-        </w:rPr>
-      </w:pPr>
-      <w:r>
-        <w:rPr>
-          <w:spacing w:val="0"/>
-          <w:i w:val="0"/>
-          <w:b w:val="0"/>
-          <w:color w:val="141413"/>
-          <w:sz w:val="22"/>
-          <w:szCs w:val="22"/>
-          <w:shd w:val="clear"/>
+        <w:spacing w:lineRule="auto" w:line="275"/>
+        <w:rPr>
+          <w:spacing w:val="0"/>
+          <w:i w:val="0"/>
+          <w:b w:val="0"/>
+          <w:color w:val="141413"/>
+          <w:sz w:val="22"/>
+          <w:szCs w:val="22"/>
+          <w:shd w:val="clear" w:color="auto" w:fill="auto"/>
+          <w:rFonts w:ascii="Anthropic Sans" w:eastAsia="Anthropic Sans" w:hAnsi="Anthropic Sans" w:cs="Anthropic Sans"/>
+        </w:rPr>
+      </w:pPr>
+      <w:r>
+        <w:rPr>
+          <w:spacing w:val="0"/>
+          <w:i w:val="0"/>
+          <w:b w:val="0"/>
+          <w:color w:val="141413"/>
+          <w:sz w:val="22"/>
+          <w:szCs w:val="22"/>
+          <w:shd w:val="clear" w:color="auto" w:fill="auto"/>
           <w:rFonts w:ascii="Anthropic Sans" w:eastAsia="Anthropic Sans" w:hAnsi="Anthropic Sans" w:cs="Anthropic Sans"/>
         </w:rPr>
         <w:t xml:space="preserve">기이지 기버터 (Ghee)</w:t>
@@ -1349,27 +1335,27 @@
     <w:p>
       <w:pPr>
         <w:jc w:val="left"/>
-        <w:spacing w:lineRule="auto" w:line="276"/>
-        <w:rPr>
-          <w:spacing w:val="0"/>
-          <w:i w:val="0"/>
-          <w:b w:val="0"/>
-          <w:color w:val="3D3D3A"/>
-          <w:sz w:val="22"/>
-          <w:szCs w:val="22"/>
-          <w:shd w:val="clear"/>
-          <w:rFonts w:ascii="Anthropic Sans" w:eastAsia="Anthropic Sans" w:hAnsi="Anthropic Sans" w:cs="Anthropic Sans"/>
-        </w:rPr>
-      </w:pPr>
-      <w:r>
-        <w:rPr>
-          <w:spacing w:val="0"/>
-          <w:i w:val="0"/>
-          <w:b w:val="0"/>
-          <w:color w:val="3D3D3A"/>
-          <w:sz w:val="22"/>
-          <w:szCs w:val="22"/>
-          <w:shd w:val="clear"/>
+        <w:spacing w:lineRule="auto" w:line="275"/>
+        <w:rPr>
+          <w:spacing w:val="0"/>
+          <w:i w:val="0"/>
+          <w:b w:val="0"/>
+          <w:color w:val="3D3D3A"/>
+          <w:sz w:val="22"/>
+          <w:szCs w:val="22"/>
+          <w:shd w:val="clear" w:color="auto" w:fill="auto"/>
+          <w:rFonts w:ascii="Anthropic Sans" w:eastAsia="Anthropic Sans" w:hAnsi="Anthropic Sans" w:cs="Anthropic Sans"/>
+        </w:rPr>
+      </w:pPr>
+      <w:r>
+        <w:rPr>
+          <w:spacing w:val="0"/>
+          <w:i w:val="0"/>
+          <w:b w:val="0"/>
+          <w:color w:val="3D3D3A"/>
+          <w:sz w:val="22"/>
+          <w:szCs w:val="22"/>
+          <w:shd w:val="clear" w:color="auto" w:fill="auto"/>
           <w:rFonts w:ascii="Anthropic Sans" w:eastAsia="Anthropic Sans" w:hAnsi="Anthropic Sans" w:cs="Anthropic Sans"/>
         </w:rPr>
         <w:t xml:space="preserve">일반 버터에서 유당(락토오스)과 단백질(카세인)을 완전히 제거한 순수 지방이에요. 저는 </w:t>
@@ -1382,7 +1368,7 @@
           <w:color w:val="3D3D3A"/>
           <w:sz w:val="22"/>
           <w:szCs w:val="22"/>
-          <w:shd w:val="clear"/>
+          <w:shd w:val="clear" w:color="auto" w:fill="auto"/>
           <w:rFonts w:ascii="Anthropic Sans" w:eastAsia="Anthropic Sans" w:hAnsi="Anthropic Sans" w:cs="Anthropic Sans"/>
         </w:rPr>
         <w:t xml:space="preserve">야채나 고기 볶을 때 기버터를 정말 적극적으로 써요. 발연점이 높아서 고온 조리에 잘 </w:t>
@@ -1395,7 +1381,7 @@
           <w:color w:val="3D3D3A"/>
           <w:sz w:val="22"/>
           <w:szCs w:val="22"/>
-          <w:shd w:val="clear"/>
+          <w:shd w:val="clear" w:color="auto" w:fill="auto"/>
           <w:rFonts w:ascii="Anthropic Sans" w:eastAsia="Anthropic Sans" w:hAnsi="Anthropic Sans" w:cs="Anthropic Sans"/>
         </w:rPr>
         <w:t xml:space="preserve">맞거든요. 유당불내증이 있으신 분들은 방탄커피나 방탄코코아에 일반 버터 대신 </w:t>
@@ -1408,7 +1394,7 @@
           <w:color w:val="3D3D3A"/>
           <w:sz w:val="22"/>
           <w:szCs w:val="22"/>
-          <w:shd w:val="clear"/>
+          <w:shd w:val="clear" w:color="auto" w:fill="auto"/>
           <w:rFonts w:ascii="Anthropic Sans" w:eastAsia="Anthropic Sans" w:hAnsi="Anthropic Sans" w:cs="Anthropic Sans"/>
         </w:rPr>
         <w:t xml:space="preserve">기버터로 대체하면 훨씬 편하게 즐길 수 있어요.</w:t>
@@ -1417,7 +1403,7 @@
     <w:p>
       <w:pPr>
         <w:jc w:val="left"/>
-        <w:spacing w:lineRule="auto" w:line="276"/>
+        <w:spacing w:lineRule="auto" w:line="275"/>
         <w:rPr>
           <w:spacing w:val="0"/>
           <w:i w:val="0"/>
@@ -1425,7 +1411,7 @@
           <w:color w:val="auto"/>
           <w:sz w:val="22"/>
           <w:szCs w:val="22"/>
-          <w:shd w:val="clear"/>
+          <w:shd w:val="clear" w:color="auto" w:fill="auto"/>
           <w:rFonts w:ascii="Anthropic Sans" w:eastAsia="Anthropic Sans" w:hAnsi="Anthropic Sans" w:cs="Anthropic Sans"/>
           <w:lang w:eastAsia="ko-KR"/>
         </w:rPr>
@@ -1448,7 +1434,7 @@
           <w:sz w:val="22"/>
           <w:szCs w:val="22"/>
           <w:u w:val="single" w:color="0563C1"/>
-          <w:shd w:val="clear"/>
+          <w:shd w:val="clear" w:color="auto" w:fill="auto"/>
           <w:rFonts w:ascii="Anthropic Sans" w:eastAsia="Anthropic Sans" w:hAnsi="Anthropic Sans" w:cs="Anthropic Sans"/>
         </w:rPr>
         <w:t>쿠</w:t>
@@ -1462,7 +1448,7 @@
           <w:sz w:val="22"/>
           <w:szCs w:val="22"/>
           <w:u w:val="single" w:color="0563C1"/>
-          <w:shd w:val="clear"/>
+          <w:shd w:val="clear" w:color="auto" w:fill="auto"/>
           <w:rFonts w:ascii="Anthropic Sans" w:eastAsia="Anthropic Sans" w:hAnsi="Anthropic Sans" w:cs="Anthropic Sans"/>
         </w:rPr>
         <w:t>팡</w:t>
@@ -1476,7 +1462,7 @@
           <w:sz w:val="22"/>
           <w:szCs w:val="22"/>
           <w:u w:val="single" w:color="0563C1"/>
-          <w:shd w:val="clear"/>
+          <w:shd w:val="clear" w:color="auto" w:fill="auto"/>
           <w:rFonts w:ascii="Anthropic Sans" w:eastAsia="Anthropic Sans" w:hAnsi="Anthropic Sans" w:cs="Anthropic Sans"/>
         </w:rPr>
         <w:t xml:space="preserve"> </w:t>
@@ -1490,7 +1476,7 @@
           <w:sz w:val="22"/>
           <w:szCs w:val="22"/>
           <w:u w:val="single" w:color="0563C1"/>
-          <w:shd w:val="clear"/>
+          <w:shd w:val="clear" w:color="auto" w:fill="auto"/>
           <w:rFonts w:ascii="Anthropic Sans" w:eastAsia="Anthropic Sans" w:hAnsi="Anthropic Sans" w:cs="Anthropic Sans"/>
         </w:rPr>
         <w:t>바</w:t>
@@ -1504,7 +1490,7 @@
           <w:sz w:val="22"/>
           <w:szCs w:val="22"/>
           <w:u w:val="single" w:color="0563C1"/>
-          <w:shd w:val="clear"/>
+          <w:shd w:val="clear" w:color="auto" w:fill="auto"/>
           <w:rFonts w:ascii="Anthropic Sans" w:eastAsia="Anthropic Sans" w:hAnsi="Anthropic Sans" w:cs="Anthropic Sans"/>
         </w:rPr>
         <w:t>로</w:t>
@@ -1518,7 +1504,7 @@
           <w:sz w:val="22"/>
           <w:szCs w:val="22"/>
           <w:u w:val="single" w:color="0563C1"/>
-          <w:shd w:val="clear"/>
+          <w:shd w:val="clear" w:color="auto" w:fill="auto"/>
           <w:rFonts w:ascii="Anthropic Sans" w:eastAsia="Anthropic Sans" w:hAnsi="Anthropic Sans" w:cs="Anthropic Sans"/>
         </w:rPr>
         <w:t>가</w:t>
@@ -1532,7 +1518,7 @@
           <w:sz w:val="22"/>
           <w:szCs w:val="22"/>
           <w:u w:val="single" w:color="0563C1"/>
-          <w:shd w:val="clear"/>
+          <w:shd w:val="clear" w:color="auto" w:fill="auto"/>
           <w:rFonts w:ascii="Anthropic Sans" w:eastAsia="Anthropic Sans" w:hAnsi="Anthropic Sans" w:cs="Anthropic Sans"/>
         </w:rPr>
         <w:t>기</w:t>
@@ -1546,7 +1532,7 @@
           <w:sz w:val="22"/>
           <w:szCs w:val="22"/>
           <w:u w:val="single" w:color="0563C1"/>
-          <w:shd w:val="clear"/>
+          <w:shd w:val="clear" w:color="auto" w:fill="auto"/>
           <w:rFonts w:ascii="Anthropic Sans" w:eastAsia="Anthropic Sans" w:hAnsi="Anthropic Sans" w:cs="Anthropic Sans"/>
         </w:rPr>
         <w:t xml:space="preserve"> </w:t>
@@ -1560,14 +1546,14 @@
           <w:sz w:val="22"/>
           <w:szCs w:val="22"/>
           <w:u w:val="single" w:color="0563C1"/>
-          <w:shd w:val="clear"/>
+          <w:shd w:val="clear" w:color="auto" w:fill="auto"/>
           <w:rFonts w:ascii="Anthropic Sans" w:eastAsia="Anthropic Sans" w:hAnsi="Anthropic Sans" w:cs="Anthropic Sans"/>
         </w:rPr>
         <w:t>→</w:t>
       </w:r>
       <w:r>
         <w:rPr>
-          <w:shd w:val="clear"/>
+          <w:shd w:val="clear" w:color="auto" w:fill="auto"/>
         </w:rPr>
         <w:fldChar w:fldCharType="end"/>
       </w:r>
@@ -1575,23 +1561,23 @@
     <w:p>
       <w:pPr>
         <w:jc w:val="left"/>
-        <w:spacing w:lineRule="auto" w:line="276"/>
-        <w:rPr>
-          <w:spacing w:val="0"/>
-          <w:i w:val="0"/>
-          <w:b w:val="0"/>
-          <w:color w:val="3D3D3A"/>
-          <w:sz w:val="22"/>
-          <w:szCs w:val="22"/>
-          <w:shd w:val="clear"/>
-          <w:rFonts w:ascii="Anthropic Sans" w:eastAsia="Anthropic Sans" w:hAnsi="Anthropic Sans" w:cs="Anthropic Sans"/>
-        </w:rPr>
-      </w:pPr>
-    </w:p>
-    <w:p>
-      <w:pPr>
-        <w:jc w:val="left"/>
-        <w:spacing w:lineRule="auto" w:line="276"/>
+        <w:spacing w:lineRule="auto" w:line="275"/>
+        <w:rPr>
+          <w:spacing w:val="0"/>
+          <w:i w:val="0"/>
+          <w:b w:val="0"/>
+          <w:color w:val="3D3D3A"/>
+          <w:sz w:val="22"/>
+          <w:szCs w:val="22"/>
+          <w:shd w:val="clear" w:color="auto" w:fill="auto"/>
+          <w:rFonts w:ascii="Anthropic Sans" w:eastAsia="Anthropic Sans" w:hAnsi="Anthropic Sans" w:cs="Anthropic Sans"/>
+        </w:rPr>
+      </w:pPr>
+    </w:p>
+    <w:p>
+      <w:pPr>
+        <w:jc w:val="left"/>
+        <w:spacing w:lineRule="auto" w:line="275"/>
         <w:rPr>
           <w:spacing w:val="0"/>
           <w:i w:val="0"/>
@@ -1599,7 +1585,7 @@
           <w:color w:val="B87A50"/>
           <w:sz w:val="22"/>
           <w:szCs w:val="22"/>
-          <w:shd w:val="clear"/>
+          <w:shd w:val="clear" w:color="auto" w:fill="auto"/>
           <w:rFonts w:ascii="Anthropic Sans" w:eastAsia="Anthropic Sans" w:hAnsi="Anthropic Sans" w:cs="Anthropic Sans"/>
           <w:lang w:eastAsia="ko-KR"/>
         </w:rPr>
@@ -1612,7 +1598,7 @@
           <w:color w:val="B87A50"/>
           <w:sz w:val="22"/>
           <w:szCs w:val="22"/>
-          <w:shd w:val="clear"/>
+          <w:shd w:val="clear" w:color="auto" w:fill="auto"/>
           <w:rFonts w:ascii="Anthropic Sans" w:eastAsia="Anthropic Sans" w:hAnsi="Anthropic Sans" w:cs="Anthropic Sans"/>
           <w:lang w:eastAsia="ko-KR"/>
         </w:rPr>
@@ -1622,7 +1608,7 @@
     <w:p>
       <w:pPr>
         <w:jc w:val="left"/>
-        <w:spacing w:lineRule="auto" w:line="276" w:after="160"/>
+        <w:spacing w:lineRule="auto" w:line="275" w:after="160"/>
         <w:rPr>
           <w:spacing w:val="0"/>
           <w:i w:val="0"/>
@@ -1631,7 +1617,7 @@
           <w:sz w:val="22"/>
           <w:szCs w:val="22"/>
           <w:u w:val="single"/>
-          <w:shd w:val="clear"/>
+          <w:shd w:val="clear" w:color="auto" w:fill="auto"/>
           <w:rFonts w:ascii="나눔바른고딕" w:eastAsia="나눔바른고딕" w:hAnsi="나눔바른고딕" w:cs="나눔바른고딕"/>
         </w:rPr>
         <w:widowControl w:val="0"/>
@@ -1647,7 +1633,7 @@
           <w:sz w:val="22"/>
           <w:szCs w:val="22"/>
           <w:u w:val="single"/>
-          <w:shd w:val="clear"/>
+          <w:shd w:val="clear" w:color="auto" w:fill="auto"/>
           <w:rFonts w:ascii="나눔바른고딕" w:eastAsia="나눔바른고딕" w:hAnsi="나눔바른고딕" w:cs="나눔바른고딕"/>
         </w:rPr>
         <w:t xml:space="preserve">마이노멀 MCT 오일</w:t>
@@ -1656,15 +1642,15 @@
     <w:p>
       <w:pPr>
         <w:jc w:val="left"/>
-        <w:spacing w:lineRule="auto" w:line="276" w:after="160"/>
-        <w:rPr>
-          <w:spacing w:val="0"/>
-          <w:i w:val="0"/>
-          <w:b w:val="0"/>
-          <w:color w:val="3D3D3A"/>
-          <w:sz w:val="22"/>
-          <w:szCs w:val="22"/>
-          <w:shd w:val="clear"/>
+        <w:spacing w:lineRule="auto" w:line="275" w:after="160"/>
+        <w:rPr>
+          <w:spacing w:val="0"/>
+          <w:i w:val="0"/>
+          <w:b w:val="0"/>
+          <w:color w:val="3D3D3A"/>
+          <w:sz w:val="22"/>
+          <w:szCs w:val="22"/>
+          <w:shd w:val="clear" w:color="auto" w:fill="auto"/>
           <w:rFonts w:ascii="나눔바른고딕" w:eastAsia="나눔바른고딕" w:hAnsi="나눔바른고딕" w:cs="나눔바른고딕"/>
         </w:rPr>
         <w:widowControl w:val="0"/>
@@ -1679,7 +1665,7 @@
           <w:color w:val="3D3D3A"/>
           <w:sz w:val="22"/>
           <w:szCs w:val="22"/>
-          <w:shd w:val="clear"/>
+          <w:shd w:val="clear" w:color="auto" w:fill="auto"/>
           <w:rFonts w:ascii="나눔바른고딕" w:eastAsia="나눔바른고딕" w:hAnsi="나눔바른고딕" w:cs="나눔바른고딕"/>
         </w:rPr>
         <w:t xml:space="preserve">MCT 오일의 핵심은 C8(카프릴산)이에요. 간에서 가장 빠르게 케톤으로 전환되는 지방산으로, </w:t>
@@ -1692,7 +1678,7 @@
           <w:color w:val="3D3D3A"/>
           <w:sz w:val="22"/>
           <w:szCs w:val="22"/>
-          <w:shd w:val="clear"/>
+          <w:shd w:val="clear" w:color="auto" w:fill="auto"/>
           <w:rFonts w:ascii="나눔바른고딕" w:eastAsia="나눔바른고딕" w:hAnsi="나눔바른고딕" w:cs="나눔바른고딕"/>
         </w:rPr>
         <w:t xml:space="preserve">일반 코코넛 오일보다 에너지 전환 속도가 훨씬 빨라요. 마이노멀은 C8·C10 중심으로 구성되어 </w:t>
@@ -1705,7 +1691,7 @@
           <w:color w:val="3D3D3A"/>
           <w:sz w:val="22"/>
           <w:szCs w:val="22"/>
-          <w:shd w:val="clear"/>
+          <w:shd w:val="clear" w:color="auto" w:fill="auto"/>
           <w:rFonts w:ascii="나눔바른고딕" w:eastAsia="나눔바른고딕" w:hAnsi="나눔바른고딕" w:cs="나눔바른고딕"/>
         </w:rPr>
         <w:t xml:space="preserve">방탄커피 본래 목적에 맞게 만들어졌어요.</w:t>
@@ -1714,7 +1700,7 @@
     <w:p>
       <w:pPr>
         <w:jc w:val="left"/>
-        <w:spacing w:lineRule="auto" w:line="276" w:after="160"/>
+        <w:spacing w:lineRule="auto" w:line="275" w:after="160"/>
         <w:rPr>
           <w:spacing w:val="0"/>
           <w:i w:val="0"/>
@@ -1722,7 +1708,7 @@
           <w:color w:val="73726C"/>
           <w:sz w:val="22"/>
           <w:szCs w:val="22"/>
-          <w:shd w:val="clear"/>
+          <w:shd w:val="clear" w:color="auto" w:fill="auto"/>
           <w:rFonts w:ascii="나눔바른고딕" w:eastAsia="나눔바른고딕" w:hAnsi="나눔바른고딕" w:cs="나눔바른고딕"/>
         </w:rPr>
         <w:widowControl w:val="0"/>
@@ -1747,7 +1733,7 @@
           <w:sz w:val="22"/>
           <w:szCs w:val="22"/>
           <w:u w:val="single" w:color="0563C1"/>
-          <w:shd w:val="clear"/>
+          <w:shd w:val="clear" w:color="auto" w:fill="auto"/>
           <w:rFonts w:ascii="나눔바른고딕" w:eastAsia="나눔바른고딕" w:hAnsi="나눔바른고딕" w:cs="나눔바른고딕"/>
         </w:rPr>
         <w:t>네</w:t>
@@ -1761,7 +1747,7 @@
           <w:sz w:val="22"/>
           <w:szCs w:val="22"/>
           <w:u w:val="single" w:color="0563C1"/>
-          <w:shd w:val="clear"/>
+          <w:shd w:val="clear" w:color="auto" w:fill="auto"/>
           <w:rFonts w:ascii="나눔바른고딕" w:eastAsia="나눔바른고딕" w:hAnsi="나눔바른고딕" w:cs="나눔바른고딕"/>
         </w:rPr>
         <w:t>이</w:t>
@@ -1775,7 +1761,7 @@
           <w:sz w:val="22"/>
           <w:szCs w:val="22"/>
           <w:u w:val="single" w:color="0563C1"/>
-          <w:shd w:val="clear"/>
+          <w:shd w:val="clear" w:color="auto" w:fill="auto"/>
           <w:rFonts w:ascii="나눔바른고딕" w:eastAsia="나눔바른고딕" w:hAnsi="나눔바른고딕" w:cs="나눔바른고딕"/>
         </w:rPr>
         <w:t>버</w:t>
@@ -1789,7 +1775,7 @@
           <w:sz w:val="22"/>
           <w:szCs w:val="22"/>
           <w:u w:val="single" w:color="0563C1"/>
-          <w:shd w:val="clear"/>
+          <w:shd w:val="clear" w:color="auto" w:fill="auto"/>
           <w:rFonts w:ascii="나눔바른고딕" w:eastAsia="나눔바른고딕" w:hAnsi="나눔바른고딕" w:cs="나눔바른고딕"/>
         </w:rPr>
         <w:t xml:space="preserve"> </w:t>
@@ -1803,7 +1789,7 @@
           <w:sz w:val="22"/>
           <w:szCs w:val="22"/>
           <w:u w:val="single" w:color="0563C1"/>
-          <w:shd w:val="clear"/>
+          <w:shd w:val="clear" w:color="auto" w:fill="auto"/>
           <w:rFonts w:ascii="나눔바른고딕" w:eastAsia="나눔바른고딕" w:hAnsi="나눔바른고딕" w:cs="나눔바른고딕"/>
         </w:rPr>
         <w:t>바</w:t>
@@ -1817,7 +1803,7 @@
           <w:sz w:val="22"/>
           <w:szCs w:val="22"/>
           <w:u w:val="single" w:color="0563C1"/>
-          <w:shd w:val="clear"/>
+          <w:shd w:val="clear" w:color="auto" w:fill="auto"/>
           <w:rFonts w:ascii="나눔바른고딕" w:eastAsia="나눔바른고딕" w:hAnsi="나눔바른고딕" w:cs="나눔바른고딕"/>
         </w:rPr>
         <w:t>로</w:t>
@@ -1831,7 +1817,7 @@
           <w:sz w:val="22"/>
           <w:szCs w:val="22"/>
           <w:u w:val="single" w:color="0563C1"/>
-          <w:shd w:val="clear"/>
+          <w:shd w:val="clear" w:color="auto" w:fill="auto"/>
           <w:rFonts w:ascii="나눔바른고딕" w:eastAsia="나눔바른고딕" w:hAnsi="나눔바른고딕" w:cs="나눔바른고딕"/>
         </w:rPr>
         <w:t>가</w:t>
@@ -1845,7 +1831,7 @@
           <w:sz w:val="22"/>
           <w:szCs w:val="22"/>
           <w:u w:val="single" w:color="0563C1"/>
-          <w:shd w:val="clear"/>
+          <w:shd w:val="clear" w:color="auto" w:fill="auto"/>
           <w:rFonts w:ascii="나눔바른고딕" w:eastAsia="나눔바른고딕" w:hAnsi="나눔바른고딕" w:cs="나눔바른고딕"/>
         </w:rPr>
         <w:t>기</w:t>
@@ -1859,7 +1845,7 @@
           <w:sz w:val="22"/>
           <w:szCs w:val="22"/>
           <w:u w:val="single" w:color="0563C1"/>
-          <w:shd w:val="clear"/>
+          <w:shd w:val="clear" w:color="auto" w:fill="auto"/>
           <w:rFonts w:ascii="나눔바른고딕" w:eastAsia="나눔바른고딕" w:hAnsi="나눔바른고딕" w:cs="나눔바른고딕"/>
         </w:rPr>
         <w:t xml:space="preserve"> </w:t>
@@ -1873,14 +1859,14 @@
           <w:sz w:val="22"/>
           <w:szCs w:val="22"/>
           <w:u w:val="single" w:color="0563C1"/>
-          <w:shd w:val="clear"/>
+          <w:shd w:val="clear" w:color="auto" w:fill="auto"/>
           <w:rFonts w:ascii="나눔바른고딕" w:eastAsia="나눔바른고딕" w:hAnsi="나눔바른고딕" w:cs="나눔바른고딕"/>
         </w:rPr>
         <w:t>→</w:t>
       </w:r>
       <w:r>
         <w:rPr>
-          <w:shd w:val="clear"/>
+          <w:shd w:val="clear" w:color="auto" w:fill="auto"/>
           <w:rFonts w:ascii="맑은 고딕" w:eastAsia="맑은 고딕" w:hAnsi="맑은 고딕" w:cs="맑은 고딕"/>
         </w:rPr>
         <w:fldChar w:fldCharType="end"/>
@@ -1889,7 +1875,7 @@
     <w:p>
       <w:pPr>
         <w:jc w:val="left"/>
-        <w:spacing w:lineRule="auto" w:line="276" w:after="160"/>
+        <w:spacing w:lineRule="auto" w:line="275" w:after="160"/>
         <w:rPr>
           <w:spacing w:val="0"/>
           <w:i w:val="0"/>
@@ -1898,7 +1884,7 @@
           <w:sz w:val="22"/>
           <w:szCs w:val="22"/>
           <w:u w:val="single"/>
-          <w:shd w:val="clear"/>
+          <w:shd w:val="clear" w:color="auto" w:fill="auto"/>
           <w:rFonts w:ascii="나눔바른고딕" w:eastAsia="나눔바른고딕" w:hAnsi="나눔바른고딕" w:cs="나눔바른고딕"/>
         </w:rPr>
         <w:widowControl w:val="0"/>
@@ -1914,7 +1900,7 @@
           <w:sz w:val="22"/>
           <w:szCs w:val="22"/>
           <w:u w:val="single"/>
-          <w:shd w:val="clear"/>
+          <w:shd w:val="clear" w:color="auto" w:fill="auto"/>
           <w:rFonts w:ascii="나눔바른고딕" w:eastAsia="나눔바른고딕" w:hAnsi="나눔바른고딕" w:cs="나눔바른고딕"/>
         </w:rPr>
         <w:t xml:space="preserve">마이노멀 오일 스틱 10ml × 15포 (포켓용)</w:t>
@@ -1923,15 +1909,15 @@
     <w:p>
       <w:pPr>
         <w:jc w:val="left"/>
-        <w:spacing w:lineRule="auto" w:line="276" w:after="160"/>
-        <w:rPr>
-          <w:spacing w:val="0"/>
-          <w:i w:val="0"/>
-          <w:b w:val="0"/>
-          <w:color w:val="3D3D3A"/>
-          <w:sz w:val="22"/>
-          <w:szCs w:val="22"/>
-          <w:shd w:val="clear"/>
+        <w:spacing w:lineRule="auto" w:line="275" w:after="160"/>
+        <w:rPr>
+          <w:spacing w:val="0"/>
+          <w:i w:val="0"/>
+          <w:b w:val="0"/>
+          <w:color w:val="3D3D3A"/>
+          <w:sz w:val="22"/>
+          <w:szCs w:val="22"/>
+          <w:shd w:val="clear" w:color="auto" w:fill="auto"/>
           <w:rFonts w:ascii="나눔바른고딕" w:eastAsia="나눔바른고딕" w:hAnsi="나눔바른고딕" w:cs="나눔바른고딕"/>
         </w:rPr>
         <w:widowControl w:val="0"/>
@@ -1946,7 +1932,7 @@
           <w:color w:val="3D3D3A"/>
           <w:sz w:val="22"/>
           <w:szCs w:val="22"/>
-          <w:shd w:val="clear"/>
+          <w:shd w:val="clear" w:color="auto" w:fill="auto"/>
           <w:rFonts w:ascii="나눔바른고딕" w:eastAsia="나눔바른고딕" w:hAnsi="나눔바른고딕" w:cs="나눔바른고딕"/>
         </w:rPr>
         <w:t xml:space="preserve">여행이나 외식할 때 간편하게 들고 다니기 좋아요. 작은 가방에도 쏙 들어가고, 뜯어서 바로 </w:t>
@@ -1959,7 +1945,7 @@
           <w:color w:val="3D3D3A"/>
           <w:sz w:val="22"/>
           <w:szCs w:val="22"/>
-          <w:shd w:val="clear"/>
+          <w:shd w:val="clear" w:color="auto" w:fill="auto"/>
           <w:rFonts w:ascii="나눔바른고딕" w:eastAsia="나눔바른고딕" w:hAnsi="나눔바른고딕" w:cs="나눔바른고딕"/>
         </w:rPr>
         <w:t xml:space="preserve">넣으면 돼서 어디서든 키토제닉 라이프를 이어갈 수 있어요.</w:t>
@@ -1968,7 +1954,7 @@
     <w:p>
       <w:pPr>
         <w:jc w:val="left"/>
-        <w:spacing w:lineRule="auto" w:line="276" w:after="160"/>
+        <w:spacing w:lineRule="auto" w:line="275" w:after="160"/>
         <w:rPr>
           <w:spacing w:val="0"/>
           <w:i w:val="0"/>
@@ -1976,7 +1962,7 @@
           <w:color w:val="auto"/>
           <w:sz w:val="22"/>
           <w:szCs w:val="22"/>
-          <w:shd w:val="clear"/>
+          <w:shd w:val="clear" w:color="auto" w:fill="auto"/>
           <w:rFonts w:ascii="나눔바른고딕" w:eastAsia="나눔바른고딕" w:hAnsi="나눔바른고딕" w:cs="나눔바른고딕"/>
         </w:rPr>
         <w:widowControl w:val="0"/>
@@ -2001,7 +1987,7 @@
           <w:sz w:val="22"/>
           <w:szCs w:val="22"/>
           <w:u w:val="single" w:color="0563C1"/>
-          <w:shd w:val="clear"/>
+          <w:shd w:val="clear" w:color="auto" w:fill="auto"/>
           <w:rFonts w:ascii="나눔바른고딕" w:eastAsia="나눔바른고딕" w:hAnsi="나눔바른고딕" w:cs="나눔바른고딕"/>
         </w:rPr>
         <w:t>네</w:t>
@@ -2015,7 +2001,7 @@
           <w:sz w:val="22"/>
           <w:szCs w:val="22"/>
           <w:u w:val="single" w:color="0563C1"/>
-          <w:shd w:val="clear"/>
+          <w:shd w:val="clear" w:color="auto" w:fill="auto"/>
           <w:rFonts w:ascii="나눔바른고딕" w:eastAsia="나눔바른고딕" w:hAnsi="나눔바른고딕" w:cs="나눔바른고딕"/>
         </w:rPr>
         <w:t>이</w:t>
@@ -2029,7 +2015,7 @@
           <w:sz w:val="22"/>
           <w:szCs w:val="22"/>
           <w:u w:val="single" w:color="0563C1"/>
-          <w:shd w:val="clear"/>
+          <w:shd w:val="clear" w:color="auto" w:fill="auto"/>
           <w:rFonts w:ascii="나눔바른고딕" w:eastAsia="나눔바른고딕" w:hAnsi="나눔바른고딕" w:cs="나눔바른고딕"/>
         </w:rPr>
         <w:t>버</w:t>
@@ -2043,7 +2029,7 @@
           <w:sz w:val="22"/>
           <w:szCs w:val="22"/>
           <w:u w:val="single" w:color="0563C1"/>
-          <w:shd w:val="clear"/>
+          <w:shd w:val="clear" w:color="auto" w:fill="auto"/>
           <w:rFonts w:ascii="나눔바른고딕" w:eastAsia="나눔바른고딕" w:hAnsi="나눔바른고딕" w:cs="나눔바른고딕"/>
         </w:rPr>
         <w:t xml:space="preserve"> </w:t>
@@ -2057,7 +2043,7 @@
           <w:sz w:val="22"/>
           <w:szCs w:val="22"/>
           <w:u w:val="single" w:color="0563C1"/>
-          <w:shd w:val="clear"/>
+          <w:shd w:val="clear" w:color="auto" w:fill="auto"/>
           <w:rFonts w:ascii="나눔바른고딕" w:eastAsia="나눔바른고딕" w:hAnsi="나눔바른고딕" w:cs="나눔바른고딕"/>
         </w:rPr>
         <w:t>바</w:t>
@@ -2071,7 +2057,7 @@
           <w:sz w:val="22"/>
           <w:szCs w:val="22"/>
           <w:u w:val="single" w:color="0563C1"/>
-          <w:shd w:val="clear"/>
+          <w:shd w:val="clear" w:color="auto" w:fill="auto"/>
           <w:rFonts w:ascii="나눔바른고딕" w:eastAsia="나눔바른고딕" w:hAnsi="나눔바른고딕" w:cs="나눔바른고딕"/>
         </w:rPr>
         <w:t>로</w:t>
@@ -2085,7 +2071,7 @@
           <w:sz w:val="22"/>
           <w:szCs w:val="22"/>
           <w:u w:val="single" w:color="0563C1"/>
-          <w:shd w:val="clear"/>
+          <w:shd w:val="clear" w:color="auto" w:fill="auto"/>
           <w:rFonts w:ascii="나눔바른고딕" w:eastAsia="나눔바른고딕" w:hAnsi="나눔바른고딕" w:cs="나눔바른고딕"/>
         </w:rPr>
         <w:t>가</w:t>
@@ -2099,7 +2085,7 @@
           <w:sz w:val="22"/>
           <w:szCs w:val="22"/>
           <w:u w:val="single" w:color="0563C1"/>
-          <w:shd w:val="clear"/>
+          <w:shd w:val="clear" w:color="auto" w:fill="auto"/>
           <w:rFonts w:ascii="나눔바른고딕" w:eastAsia="나눔바른고딕" w:hAnsi="나눔바른고딕" w:cs="나눔바른고딕"/>
         </w:rPr>
         <w:t>기</w:t>
@@ -2113,7 +2099,7 @@
           <w:sz w:val="22"/>
           <w:szCs w:val="22"/>
           <w:u w:val="single" w:color="0563C1"/>
-          <w:shd w:val="clear"/>
+          <w:shd w:val="clear" w:color="auto" w:fill="auto"/>
           <w:rFonts w:ascii="나눔바른고딕" w:eastAsia="나눔바른고딕" w:hAnsi="나눔바른고딕" w:cs="나눔바른고딕"/>
         </w:rPr>
         <w:t xml:space="preserve"> </w:t>
@@ -2127,14 +2113,14 @@
           <w:sz w:val="22"/>
           <w:szCs w:val="22"/>
           <w:u w:val="single" w:color="0563C1"/>
-          <w:shd w:val="clear"/>
+          <w:shd w:val="clear" w:color="auto" w:fill="auto"/>
           <w:rFonts w:ascii="나눔바른고딕" w:eastAsia="나눔바른고딕" w:hAnsi="나눔바른고딕" w:cs="나눔바른고딕"/>
         </w:rPr>
         <w:t>→</w:t>
       </w:r>
       <w:r>
         <w:rPr>
-          <w:shd w:val="clear"/>
+          <w:shd w:val="clear" w:color="auto" w:fill="auto"/>
           <w:rFonts w:ascii="맑은 고딕" w:eastAsia="맑은 고딕" w:hAnsi="맑은 고딕" w:cs="맑은 고딕"/>
         </w:rPr>
         <w:fldChar w:fldCharType="end"/>
@@ -2143,7 +2129,7 @@
     <w:p>
       <w:pPr>
         <w:jc w:val="left"/>
-        <w:spacing w:lineRule="auto" w:line="276"/>
+        <w:spacing w:lineRule="auto" w:line="275"/>
         <w:rPr>
           <w:spacing w:val="0"/>
           <w:i w:val="0"/>
@@ -2151,7 +2137,7 @@
           <w:color w:val="B87A50"/>
           <w:sz w:val="22"/>
           <w:szCs w:val="22"/>
-          <w:shd w:val="clear"/>
+          <w:shd w:val="clear" w:color="auto" w:fill="auto"/>
           <w:rFonts w:ascii="Anthropic Sans" w:eastAsia="Anthropic Sans" w:hAnsi="Anthropic Sans" w:cs="Anthropic Sans"/>
           <w:lang w:eastAsia="ko-KR"/>
         </w:rPr>
@@ -2160,7 +2146,7 @@
     <w:p>
       <w:pPr>
         <w:jc w:val="left"/>
-        <w:spacing w:lineRule="auto" w:line="276"/>
+        <w:spacing w:lineRule="auto" w:line="275"/>
         <w:rPr>
           <w:spacing w:val="0"/>
           <w:i w:val="0"/>
@@ -2168,7 +2154,7 @@
           <w:color w:val="73726C"/>
           <w:sz w:val="22"/>
           <w:szCs w:val="22"/>
-          <w:shd w:val="clear"/>
+          <w:shd w:val="clear" w:color="auto" w:fill="auto"/>
           <w:rFonts w:ascii="Anthropic Sans" w:eastAsia="Anthropic Sans" w:hAnsi="Anthropic Sans" w:cs="Anthropic Sans"/>
         </w:rPr>
       </w:pPr>
@@ -2180,7 +2166,7 @@
           <w:color w:val="B87A50"/>
           <w:sz w:val="22"/>
           <w:szCs w:val="22"/>
-          <w:shd w:val="clear"/>
+          <w:shd w:val="clear" w:color="auto" w:fill="auto"/>
           <w:rFonts w:ascii="Anthropic Sans" w:eastAsia="Anthropic Sans" w:hAnsi="Anthropic Sans" w:cs="Anthropic Sans"/>
           <w:lang w:eastAsia="ko-KR"/>
         </w:rPr>
@@ -2190,27 +2176,27 @@
     <w:p>
       <w:pPr>
         <w:jc w:val="left"/>
-        <w:spacing w:lineRule="auto" w:line="276"/>
-        <w:rPr>
-          <w:spacing w:val="0"/>
-          <w:i w:val="0"/>
-          <w:b w:val="0"/>
-          <w:color w:val="141413"/>
-          <w:sz w:val="22"/>
-          <w:szCs w:val="22"/>
-          <w:shd w:val="clear"/>
-          <w:rFonts w:ascii="Anthropic Sans" w:eastAsia="Anthropic Sans" w:hAnsi="Anthropic Sans" w:cs="Anthropic Sans"/>
-        </w:rPr>
-      </w:pPr>
-      <w:r>
-        <w:rPr>
-          <w:spacing w:val="0"/>
-          <w:i w:val="0"/>
-          <w:b w:val="0"/>
-          <w:color w:val="141413"/>
-          <w:sz w:val="22"/>
-          <w:szCs w:val="22"/>
-          <w:shd w:val="clear"/>
+        <w:spacing w:lineRule="auto" w:line="275"/>
+        <w:rPr>
+          <w:spacing w:val="0"/>
+          <w:i w:val="0"/>
+          <w:b w:val="0"/>
+          <w:color w:val="141413"/>
+          <w:sz w:val="22"/>
+          <w:szCs w:val="22"/>
+          <w:shd w:val="clear" w:color="auto" w:fill="auto"/>
+          <w:rFonts w:ascii="Anthropic Sans" w:eastAsia="Anthropic Sans" w:hAnsi="Anthropic Sans" w:cs="Anthropic Sans"/>
+        </w:rPr>
+      </w:pPr>
+      <w:r>
+        <w:rPr>
+          <w:spacing w:val="0"/>
+          <w:i w:val="0"/>
+          <w:b w:val="0"/>
+          <w:color w:val="141413"/>
+          <w:sz w:val="22"/>
+          <w:szCs w:val="22"/>
+          <w:shd w:val="clear" w:color="auto" w:fill="auto"/>
           <w:rFonts w:ascii="Anthropic Sans" w:eastAsia="Anthropic Sans" w:hAnsi="Anthropic Sans" w:cs="Anthropic Sans"/>
         </w:rPr>
         <w:t xml:space="preserve">[Picard] 코코넛밀크 큐브</w:t>
@@ -2218,41 +2204,41 @@
     </w:p>
     <w:p>
       <w:pPr>
-        <w:spacing w:lineRule="auto" w:line="276"/>
-        <w:rPr>
-          <w:sz w:val="22"/>
-          <w:szCs w:val="22"/>
-          <w:shd w:val="clear"/>
-        </w:rPr>
-      </w:pPr>
-      <w:r>
-        <w:rPr>
-          <w:sz w:val="22"/>
-          <w:szCs w:val="22"/>
-          <w:shd w:val="clear"/>
+        <w:spacing w:lineRule="auto" w:line="275"/>
+        <w:rPr>
+          <w:sz w:val="22"/>
+          <w:szCs w:val="22"/>
+          <w:shd w:val="clear" w:color="auto" w:fill="auto"/>
+        </w:rPr>
+      </w:pPr>
+      <w:r>
+        <w:rPr>
+          <w:sz w:val="22"/>
+          <w:szCs w:val="22"/>
+          <w:shd w:val="clear" w:color="auto" w:fill="auto"/>
         </w:rPr>
         <w:t xml:space="preserve">시청자분들이 가장 많이 여쭤보신 재료예요.</w:t>
       </w:r>
     </w:p>
     <w:p>
       <w:pPr>
-        <w:spacing w:lineRule="auto" w:line="276"/>
-        <w:rPr>
-          <w:spacing w:val="0"/>
-          <w:i w:val="0"/>
-          <w:b w:val="0"/>
-          <w:color w:val="3D3D3A"/>
-          <w:sz w:val="22"/>
-          <w:szCs w:val="22"/>
-          <w:shd w:val="clear"/>
-          <w:rFonts w:ascii="Anthropic Sans" w:eastAsia="Anthropic Sans" w:hAnsi="Anthropic Sans" w:cs="Anthropic Sans"/>
-        </w:rPr>
-      </w:pPr>
-      <w:r>
-        <w:rPr>
-          <w:sz w:val="22"/>
-          <w:szCs w:val="22"/>
-          <w:shd w:val="clear"/>
+        <w:spacing w:lineRule="auto" w:line="275"/>
+        <w:rPr>
+          <w:spacing w:val="0"/>
+          <w:i w:val="0"/>
+          <w:b w:val="0"/>
+          <w:color w:val="3D3D3A"/>
+          <w:sz w:val="22"/>
+          <w:szCs w:val="22"/>
+          <w:shd w:val="clear" w:color="auto" w:fill="auto"/>
+          <w:rFonts w:ascii="Anthropic Sans" w:eastAsia="Anthropic Sans" w:hAnsi="Anthropic Sans" w:cs="Anthropic Sans"/>
+        </w:rPr>
+      </w:pPr>
+      <w:r>
+        <w:rPr>
+          <w:sz w:val="22"/>
+          <w:szCs w:val="22"/>
+          <w:shd w:val="clear" w:color="auto" w:fill="auto"/>
         </w:rPr>
         <w:t xml:space="preserve">코코넛밀크가 방탄코코아에 꼭 필요한데, 일반 캔이나 팩은 개봉하면 3~5일 안에 써야 </w:t>
       </w:r>
@@ -2260,7 +2246,7 @@
         <w:rPr>
           <w:sz w:val="22"/>
           <w:szCs w:val="22"/>
-          <w:shd w:val="clear"/>
+          <w:shd w:val="clear" w:color="auto" w:fill="auto"/>
         </w:rPr>
         <w:t xml:space="preserve">할 만큼 금방 상하거든요. 그게 늘 아쉬웠는데, 피카드 큐브는 쓸 만큼만 꺼내 쓰면 </w:t>
       </w:r>
@@ -2268,7 +2254,7 @@
         <w:rPr>
           <w:sz w:val="22"/>
           <w:szCs w:val="22"/>
-          <w:shd w:val="clear"/>
+          <w:shd w:val="clear" w:color="auto" w:fill="auto"/>
         </w:rPr>
         <w:t xml:space="preserve">되니까 낭비가 없어요.코코넛 추출물에 물만 더해 얼린 거라 첨가물도 없고, 한 개에 딱 </w:t>
       </w:r>
@@ -2276,7 +2262,7 @@
         <w:rPr>
           <w:sz w:val="22"/>
           <w:szCs w:val="22"/>
-          <w:shd w:val="clear"/>
+          <w:shd w:val="clear" w:color="auto" w:fill="auto"/>
         </w:rPr>
         <w:t xml:space="preserve">20g이라 양 조절도 편해요.</w:t>
       </w:r>
@@ -2288,7 +2274,7 @@
           <w:color w:val="3D3D3A"/>
           <w:sz w:val="22"/>
           <w:szCs w:val="22"/>
-          <w:shd w:val="clear"/>
+          <w:shd w:val="clear" w:color="auto" w:fill="auto"/>
           <w:rFonts w:ascii="Anthropic Sans" w:eastAsia="Anthropic Sans" w:hAnsi="Anthropic Sans" w:cs="Anthropic Sans"/>
           <w:lang w:eastAsia="ko-KR"/>
         </w:rPr>
@@ -2303,162 +2289,46 @@
           <w:sz w:val="22"/>
           <w:szCs w:val="22"/>
           <w:u w:val="single" w:color="0563C1"/>
-          <w:shd w:val="clear"/>
-          <w:rFonts w:ascii="Anthropic Sans" w:eastAsia="Anthropic Sans" w:hAnsi="Anthropic Sans" w:cs="Anthropic Sans"/>
-        </w:rPr>
-        <w:t>마</w:t>
-      </w:r>
-      <w:r>
-        <w:rPr>
-          <w:spacing w:val="0"/>
-          <w:i w:val="0"/>
-          <w:b w:val="0"/>
-          <w:color w:val="0563C1"/>
-          <w:sz w:val="22"/>
-          <w:szCs w:val="22"/>
-          <w:u w:val="single" w:color="0563C1"/>
-          <w:shd w:val="clear"/>
-          <w:rFonts w:ascii="Anthropic Sans" w:eastAsia="Anthropic Sans" w:hAnsi="Anthropic Sans" w:cs="Anthropic Sans"/>
-        </w:rPr>
-        <w:t>켓</w:t>
-      </w:r>
-      <w:r>
-        <w:rPr>
-          <w:spacing w:val="0"/>
-          <w:i w:val="0"/>
-          <w:b w:val="0"/>
-          <w:color w:val="0563C1"/>
-          <w:sz w:val="22"/>
-          <w:szCs w:val="22"/>
-          <w:u w:val="single" w:color="0563C1"/>
-          <w:shd w:val="clear"/>
-          <w:rFonts w:ascii="Anthropic Sans" w:eastAsia="Anthropic Sans" w:hAnsi="Anthropic Sans" w:cs="Anthropic Sans"/>
-        </w:rPr>
-        <w:t>컬</w:t>
-      </w:r>
-      <w:r>
-        <w:rPr>
-          <w:spacing w:val="0"/>
-          <w:i w:val="0"/>
-          <w:b w:val="0"/>
-          <w:color w:val="0563C1"/>
-          <w:sz w:val="22"/>
-          <w:szCs w:val="22"/>
-          <w:u w:val="single" w:color="0563C1"/>
-          <w:shd w:val="clear"/>
-          <w:rFonts w:ascii="Anthropic Sans" w:eastAsia="Anthropic Sans" w:hAnsi="Anthropic Sans" w:cs="Anthropic Sans"/>
-        </w:rPr>
-        <w:t>리</w:t>
-      </w:r>
-      <w:r>
-        <w:rPr>
-          <w:spacing w:val="0"/>
-          <w:i w:val="0"/>
-          <w:b w:val="0"/>
-          <w:color w:val="0563C1"/>
-          <w:sz w:val="22"/>
-          <w:szCs w:val="22"/>
-          <w:u w:val="single" w:color="0563C1"/>
-          <w:shd w:val="clear"/>
-          <w:rFonts w:ascii="Anthropic Sans" w:eastAsia="Anthropic Sans" w:hAnsi="Anthropic Sans" w:cs="Anthropic Sans"/>
-        </w:rPr>
-        <w:t xml:space="preserve"> </w:t>
-      </w:r>
-      <w:r>
-        <w:rPr>
-          <w:spacing w:val="0"/>
-          <w:i w:val="0"/>
-          <w:b w:val="0"/>
-          <w:color w:val="0563C1"/>
-          <w:sz w:val="22"/>
-          <w:szCs w:val="22"/>
-          <w:u w:val="single" w:color="0563C1"/>
-          <w:shd w:val="clear"/>
-          <w:rFonts w:ascii="Anthropic Sans" w:eastAsia="Anthropic Sans" w:hAnsi="Anthropic Sans" w:cs="Anthropic Sans"/>
-        </w:rPr>
-        <w:t>바</w:t>
-      </w:r>
-      <w:r>
-        <w:rPr>
-          <w:spacing w:val="0"/>
-          <w:i w:val="0"/>
-          <w:b w:val="0"/>
-          <w:color w:val="0563C1"/>
-          <w:sz w:val="22"/>
-          <w:szCs w:val="22"/>
-          <w:u w:val="single" w:color="0563C1"/>
-          <w:shd w:val="clear"/>
-          <w:rFonts w:ascii="Anthropic Sans" w:eastAsia="Anthropic Sans" w:hAnsi="Anthropic Sans" w:cs="Anthropic Sans"/>
-        </w:rPr>
-        <w:t>로</w:t>
-      </w:r>
-      <w:r>
-        <w:rPr>
-          <w:spacing w:val="0"/>
-          <w:i w:val="0"/>
-          <w:b w:val="0"/>
-          <w:color w:val="0563C1"/>
-          <w:sz w:val="22"/>
-          <w:szCs w:val="22"/>
-          <w:u w:val="single" w:color="0563C1"/>
-          <w:shd w:val="clear"/>
-          <w:rFonts w:ascii="Anthropic Sans" w:eastAsia="Anthropic Sans" w:hAnsi="Anthropic Sans" w:cs="Anthropic Sans"/>
-        </w:rPr>
-        <w:t>가</w:t>
-      </w:r>
-      <w:r>
-        <w:rPr>
-          <w:spacing w:val="0"/>
-          <w:i w:val="0"/>
-          <w:b w:val="0"/>
-          <w:color w:val="0563C1"/>
-          <w:sz w:val="22"/>
-          <w:szCs w:val="22"/>
-          <w:u w:val="single" w:color="0563C1"/>
-          <w:shd w:val="clear"/>
-          <w:rFonts w:ascii="Anthropic Sans" w:eastAsia="Anthropic Sans" w:hAnsi="Anthropic Sans" w:cs="Anthropic Sans"/>
-        </w:rPr>
-        <w:t>기</w:t>
-      </w:r>
-      <w:r>
-        <w:rPr>
-          <w:spacing w:val="0"/>
-          <w:i w:val="0"/>
-          <w:b w:val="0"/>
-          <w:color w:val="0563C1"/>
-          <w:sz w:val="22"/>
-          <w:szCs w:val="22"/>
-          <w:u w:val="single" w:color="0563C1"/>
-          <w:shd w:val="clear"/>
-          <w:rFonts w:ascii="Anthropic Sans" w:eastAsia="Anthropic Sans" w:hAnsi="Anthropic Sans" w:cs="Anthropic Sans"/>
-        </w:rPr>
-        <w:t xml:space="preserve"> </w:t>
-      </w:r>
-      <w:r>
-        <w:rPr>
-          <w:spacing w:val="0"/>
-          <w:i w:val="0"/>
-          <w:b w:val="0"/>
-          <w:color w:val="0563C1"/>
-          <w:sz w:val="22"/>
-          <w:szCs w:val="22"/>
-          <w:u w:val="single" w:color="0563C1"/>
-          <w:shd w:val="clear"/>
-          <w:rFonts w:ascii="Anthropic Sans" w:eastAsia="Anthropic Sans" w:hAnsi="Anthropic Sans" w:cs="Anthropic Sans"/>
-        </w:rPr>
-        <w:t>→</w:t>
-      </w:r>
-      <w:r>
-        <w:rPr>
-          <w:shd w:val="clear"/>
-        </w:rPr>
-        <w:fldChar w:fldCharType="end"/>
-      </w:r>
-    </w:p>
-    <w:p>
-      <w:pPr>
-        <w:jc w:val="left"/>
-        <w:spacing w:lineRule="auto" w:line="276"/>
+          <w:shd w:val="clear" w:color="auto" w:fill="auto"/>
+          <w:rFonts w:ascii="Anthropic Sans" w:eastAsia="Anthropic Sans" w:hAnsi="Anthropic Sans" w:cs="Anthropic Sans"/>
+        </w:rPr>
+        <w:t xml:space="preserve">마켓컬리 바로가기 →</w:t>
+      </w:r>
+      <w:r>
+        <w:rPr>
+          <w:spacing w:val="0"/>
+          <w:i w:val="0"/>
+          <w:b w:val="0"/>
+          <w:color w:val="0563C1"/>
+          <w:sz w:val="22"/>
+          <w:szCs w:val="22"/>
+          <w:u w:val="single" w:color="0563C1"/>
+          <w:shd w:val="clear" w:color="auto" w:fill="auto"/>
+          <w:rFonts w:ascii="Anthropic Sans" w:eastAsia="Anthropic Sans" w:hAnsi="Anthropic Sans" w:cs="Anthropic Sans"/>
+          <w:lang w:eastAsia="ko-KR"/>
+        </w:rPr>
+        <w:br/>
+      </w:r>
+      <w:r>
+        <w:rPr>
+          <w:spacing w:val="0"/>
+          <w:i w:val="0"/>
+          <w:b w:val="0"/>
+          <w:color w:val="0563C1"/>
+          <w:sz w:val="22"/>
+          <w:szCs w:val="22"/>
+          <w:u w:val="single" w:color="0563C1"/>
+          <w:shd w:val="clear" w:color="auto" w:fill="auto"/>
+          <w:rFonts w:ascii="Anthropic Sans" w:eastAsia="Anthropic Sans" w:hAnsi="Anthropic Sans" w:cs="Anthropic Sans"/>
+          <w:lang w:eastAsia="ko-KR"/>
+        </w:rPr>
+        <w:t>https://lounge.kurly.com/link/FWeJ-XsCg</w:t>
+      </w:r>
+    </w:p>
+    <w:p>
+      <w:pPr>
+        <w:jc w:val="left"/>
+        <w:spacing w:lineRule="auto" w:line="275"/>
         <w:rPr>
           <w:spacing w:val="0"/>
           <w:i w:val="0"/>
@@ -2466,7 +2336,7 @@
           <w:color w:val="B87A50"/>
           <w:sz w:val="22"/>
           <w:szCs w:val="22"/>
-          <w:shd w:val="clear"/>
+          <w:shd w:val="clear" w:color="auto" w:fill="auto"/>
           <w:rFonts w:ascii="Anthropic Sans" w:eastAsia="Anthropic Sans" w:hAnsi="Anthropic Sans" w:cs="Anthropic Sans"/>
           <w:lang w:eastAsia="ko-KR"/>
         </w:rPr>
@@ -2475,7 +2345,7 @@
     <w:p>
       <w:pPr>
         <w:jc w:val="left"/>
-        <w:spacing w:lineRule="auto" w:line="276"/>
+        <w:spacing w:lineRule="auto" w:line="275"/>
         <w:rPr>
           <w:spacing w:val="0"/>
           <w:i w:val="0"/>
@@ -2483,7 +2353,7 @@
           <w:color w:val="73726C"/>
           <w:sz w:val="22"/>
           <w:szCs w:val="22"/>
-          <w:shd w:val="clear"/>
+          <w:shd w:val="clear" w:color="auto" w:fill="auto"/>
           <w:rFonts w:ascii="Anthropic Sans" w:eastAsia="Anthropic Sans" w:hAnsi="Anthropic Sans" w:cs="Anthropic Sans"/>
         </w:rPr>
       </w:pPr>
@@ -2495,7 +2365,7 @@
           <w:color w:val="B87A50"/>
           <w:sz w:val="22"/>
           <w:szCs w:val="22"/>
-          <w:shd w:val="clear"/>
+          <w:shd w:val="clear" w:color="auto" w:fill="auto"/>
           <w:rFonts w:ascii="Anthropic Sans" w:eastAsia="Anthropic Sans" w:hAnsi="Anthropic Sans" w:cs="Anthropic Sans"/>
           <w:lang w:eastAsia="ko-KR"/>
         </w:rPr>
@@ -2505,27 +2375,27 @@
     <w:p>
       <w:pPr>
         <w:jc w:val="left"/>
-        <w:spacing w:lineRule="auto" w:line="276"/>
-        <w:rPr>
-          <w:spacing w:val="0"/>
-          <w:i w:val="0"/>
-          <w:b w:val="0"/>
-          <w:color w:val="141413"/>
-          <w:sz w:val="22"/>
-          <w:szCs w:val="22"/>
-          <w:shd w:val="clear"/>
-          <w:rFonts w:ascii="Anthropic Sans" w:eastAsia="Anthropic Sans" w:hAnsi="Anthropic Sans" w:cs="Anthropic Sans"/>
-        </w:rPr>
-      </w:pPr>
-      <w:r>
-        <w:rPr>
-          <w:spacing w:val="0"/>
-          <w:i w:val="0"/>
-          <w:b w:val="0"/>
-          <w:color w:val="141413"/>
-          <w:sz w:val="22"/>
-          <w:szCs w:val="22"/>
-          <w:shd w:val="clear"/>
+        <w:spacing w:lineRule="auto" w:line="275"/>
+        <w:rPr>
+          <w:spacing w:val="0"/>
+          <w:i w:val="0"/>
+          <w:b w:val="0"/>
+          <w:color w:val="141413"/>
+          <w:sz w:val="22"/>
+          <w:szCs w:val="22"/>
+          <w:shd w:val="clear" w:color="auto" w:fill="auto"/>
+          <w:rFonts w:ascii="Anthropic Sans" w:eastAsia="Anthropic Sans" w:hAnsi="Anthropic Sans" w:cs="Anthropic Sans"/>
+        </w:rPr>
+      </w:pPr>
+      <w:r>
+        <w:rPr>
+          <w:spacing w:val="0"/>
+          <w:i w:val="0"/>
+          <w:b w:val="0"/>
+          <w:color w:val="141413"/>
+          <w:sz w:val="22"/>
+          <w:szCs w:val="22"/>
+          <w:shd w:val="clear" w:color="auto" w:fill="auto"/>
           <w:rFonts w:ascii="Anthropic Sans" w:eastAsia="Anthropic Sans" w:hAnsi="Anthropic Sans" w:cs="Anthropic Sans"/>
         </w:rPr>
         <w:t xml:space="preserve">마이노멀 알룰로스 (액체)</w:t>
@@ -2534,27 +2404,27 @@
     <w:p>
       <w:pPr>
         <w:jc w:val="left"/>
-        <w:spacing w:lineRule="auto" w:line="276"/>
-        <w:rPr>
-          <w:spacing w:val="0"/>
-          <w:i w:val="0"/>
-          <w:b w:val="0"/>
-          <w:color w:val="3D3D3A"/>
-          <w:sz w:val="22"/>
-          <w:szCs w:val="22"/>
-          <w:shd w:val="clear"/>
-          <w:rFonts w:ascii="Anthropic Sans" w:eastAsia="Anthropic Sans" w:hAnsi="Anthropic Sans" w:cs="Anthropic Sans"/>
-        </w:rPr>
-      </w:pPr>
-      <w:r>
-        <w:rPr>
-          <w:spacing w:val="0"/>
-          <w:i w:val="0"/>
-          <w:b w:val="0"/>
-          <w:color w:val="3D3D3A"/>
-          <w:sz w:val="22"/>
-          <w:szCs w:val="22"/>
-          <w:shd w:val="clear"/>
+        <w:spacing w:lineRule="auto" w:line="275"/>
+        <w:rPr>
+          <w:spacing w:val="0"/>
+          <w:i w:val="0"/>
+          <w:b w:val="0"/>
+          <w:color w:val="3D3D3A"/>
+          <w:sz w:val="22"/>
+          <w:szCs w:val="22"/>
+          <w:shd w:val="clear" w:color="auto" w:fill="auto"/>
+          <w:rFonts w:ascii="Anthropic Sans" w:eastAsia="Anthropic Sans" w:hAnsi="Anthropic Sans" w:cs="Anthropic Sans"/>
+        </w:rPr>
+      </w:pPr>
+      <w:r>
+        <w:rPr>
+          <w:spacing w:val="0"/>
+          <w:i w:val="0"/>
+          <w:b w:val="0"/>
+          <w:color w:val="3D3D3A"/>
+          <w:sz w:val="22"/>
+          <w:szCs w:val="22"/>
+          <w:shd w:val="clear" w:color="auto" w:fill="auto"/>
           <w:rFonts w:ascii="Anthropic Sans" w:eastAsia="Anthropic Sans" w:hAnsi="Anthropic Sans" w:cs="Anthropic Sans"/>
         </w:rPr>
         <w:t xml:space="preserve">혈당 스파이크 없이 단맛을 낼 수 있는 희귀 당류예요. 방탄코코아에 바로 넣으면 잘 </w:t>
@@ -2567,7 +2437,7 @@
           <w:color w:val="3D3D3A"/>
           <w:sz w:val="22"/>
           <w:szCs w:val="22"/>
-          <w:shd w:val="clear"/>
+          <w:shd w:val="clear" w:color="auto" w:fill="auto"/>
           <w:rFonts w:ascii="Anthropic Sans" w:eastAsia="Anthropic Sans" w:hAnsi="Anthropic Sans" w:cs="Anthropic Sans"/>
         </w:rPr>
         <w:t xml:space="preserve">녹고 뒷맛이 깔끔해요.</w:t>
@@ -2576,7 +2446,7 @@
     <w:p>
       <w:pPr>
         <w:jc w:val="left"/>
-        <w:spacing w:lineRule="auto" w:line="276"/>
+        <w:spacing w:lineRule="auto" w:line="275"/>
         <w:rPr>
           <w:spacing w:val="0"/>
           <w:i w:val="0"/>
@@ -2584,7 +2454,7 @@
           <w:color w:val="000000"/>
           <w:sz w:val="22"/>
           <w:szCs w:val="22"/>
-          <w:shd w:val="clear"/>
+          <w:shd w:val="clear" w:color="auto" w:fill="auto"/>
           <w:rFonts w:ascii="Anthropic Sans" w:eastAsia="Anthropic Sans" w:hAnsi="Anthropic Sans" w:cs="Anthropic Sans"/>
         </w:rPr>
       </w:pPr>
@@ -2606,7 +2476,7 @@
           <w:sz w:val="22"/>
           <w:szCs w:val="22"/>
           <w:u w:val="single" w:color="0563C1"/>
-          <w:shd w:val="clear"/>
+          <w:shd w:val="clear" w:color="auto" w:fill="auto"/>
           <w:rFonts w:ascii="Anthropic Sans" w:eastAsia="Anthropic Sans" w:hAnsi="Anthropic Sans" w:cs="Anthropic Sans"/>
         </w:rPr>
         <w:t>쿠</w:t>
@@ -2620,7 +2490,7 @@
           <w:sz w:val="22"/>
           <w:szCs w:val="22"/>
           <w:u w:val="single" w:color="0563C1"/>
-          <w:shd w:val="clear"/>
+          <w:shd w:val="clear" w:color="auto" w:fill="auto"/>
           <w:rFonts w:ascii="Anthropic Sans" w:eastAsia="Anthropic Sans" w:hAnsi="Anthropic Sans" w:cs="Anthropic Sans"/>
         </w:rPr>
         <w:t>팡</w:t>
@@ -2634,7 +2504,7 @@
           <w:sz w:val="22"/>
           <w:szCs w:val="22"/>
           <w:u w:val="single" w:color="0563C1"/>
-          <w:shd w:val="clear"/>
+          <w:shd w:val="clear" w:color="auto" w:fill="auto"/>
           <w:rFonts w:ascii="Anthropic Sans" w:eastAsia="Anthropic Sans" w:hAnsi="Anthropic Sans" w:cs="Anthropic Sans"/>
         </w:rPr>
         <w:t xml:space="preserve"> </w:t>
@@ -2648,7 +2518,7 @@
           <w:sz w:val="22"/>
           <w:szCs w:val="22"/>
           <w:u w:val="single" w:color="0563C1"/>
-          <w:shd w:val="clear"/>
+          <w:shd w:val="clear" w:color="auto" w:fill="auto"/>
           <w:rFonts w:ascii="Anthropic Sans" w:eastAsia="Anthropic Sans" w:hAnsi="Anthropic Sans" w:cs="Anthropic Sans"/>
         </w:rPr>
         <w:t>바</w:t>
@@ -2662,7 +2532,7 @@
           <w:sz w:val="22"/>
           <w:szCs w:val="22"/>
           <w:u w:val="single" w:color="0563C1"/>
-          <w:shd w:val="clear"/>
+          <w:shd w:val="clear" w:color="auto" w:fill="auto"/>
           <w:rFonts w:ascii="Anthropic Sans" w:eastAsia="Anthropic Sans" w:hAnsi="Anthropic Sans" w:cs="Anthropic Sans"/>
         </w:rPr>
         <w:t>로</w:t>
@@ -2676,7 +2546,7 @@
           <w:sz w:val="22"/>
           <w:szCs w:val="22"/>
           <w:u w:val="single" w:color="0563C1"/>
-          <w:shd w:val="clear"/>
+          <w:shd w:val="clear" w:color="auto" w:fill="auto"/>
           <w:rFonts w:ascii="Anthropic Sans" w:eastAsia="Anthropic Sans" w:hAnsi="Anthropic Sans" w:cs="Anthropic Sans"/>
         </w:rPr>
         <w:t>가</w:t>
@@ -2690,7 +2560,7 @@
           <w:sz w:val="22"/>
           <w:szCs w:val="22"/>
           <w:u w:val="single" w:color="0563C1"/>
-          <w:shd w:val="clear"/>
+          <w:shd w:val="clear" w:color="auto" w:fill="auto"/>
           <w:rFonts w:ascii="Anthropic Sans" w:eastAsia="Anthropic Sans" w:hAnsi="Anthropic Sans" w:cs="Anthropic Sans"/>
         </w:rPr>
         <w:t>기</w:t>
@@ -2704,7 +2574,7 @@
           <w:sz w:val="22"/>
           <w:szCs w:val="22"/>
           <w:u w:val="single" w:color="0563C1"/>
-          <w:shd w:val="clear"/>
+          <w:shd w:val="clear" w:color="auto" w:fill="auto"/>
           <w:rFonts w:ascii="Anthropic Sans" w:eastAsia="Anthropic Sans" w:hAnsi="Anthropic Sans" w:cs="Anthropic Sans"/>
         </w:rPr>
         <w:t xml:space="preserve"> </w:t>
@@ -2718,14 +2588,14 @@
           <w:sz w:val="22"/>
           <w:szCs w:val="22"/>
           <w:u w:val="single" w:color="0563C1"/>
-          <w:shd w:val="clear"/>
+          <w:shd w:val="clear" w:color="auto" w:fill="auto"/>
           <w:rFonts w:ascii="Anthropic Sans" w:eastAsia="Anthropic Sans" w:hAnsi="Anthropic Sans" w:cs="Anthropic Sans"/>
         </w:rPr>
         <w:t>→</w:t>
       </w:r>
       <w:r>
         <w:rPr>
-          <w:shd w:val="clear"/>
+          <w:shd w:val="clear" w:color="auto" w:fill="auto"/>
         </w:rPr>
         <w:fldChar w:fldCharType="end"/>
       </w:r>
@@ -2733,7 +2603,7 @@
     <w:p>
       <w:pPr>
         <w:jc w:val="center"/>
-        <w:spacing w:lineRule="auto" w:line="276"/>
+        <w:spacing w:lineRule="auto" w:line="275"/>
         <w:rPr>
           <w:spacing w:val="0"/>
           <w:i w:val="0"/>
@@ -2741,35 +2611,35 @@
           <w:color w:val="73726C"/>
           <w:sz w:val="22"/>
           <w:szCs w:val="22"/>
-          <w:shd w:val="clear"/>
-          <w:rFonts w:ascii="Anthropic Sans" w:eastAsia="Anthropic Sans" w:hAnsi="Anthropic Sans" w:cs="Anthropic Sans"/>
-        </w:rPr>
-      </w:pPr>
-    </w:p>
-    <w:p>
-      <w:pPr>
-        <w:jc w:val="left"/>
-        <w:spacing w:lineRule="auto" w:line="276"/>
-        <w:rPr>
-          <w:spacing w:val="0"/>
-          <w:i w:val="0"/>
-          <w:b w:val="0"/>
-          <w:color w:val="141413"/>
-          <w:sz w:val="22"/>
-          <w:szCs w:val="22"/>
-          <w:shd w:val="clear"/>
-          <w:rFonts w:ascii="Anthropic Sans" w:eastAsia="Anthropic Sans" w:hAnsi="Anthropic Sans" w:cs="Anthropic Sans"/>
-        </w:rPr>
-      </w:pPr>
-      <w:r>
-        <w:rPr>
-          <w:spacing w:val="0"/>
-          <w:i w:val="0"/>
-          <w:b w:val="0"/>
-          <w:color w:val="141413"/>
-          <w:sz w:val="22"/>
-          <w:szCs w:val="22"/>
-          <w:shd w:val="clear"/>
+          <w:shd w:val="clear" w:color="auto" w:fill="auto"/>
+          <w:rFonts w:ascii="Anthropic Sans" w:eastAsia="Anthropic Sans" w:hAnsi="Anthropic Sans" w:cs="Anthropic Sans"/>
+        </w:rPr>
+      </w:pPr>
+    </w:p>
+    <w:p>
+      <w:pPr>
+        <w:jc w:val="left"/>
+        <w:spacing w:lineRule="auto" w:line="275"/>
+        <w:rPr>
+          <w:spacing w:val="0"/>
+          <w:i w:val="0"/>
+          <w:b w:val="0"/>
+          <w:color w:val="141413"/>
+          <w:sz w:val="22"/>
+          <w:szCs w:val="22"/>
+          <w:shd w:val="clear" w:color="auto" w:fill="auto"/>
+          <w:rFonts w:ascii="Anthropic Sans" w:eastAsia="Anthropic Sans" w:hAnsi="Anthropic Sans" w:cs="Anthropic Sans"/>
+        </w:rPr>
+      </w:pPr>
+      <w:r>
+        <w:rPr>
+          <w:spacing w:val="0"/>
+          <w:i w:val="0"/>
+          <w:b w:val="0"/>
+          <w:color w:val="141413"/>
+          <w:sz w:val="22"/>
+          <w:szCs w:val="22"/>
+          <w:shd w:val="clear" w:color="auto" w:fill="auto"/>
           <w:rFonts w:ascii="Anthropic Sans" w:eastAsia="Anthropic Sans" w:hAnsi="Anthropic Sans" w:cs="Anthropic Sans"/>
         </w:rPr>
         <w:t xml:space="preserve">마이노멀 알룰로스 (분말)</w:t>
@@ -2778,27 +2648,27 @@
     <w:p>
       <w:pPr>
         <w:jc w:val="left"/>
-        <w:spacing w:lineRule="auto" w:line="276"/>
-        <w:rPr>
-          <w:spacing w:val="0"/>
-          <w:i w:val="0"/>
-          <w:b w:val="0"/>
-          <w:color w:val="3D3D3A"/>
-          <w:sz w:val="22"/>
-          <w:szCs w:val="22"/>
-          <w:shd w:val="clear"/>
-          <w:rFonts w:ascii="Anthropic Sans" w:eastAsia="Anthropic Sans" w:hAnsi="Anthropic Sans" w:cs="Anthropic Sans"/>
-        </w:rPr>
-      </w:pPr>
-      <w:r>
-        <w:rPr>
-          <w:spacing w:val="0"/>
-          <w:i w:val="0"/>
-          <w:b w:val="0"/>
-          <w:color w:val="3D3D3A"/>
-          <w:sz w:val="22"/>
-          <w:szCs w:val="22"/>
-          <w:shd w:val="clear"/>
+        <w:spacing w:lineRule="auto" w:line="275"/>
+        <w:rPr>
+          <w:spacing w:val="0"/>
+          <w:i w:val="0"/>
+          <w:b w:val="0"/>
+          <w:color w:val="3D3D3A"/>
+          <w:sz w:val="22"/>
+          <w:szCs w:val="22"/>
+          <w:shd w:val="clear" w:color="auto" w:fill="auto"/>
+          <w:rFonts w:ascii="Anthropic Sans" w:eastAsia="Anthropic Sans" w:hAnsi="Anthropic Sans" w:cs="Anthropic Sans"/>
+        </w:rPr>
+      </w:pPr>
+      <w:r>
+        <w:rPr>
+          <w:spacing w:val="0"/>
+          <w:i w:val="0"/>
+          <w:b w:val="0"/>
+          <w:color w:val="3D3D3A"/>
+          <w:sz w:val="22"/>
+          <w:szCs w:val="22"/>
+          <w:shd w:val="clear" w:color="auto" w:fill="auto"/>
           <w:rFonts w:ascii="Anthropic Sans" w:eastAsia="Anthropic Sans" w:hAnsi="Anthropic Sans" w:cs="Anthropic Sans"/>
         </w:rPr>
         <w:t xml:space="preserve">코코아 파우더와 함께 먼저 섞으면 잘 녹아요. 계량과 보관이 편한 분말 타입이에요.</w:t>
@@ -2807,7 +2677,7 @@
     <w:p>
       <w:pPr>
         <w:jc w:val="left"/>
-        <w:spacing w:lineRule="auto" w:line="276"/>
+        <w:spacing w:lineRule="auto" w:line="275"/>
         <w:rPr>
           <w:spacing w:val="0"/>
           <w:i w:val="0"/>
@@ -2815,7 +2685,7 @@
           <w:color w:val="auto"/>
           <w:sz w:val="22"/>
           <w:szCs w:val="22"/>
-          <w:shd w:val="clear"/>
+          <w:shd w:val="clear" w:color="auto" w:fill="auto"/>
           <w:rFonts w:ascii="Anthropic Sans" w:eastAsia="Anthropic Sans" w:hAnsi="Anthropic Sans" w:cs="Anthropic Sans"/>
           <w:lang w:eastAsia="ko-KR"/>
         </w:rPr>
@@ -2838,7 +2708,7 @@
           <w:sz w:val="22"/>
           <w:szCs w:val="22"/>
           <w:u w:val="single" w:color="0563C1"/>
-          <w:shd w:val="clear"/>
+          <w:shd w:val="clear" w:color="auto" w:fill="auto"/>
           <w:rFonts w:ascii="Anthropic Sans" w:eastAsia="Anthropic Sans" w:hAnsi="Anthropic Sans" w:cs="Anthropic Sans"/>
         </w:rPr>
         <w:t>쿠</w:t>
@@ -2852,7 +2722,7 @@
           <w:sz w:val="22"/>
           <w:szCs w:val="22"/>
           <w:u w:val="single" w:color="0563C1"/>
-          <w:shd w:val="clear"/>
+          <w:shd w:val="clear" w:color="auto" w:fill="auto"/>
           <w:rFonts w:ascii="Anthropic Sans" w:eastAsia="Anthropic Sans" w:hAnsi="Anthropic Sans" w:cs="Anthropic Sans"/>
         </w:rPr>
         <w:t>팡</w:t>
@@ -2866,7 +2736,7 @@
           <w:sz w:val="22"/>
           <w:szCs w:val="22"/>
           <w:u w:val="single" w:color="0563C1"/>
-          <w:shd w:val="clear"/>
+          <w:shd w:val="clear" w:color="auto" w:fill="auto"/>
           <w:rFonts w:ascii="Anthropic Sans" w:eastAsia="Anthropic Sans" w:hAnsi="Anthropic Sans" w:cs="Anthropic Sans"/>
         </w:rPr>
         <w:t xml:space="preserve"> </w:t>
@@ -2880,7 +2750,7 @@
           <w:sz w:val="22"/>
           <w:szCs w:val="22"/>
           <w:u w:val="single" w:color="0563C1"/>
-          <w:shd w:val="clear"/>
+          <w:shd w:val="clear" w:color="auto" w:fill="auto"/>
           <w:rFonts w:ascii="Anthropic Sans" w:eastAsia="Anthropic Sans" w:hAnsi="Anthropic Sans" w:cs="Anthropic Sans"/>
         </w:rPr>
         <w:t>바</w:t>
@@ -2894,7 +2764,7 @@
           <w:sz w:val="22"/>
           <w:szCs w:val="22"/>
           <w:u w:val="single" w:color="0563C1"/>
-          <w:shd w:val="clear"/>
+          <w:shd w:val="clear" w:color="auto" w:fill="auto"/>
           <w:rFonts w:ascii="Anthropic Sans" w:eastAsia="Anthropic Sans" w:hAnsi="Anthropic Sans" w:cs="Anthropic Sans"/>
         </w:rPr>
         <w:t>로</w:t>
@@ -2908,7 +2778,7 @@
           <w:sz w:val="22"/>
           <w:szCs w:val="22"/>
           <w:u w:val="single" w:color="0563C1"/>
-          <w:shd w:val="clear"/>
+          <w:shd w:val="clear" w:color="auto" w:fill="auto"/>
           <w:rFonts w:ascii="Anthropic Sans" w:eastAsia="Anthropic Sans" w:hAnsi="Anthropic Sans" w:cs="Anthropic Sans"/>
         </w:rPr>
         <w:t>가</w:t>
@@ -2922,7 +2792,7 @@
           <w:sz w:val="22"/>
           <w:szCs w:val="22"/>
           <w:u w:val="single" w:color="0563C1"/>
-          <w:shd w:val="clear"/>
+          <w:shd w:val="clear" w:color="auto" w:fill="auto"/>
           <w:rFonts w:ascii="Anthropic Sans" w:eastAsia="Anthropic Sans" w:hAnsi="Anthropic Sans" w:cs="Anthropic Sans"/>
         </w:rPr>
         <w:t>기</w:t>
@@ -2936,7 +2806,7 @@
           <w:sz w:val="22"/>
           <w:szCs w:val="22"/>
           <w:u w:val="single" w:color="0563C1"/>
-          <w:shd w:val="clear"/>
+          <w:shd w:val="clear" w:color="auto" w:fill="auto"/>
           <w:rFonts w:ascii="Anthropic Sans" w:eastAsia="Anthropic Sans" w:hAnsi="Anthropic Sans" w:cs="Anthropic Sans"/>
         </w:rPr>
         <w:t xml:space="preserve"> </w:t>
@@ -2950,14 +2820,14 @@
           <w:sz w:val="22"/>
           <w:szCs w:val="22"/>
           <w:u w:val="single" w:color="0563C1"/>
-          <w:shd w:val="clear"/>
+          <w:shd w:val="clear" w:color="auto" w:fill="auto"/>
           <w:rFonts w:ascii="Anthropic Sans" w:eastAsia="Anthropic Sans" w:hAnsi="Anthropic Sans" w:cs="Anthropic Sans"/>
         </w:rPr>
         <w:t>→</w:t>
       </w:r>
       <w:r>
         <w:rPr>
-          <w:shd w:val="clear"/>
+          <w:shd w:val="clear" w:color="auto" w:fill="auto"/>
         </w:rPr>
         <w:fldChar w:fldCharType="end"/>
       </w:r>
@@ -2965,7 +2835,7 @@
     <w:p>
       <w:pPr>
         <w:jc w:val="left"/>
-        <w:spacing w:lineRule="auto" w:line="276"/>
+        <w:spacing w:lineRule="auto" w:line="275"/>
         <w:rPr>
           <w:spacing w:val="0"/>
           <w:i w:val="0"/>
@@ -2973,7 +2843,7 @@
           <w:color w:val="auto"/>
           <w:sz w:val="22"/>
           <w:szCs w:val="22"/>
-          <w:shd w:val="clear"/>
+          <w:shd w:val="clear" w:color="auto" w:fill="auto"/>
           <w:rFonts w:ascii="Anthropic Sans" w:eastAsia="Anthropic Sans" w:hAnsi="Anthropic Sans" w:cs="Anthropic Sans"/>
           <w:lang w:eastAsia="ko-KR"/>
         </w:rPr>
@@ -2982,7 +2852,7 @@
     <w:p>
       <w:pPr>
         <w:jc w:val="left"/>
-        <w:spacing w:lineRule="auto" w:line="276"/>
+        <w:spacing w:lineRule="auto" w:line="275"/>
         <w:rPr>
           <w:spacing w:val="0"/>
           <w:i w:val="0"/>
@@ -2990,7 +2860,7 @@
           <w:color w:val="73726C"/>
           <w:sz w:val="22"/>
           <w:szCs w:val="22"/>
-          <w:shd w:val="clear"/>
+          <w:shd w:val="clear" w:color="auto" w:fill="auto"/>
           <w:rFonts w:ascii="Anthropic Sans" w:eastAsia="Anthropic Sans" w:hAnsi="Anthropic Sans" w:cs="Anthropic Sans"/>
         </w:rPr>
       </w:pPr>
@@ -3002,7 +2872,7 @@
           <w:color w:val="B87A50"/>
           <w:sz w:val="22"/>
           <w:szCs w:val="22"/>
-          <w:shd w:val="clear"/>
+          <w:shd w:val="clear" w:color="auto" w:fill="auto"/>
           <w:rFonts w:ascii="Anthropic Sans" w:eastAsia="Anthropic Sans" w:hAnsi="Anthropic Sans" w:cs="Anthropic Sans"/>
           <w:lang w:eastAsia="ko-KR"/>
         </w:rPr>
@@ -3012,27 +2882,27 @@
     <w:p>
       <w:pPr>
         <w:jc w:val="left"/>
-        <w:spacing w:lineRule="auto" w:line="276"/>
-        <w:rPr>
-          <w:spacing w:val="0"/>
-          <w:i w:val="0"/>
-          <w:b w:val="0"/>
-          <w:color w:val="141413"/>
-          <w:sz w:val="22"/>
-          <w:szCs w:val="22"/>
-          <w:shd w:val="clear"/>
-          <w:rFonts w:ascii="Anthropic Sans" w:eastAsia="Anthropic Sans" w:hAnsi="Anthropic Sans" w:cs="Anthropic Sans"/>
-        </w:rPr>
-      </w:pPr>
-      <w:r>
-        <w:rPr>
-          <w:spacing w:val="0"/>
-          <w:i w:val="0"/>
-          <w:b w:val="0"/>
-          <w:color w:val="141413"/>
-          <w:sz w:val="22"/>
-          <w:szCs w:val="22"/>
-          <w:shd w:val="clear"/>
+        <w:spacing w:lineRule="auto" w:line="275"/>
+        <w:rPr>
+          <w:spacing w:val="0"/>
+          <w:i w:val="0"/>
+          <w:b w:val="0"/>
+          <w:color w:val="141413"/>
+          <w:sz w:val="22"/>
+          <w:szCs w:val="22"/>
+          <w:shd w:val="clear" w:color="auto" w:fill="auto"/>
+          <w:rFonts w:ascii="Anthropic Sans" w:eastAsia="Anthropic Sans" w:hAnsi="Anthropic Sans" w:cs="Anthropic Sans"/>
+        </w:rPr>
+      </w:pPr>
+      <w:r>
+        <w:rPr>
+          <w:spacing w:val="0"/>
+          <w:i w:val="0"/>
+          <w:b w:val="0"/>
+          <w:color w:val="141413"/>
+          <w:sz w:val="22"/>
+          <w:szCs w:val="22"/>
+          <w:shd w:val="clear" w:color="auto" w:fill="auto"/>
           <w:rFonts w:ascii="Anthropic Sans" w:eastAsia="Anthropic Sans" w:hAnsi="Anthropic Sans" w:cs="Anthropic Sans"/>
         </w:rPr>
         <w:t xml:space="preserve">산체스 히말라야 핑크소금 그라인더</w:t>
@@ -3041,27 +2911,27 @@
     <w:p>
       <w:pPr>
         <w:jc w:val="left"/>
-        <w:spacing w:lineRule="auto" w:line="276"/>
-        <w:rPr>
-          <w:spacing w:val="0"/>
-          <w:i w:val="0"/>
-          <w:b w:val="0"/>
-          <w:color w:val="3D3D3A"/>
-          <w:sz w:val="22"/>
-          <w:szCs w:val="22"/>
-          <w:shd w:val="clear"/>
-          <w:rFonts w:ascii="Anthropic Sans" w:eastAsia="Anthropic Sans" w:hAnsi="Anthropic Sans" w:cs="Anthropic Sans"/>
-        </w:rPr>
-      </w:pPr>
-      <w:r>
-        <w:rPr>
-          <w:spacing w:val="0"/>
-          <w:i w:val="0"/>
-          <w:b w:val="0"/>
-          <w:color w:val="3D3D3A"/>
-          <w:sz w:val="22"/>
-          <w:szCs w:val="22"/>
-          <w:shd w:val="clear" w:fill="FFFFFF"/>
+        <w:spacing w:lineRule="auto" w:line="275"/>
+        <w:rPr>
+          <w:spacing w:val="0"/>
+          <w:i w:val="0"/>
+          <w:b w:val="0"/>
+          <w:color w:val="3D3D3A"/>
+          <w:sz w:val="22"/>
+          <w:szCs w:val="22"/>
+          <w:shd w:val="clear" w:color="auto" w:fill="auto"/>
+          <w:rFonts w:ascii="Anthropic Sans" w:eastAsia="Anthropic Sans" w:hAnsi="Anthropic Sans" w:cs="Anthropic Sans"/>
+        </w:rPr>
+      </w:pPr>
+      <w:r>
+        <w:rPr>
+          <w:spacing w:val="0"/>
+          <w:i w:val="0"/>
+          <w:b w:val="0"/>
+          <w:color w:val="3D3D3A"/>
+          <w:sz w:val="22"/>
+          <w:szCs w:val="22"/>
+          <w:shd w:val="clear" w:color="auto" w:fill="FFFFFF"/>
           <w:rFonts w:ascii="Anthropic Sans" w:eastAsia="Anthropic Sans" w:hAnsi="Anthropic Sans" w:cs="Anthropic Sans"/>
         </w:rPr>
         <w:t xml:space="preserve">히말라야 핑크소금은 일반 정제 소금과 달리 80여 가지 미네랄이 그대로 살아있어요. </w:t>
@@ -3074,7 +2944,7 @@
           <w:color w:val="3D3D3A"/>
           <w:sz w:val="22"/>
           <w:szCs w:val="22"/>
-          <w:shd w:val="clear" w:fill="FFFFFF"/>
+          <w:shd w:val="clear" w:color="auto" w:fill="FFFFFF"/>
           <w:rFonts w:ascii="Anthropic Sans" w:eastAsia="Anthropic Sans" w:hAnsi="Anthropic Sans" w:cs="Anthropic Sans"/>
         </w:rPr>
         <w:t xml:space="preserve">그라인더 타입을 고른 건 이유가 있어요. 필요한 만큼 그때그때 갈아 쓰니까 신선하고, </w:t>
@@ -3087,7 +2957,7 @@
           <w:color w:val="3D3D3A"/>
           <w:sz w:val="22"/>
           <w:szCs w:val="22"/>
-          <w:shd w:val="clear" w:fill="FFFFFF"/>
+          <w:shd w:val="clear" w:color="auto" w:fill="FFFFFF"/>
           <w:rFonts w:ascii="Anthropic Sans" w:eastAsia="Anthropic Sans" w:hAnsi="Anthropic Sans" w:cs="Anthropic Sans"/>
         </w:rPr>
         <w:t xml:space="preserve">통째로 보관하면 습기에도 강해요. 방탄커피 한 잔에 두세 번 갈아 넣으면 맛이 한층 </w:t>
@@ -3100,7 +2970,7 @@
           <w:color w:val="3D3D3A"/>
           <w:sz w:val="22"/>
           <w:szCs w:val="22"/>
-          <w:shd w:val="clear" w:fill="FFFFFF"/>
+          <w:shd w:val="clear" w:color="auto" w:fill="FFFFFF"/>
           <w:rFonts w:ascii="Anthropic Sans" w:eastAsia="Anthropic Sans" w:hAnsi="Anthropic Sans" w:cs="Anthropic Sans"/>
         </w:rPr>
         <w:t xml:space="preserve">깊어지고, 키토 식단 중 전해질 보충에도 도움이 돼요.</w:t>
@@ -3109,7 +2979,7 @@
     <w:p>
       <w:pPr>
         <w:jc w:val="left"/>
-        <w:spacing w:lineRule="auto" w:line="276"/>
+        <w:spacing w:lineRule="auto" w:line="275"/>
         <w:rPr>
           <w:spacing w:val="0"/>
           <w:i w:val="0"/>
@@ -3117,7 +2987,7 @@
           <w:color w:val="000000"/>
           <w:sz w:val="22"/>
           <w:szCs w:val="22"/>
-          <w:shd w:val="clear"/>
+          <w:shd w:val="clear" w:color="auto" w:fill="auto"/>
           <w:rFonts w:ascii="Anthropic Sans" w:eastAsia="Anthropic Sans" w:hAnsi="Anthropic Sans" w:cs="Anthropic Sans"/>
         </w:rPr>
       </w:pPr>
@@ -3139,7 +3009,7 @@
           <w:sz w:val="22"/>
           <w:szCs w:val="22"/>
           <w:u w:val="single" w:color="0563C1"/>
-          <w:shd w:val="clear"/>
+          <w:shd w:val="clear" w:color="auto" w:fill="auto"/>
           <w:rFonts w:ascii="Anthropic Sans" w:eastAsia="Anthropic Sans" w:hAnsi="Anthropic Sans" w:cs="Anthropic Sans"/>
         </w:rPr>
         <w:t>쿠</w:t>
@@ -3153,7 +3023,7 @@
           <w:sz w:val="22"/>
           <w:szCs w:val="22"/>
           <w:u w:val="single" w:color="0563C1"/>
-          <w:shd w:val="clear"/>
+          <w:shd w:val="clear" w:color="auto" w:fill="auto"/>
           <w:rFonts w:ascii="Anthropic Sans" w:eastAsia="Anthropic Sans" w:hAnsi="Anthropic Sans" w:cs="Anthropic Sans"/>
         </w:rPr>
         <w:t>팡</w:t>
@@ -3167,7 +3037,7 @@
           <w:sz w:val="22"/>
           <w:szCs w:val="22"/>
           <w:u w:val="single" w:color="0563C1"/>
-          <w:shd w:val="clear"/>
+          <w:shd w:val="clear" w:color="auto" w:fill="auto"/>
           <w:rFonts w:ascii="Anthropic Sans" w:eastAsia="Anthropic Sans" w:hAnsi="Anthropic Sans" w:cs="Anthropic Sans"/>
         </w:rPr>
         <w:t xml:space="preserve"> </w:t>
@@ -3181,7 +3051,7 @@
           <w:sz w:val="22"/>
           <w:szCs w:val="22"/>
           <w:u w:val="single" w:color="0563C1"/>
-          <w:shd w:val="clear"/>
+          <w:shd w:val="clear" w:color="auto" w:fill="auto"/>
           <w:rFonts w:ascii="Anthropic Sans" w:eastAsia="Anthropic Sans" w:hAnsi="Anthropic Sans" w:cs="Anthropic Sans"/>
         </w:rPr>
         <w:t>바</w:t>
@@ -3195,7 +3065,7 @@
           <w:sz w:val="22"/>
           <w:szCs w:val="22"/>
           <w:u w:val="single" w:color="0563C1"/>
-          <w:shd w:val="clear"/>
+          <w:shd w:val="clear" w:color="auto" w:fill="auto"/>
           <w:rFonts w:ascii="Anthropic Sans" w:eastAsia="Anthropic Sans" w:hAnsi="Anthropic Sans" w:cs="Anthropic Sans"/>
         </w:rPr>
         <w:t>로</w:t>
@@ -3209,7 +3079,7 @@
           <w:sz w:val="22"/>
           <w:szCs w:val="22"/>
           <w:u w:val="single" w:color="0563C1"/>
-          <w:shd w:val="clear"/>
+          <w:shd w:val="clear" w:color="auto" w:fill="auto"/>
           <w:rFonts w:ascii="Anthropic Sans" w:eastAsia="Anthropic Sans" w:hAnsi="Anthropic Sans" w:cs="Anthropic Sans"/>
         </w:rPr>
         <w:t>가</w:t>
@@ -3223,7 +3093,7 @@
           <w:sz w:val="22"/>
           <w:szCs w:val="22"/>
           <w:u w:val="single" w:color="0563C1"/>
-          <w:shd w:val="clear"/>
+          <w:shd w:val="clear" w:color="auto" w:fill="auto"/>
           <w:rFonts w:ascii="Anthropic Sans" w:eastAsia="Anthropic Sans" w:hAnsi="Anthropic Sans" w:cs="Anthropic Sans"/>
         </w:rPr>
         <w:t>기</w:t>
@@ -3237,7 +3107,7 @@
           <w:sz w:val="22"/>
           <w:szCs w:val="22"/>
           <w:u w:val="single" w:color="0563C1"/>
-          <w:shd w:val="clear"/>
+          <w:shd w:val="clear" w:color="auto" w:fill="auto"/>
           <w:rFonts w:ascii="Anthropic Sans" w:eastAsia="Anthropic Sans" w:hAnsi="Anthropic Sans" w:cs="Anthropic Sans"/>
         </w:rPr>
         <w:t xml:space="preserve"> </w:t>
@@ -3251,14 +3121,14 @@
           <w:sz w:val="22"/>
           <w:szCs w:val="22"/>
           <w:u w:val="single" w:color="0563C1"/>
-          <w:shd w:val="clear"/>
+          <w:shd w:val="clear" w:color="auto" w:fill="auto"/>
           <w:rFonts w:ascii="Anthropic Sans" w:eastAsia="Anthropic Sans" w:hAnsi="Anthropic Sans" w:cs="Anthropic Sans"/>
         </w:rPr>
         <w:t>→</w:t>
       </w:r>
       <w:r>
         <w:rPr>
-          <w:shd w:val="clear"/>
+          <w:shd w:val="clear" w:color="auto" w:fill="auto"/>
         </w:rPr>
         <w:fldChar w:fldCharType="end"/>
       </w:r>
@@ -3266,27 +3136,27 @@
     <w:p>
       <w:pPr>
         <w:jc w:val="left"/>
-        <w:spacing w:lineRule="auto" w:line="276"/>
-        <w:rPr>
-          <w:spacing w:val="0"/>
-          <w:i w:val="0"/>
-          <w:b w:val="0"/>
-          <w:color w:val="141413"/>
-          <w:sz w:val="22"/>
-          <w:szCs w:val="22"/>
-          <w:shd w:val="clear"/>
-          <w:rFonts w:ascii="Anthropic Sans" w:eastAsia="Anthropic Sans" w:hAnsi="Anthropic Sans" w:cs="Anthropic Sans"/>
-        </w:rPr>
-      </w:pPr>
-      <w:r>
-        <w:rPr>
-          <w:spacing w:val="0"/>
-          <w:i w:val="0"/>
-          <w:b w:val="0"/>
-          <w:color w:val="141413"/>
-          <w:sz w:val="22"/>
-          <w:szCs w:val="22"/>
-          <w:shd w:val="clear"/>
+        <w:spacing w:lineRule="auto" w:line="275"/>
+        <w:rPr>
+          <w:spacing w:val="0"/>
+          <w:i w:val="0"/>
+          <w:b w:val="0"/>
+          <w:color w:val="141413"/>
+          <w:sz w:val="22"/>
+          <w:szCs w:val="22"/>
+          <w:shd w:val="clear" w:color="auto" w:fill="auto"/>
+          <w:rFonts w:ascii="Anthropic Sans" w:eastAsia="Anthropic Sans" w:hAnsi="Anthropic Sans" w:cs="Anthropic Sans"/>
+        </w:rPr>
+      </w:pPr>
+      <w:r>
+        <w:rPr>
+          <w:spacing w:val="0"/>
+          <w:i w:val="0"/>
+          <w:b w:val="0"/>
+          <w:color w:val="141413"/>
+          <w:sz w:val="22"/>
+          <w:szCs w:val="22"/>
+          <w:shd w:val="clear" w:color="auto" w:fill="auto"/>
           <w:rFonts w:ascii="Anthropic Sans" w:eastAsia="Anthropic Sans" w:hAnsi="Anthropic Sans" w:cs="Anthropic Sans"/>
         </w:rPr>
         <w:t>죽염</w:t>
@@ -3295,27 +3165,27 @@
     <w:p>
       <w:pPr>
         <w:jc w:val="left"/>
-        <w:spacing w:lineRule="auto" w:line="276"/>
-        <w:rPr>
-          <w:spacing w:val="0"/>
-          <w:i w:val="0"/>
-          <w:b w:val="0"/>
-          <w:color w:val="3D3D3A"/>
-          <w:sz w:val="22"/>
-          <w:szCs w:val="22"/>
-          <w:shd w:val="clear"/>
-          <w:rFonts w:ascii="Anthropic Sans" w:eastAsia="Anthropic Sans" w:hAnsi="Anthropic Sans" w:cs="Anthropic Sans"/>
-        </w:rPr>
-      </w:pPr>
-      <w:r>
-        <w:rPr>
-          <w:spacing w:val="0"/>
-          <w:i w:val="0"/>
-          <w:b w:val="0"/>
-          <w:color w:val="3D3D3A"/>
-          <w:sz w:val="22"/>
-          <w:szCs w:val="22"/>
-          <w:shd w:val="clear"/>
+        <w:spacing w:lineRule="auto" w:line="275"/>
+        <w:rPr>
+          <w:spacing w:val="0"/>
+          <w:i w:val="0"/>
+          <w:b w:val="0"/>
+          <w:color w:val="3D3D3A"/>
+          <w:sz w:val="22"/>
+          <w:szCs w:val="22"/>
+          <w:shd w:val="clear" w:color="auto" w:fill="auto"/>
+          <w:rFonts w:ascii="Anthropic Sans" w:eastAsia="Anthropic Sans" w:hAnsi="Anthropic Sans" w:cs="Anthropic Sans"/>
+        </w:rPr>
+      </w:pPr>
+      <w:r>
+        <w:rPr>
+          <w:spacing w:val="0"/>
+          <w:i w:val="0"/>
+          <w:b w:val="0"/>
+          <w:color w:val="3D3D3A"/>
+          <w:sz w:val="22"/>
+          <w:szCs w:val="22"/>
+          <w:shd w:val="clear" w:color="auto" w:fill="auto"/>
           <w:rFonts w:ascii="Anthropic Sans" w:eastAsia="Anthropic Sans" w:hAnsi="Anthropic Sans" w:cs="Anthropic Sans"/>
         </w:rPr>
         <w:t xml:space="preserve">내용 입력 예정</w:t>
@@ -3324,7 +3194,7 @@
     <w:p>
       <w:pPr>
         <w:jc w:val="left"/>
-        <w:spacing w:lineRule="auto" w:line="276"/>
+        <w:spacing w:lineRule="auto" w:line="275"/>
         <w:rPr>
           <w:spacing w:val="0"/>
           <w:i w:val="0"/>
@@ -3332,8 +3202,8 @@
           <w:color w:val="73726C"/>
           <w:sz w:val="22"/>
           <w:szCs w:val="22"/>
-          <w:shd w:val="clear" w:fill="F5F4ED"/>
-          <w:bdr w:val="single" w:sz="4" w:space="0"/>
+          <w:shd w:val="clear" w:color="auto" w:fill="F5F4ED"/>
+          <w:bdr w:val="single" w:sz="4" w:space="0" w:color="000000"/>
           <w:rFonts w:ascii="Anthropic Sans" w:eastAsia="Anthropic Sans" w:hAnsi="Anthropic Sans" w:cs="Anthropic Sans"/>
           <w:lang w:eastAsia="ko-KR"/>
         </w:rPr>
@@ -3346,8 +3216,8 @@
           <w:color w:val="73726C"/>
           <w:sz w:val="22"/>
           <w:szCs w:val="22"/>
-          <w:shd w:val="clear" w:fill="F5F4ED"/>
-          <w:bdr w:val="single" w:sz="4" w:space="0"/>
+          <w:shd w:val="clear" w:color="auto" w:fill="F5F4ED"/>
+          <w:bdr w:val="single" w:sz="4" w:space="0" w:color="000000"/>
           <w:rFonts w:ascii="Anthropic Sans" w:eastAsia="Anthropic Sans" w:hAnsi="Anthropic Sans" w:cs="Anthropic Sans"/>
         </w:rPr>
         <w:t xml:space="preserve">링크  예정</w:t>
@@ -3356,7 +3226,7 @@
     <w:p>
       <w:pPr>
         <w:jc w:val="left"/>
-        <w:spacing w:lineRule="auto" w:line="276"/>
+        <w:spacing w:lineRule="auto" w:line="275"/>
         <w:rPr>
           <w:spacing w:val="0"/>
           <w:i w:val="0"/>
@@ -3364,16 +3234,16 @@
           <w:color w:val="73726C"/>
           <w:sz w:val="22"/>
           <w:szCs w:val="22"/>
-          <w:shd w:val="clear" w:fill="F5F4ED"/>
-          <w:bdr w:val="single" w:sz="4" w:space="0"/>
-          <w:rFonts w:ascii="Anthropic Sans" w:eastAsia="Anthropic Sans" w:hAnsi="Anthropic Sans" w:cs="Anthropic Sans"/>
-        </w:rPr>
-      </w:pPr>
-    </w:p>
-    <w:p>
-      <w:pPr>
-        <w:jc w:val="left"/>
-        <w:spacing w:lineRule="auto" w:line="276"/>
+          <w:shd w:val="clear" w:color="auto" w:fill="F5F4ED"/>
+          <w:bdr w:val="single" w:sz="4" w:space="0" w:color="000000"/>
+          <w:rFonts w:ascii="Anthropic Sans" w:eastAsia="Anthropic Sans" w:hAnsi="Anthropic Sans" w:cs="Anthropic Sans"/>
+        </w:rPr>
+      </w:pPr>
+    </w:p>
+    <w:p>
+      <w:pPr>
+        <w:jc w:val="left"/>
+        <w:spacing w:lineRule="auto" w:line="275"/>
         <w:rPr>
           <w:spacing w:val="0"/>
           <w:i w:val="0"/>
@@ -3381,7 +3251,7 @@
           <w:color w:val="73726C"/>
           <w:sz w:val="22"/>
           <w:szCs w:val="22"/>
-          <w:shd w:val="clear"/>
+          <w:shd w:val="clear" w:color="auto" w:fill="auto"/>
           <w:rFonts w:ascii="Anthropic Sans" w:eastAsia="Anthropic Sans" w:hAnsi="Anthropic Sans" w:cs="Anthropic Sans"/>
         </w:rPr>
       </w:pPr>
@@ -3393,7 +3263,7 @@
           <w:color w:val="B87A50"/>
           <w:sz w:val="22"/>
           <w:szCs w:val="22"/>
-          <w:shd w:val="clear"/>
+          <w:shd w:val="clear" w:color="auto" w:fill="auto"/>
           <w:rFonts w:ascii="Anthropic Sans" w:eastAsia="Anthropic Sans" w:hAnsi="Anthropic Sans" w:cs="Anthropic Sans"/>
           <w:lang w:eastAsia="ko-KR"/>
         </w:rPr>
@@ -3403,27 +3273,27 @@
     <w:p>
       <w:pPr>
         <w:jc w:val="left"/>
-        <w:spacing w:lineRule="auto" w:line="276"/>
-        <w:rPr>
-          <w:spacing w:val="0"/>
-          <w:i w:val="0"/>
-          <w:b w:val="0"/>
-          <w:color w:val="141413"/>
-          <w:sz w:val="22"/>
-          <w:szCs w:val="22"/>
-          <w:shd w:val="clear"/>
-          <w:rFonts w:ascii="Anthropic Sans" w:eastAsia="Anthropic Sans" w:hAnsi="Anthropic Sans" w:cs="Anthropic Sans"/>
-        </w:rPr>
-      </w:pPr>
-      <w:r>
-        <w:rPr>
-          <w:spacing w:val="0"/>
-          <w:i w:val="0"/>
-          <w:b w:val="0"/>
-          <w:color w:val="141413"/>
-          <w:sz w:val="22"/>
-          <w:szCs w:val="22"/>
-          <w:shd w:val="clear"/>
+        <w:spacing w:lineRule="auto" w:line="275"/>
+        <w:rPr>
+          <w:spacing w:val="0"/>
+          <w:i w:val="0"/>
+          <w:b w:val="0"/>
+          <w:color w:val="141413"/>
+          <w:sz w:val="22"/>
+          <w:szCs w:val="22"/>
+          <w:shd w:val="clear" w:color="auto" w:fill="auto"/>
+          <w:rFonts w:ascii="Anthropic Sans" w:eastAsia="Anthropic Sans" w:hAnsi="Anthropic Sans" w:cs="Anthropic Sans"/>
+        </w:rPr>
+      </w:pPr>
+      <w:r>
+        <w:rPr>
+          <w:spacing w:val="0"/>
+          <w:i w:val="0"/>
+          <w:b w:val="0"/>
+          <w:color w:val="141413"/>
+          <w:sz w:val="22"/>
+          <w:szCs w:val="22"/>
+          <w:shd w:val="clear" w:color="auto" w:fill="auto"/>
           <w:rFonts w:ascii="Anthropic Sans" w:eastAsia="Anthropic Sans" w:hAnsi="Anthropic Sans" w:cs="Anthropic Sans"/>
         </w:rPr>
         <w:t xml:space="preserve">동원 덴마크 생크림</w:t>
@@ -3431,18 +3301,18 @@
     </w:p>
     <w:p>
       <w:pPr>
-        <w:spacing w:lineRule="auto" w:line="276"/>
-        <w:rPr>
-          <w:sz w:val="22"/>
-          <w:szCs w:val="22"/>
-          <w:shd w:val="clear"/>
-        </w:rPr>
-      </w:pPr>
-      <w:r>
-        <w:rPr>
-          <w:sz w:val="22"/>
-          <w:szCs w:val="22"/>
-          <w:shd w:val="clear"/>
+        <w:spacing w:lineRule="auto" w:line="275"/>
+        <w:rPr>
+          <w:sz w:val="22"/>
+          <w:szCs w:val="22"/>
+          <w:shd w:val="clear" w:color="auto" w:fill="auto"/>
+        </w:rPr>
+      </w:pPr>
+      <w:r>
+        <w:rPr>
+          <w:sz w:val="22"/>
+          <w:szCs w:val="22"/>
+          <w:shd w:val="clear" w:color="auto" w:fill="auto"/>
         </w:rPr>
         <w:t xml:space="preserve">유지방 36%, 진하고 고소한 생크림이에요. 방탄코코아 위에 살짝 둘러주면 카페 느낌이 </w:t>
       </w:r>
@@ -3450,30 +3320,30 @@
         <w:rPr>
           <w:sz w:val="22"/>
           <w:szCs w:val="22"/>
-          <w:shd w:val="clear"/>
+          <w:shd w:val="clear" w:color="auto" w:fill="auto"/>
         </w:rPr>
         <w:t xml:space="preserve">나거든요. 마무리가 확실히 달라져요.</w:t>
       </w:r>
     </w:p>
     <w:p>
       <w:pPr>
-        <w:spacing w:lineRule="auto" w:line="276"/>
-        <w:rPr>
-          <w:spacing w:val="0"/>
-          <w:i w:val="0"/>
-          <w:b w:val="0"/>
-          <w:color w:val="3D3D3A"/>
-          <w:sz w:val="22"/>
-          <w:szCs w:val="22"/>
-          <w:shd w:val="clear"/>
-          <w:rFonts w:ascii="Anthropic Sans" w:eastAsia="Anthropic Sans" w:hAnsi="Anthropic Sans" w:cs="Anthropic Sans"/>
-        </w:rPr>
-      </w:pPr>
-      <w:r>
-        <w:rPr>
-          <w:sz w:val="22"/>
-          <w:szCs w:val="22"/>
-          <w:shd w:val="clear"/>
+        <w:spacing w:lineRule="auto" w:line="275"/>
+        <w:rPr>
+          <w:spacing w:val="0"/>
+          <w:i w:val="0"/>
+          <w:b w:val="0"/>
+          <w:color w:val="3D3D3A"/>
+          <w:sz w:val="22"/>
+          <w:szCs w:val="22"/>
+          <w:shd w:val="clear" w:color="auto" w:fill="auto"/>
+          <w:rFonts w:ascii="Anthropic Sans" w:eastAsia="Anthropic Sans" w:hAnsi="Anthropic Sans" w:cs="Anthropic Sans"/>
+        </w:rPr>
+      </w:pPr>
+      <w:r>
+        <w:rPr>
+          <w:sz w:val="22"/>
+          <w:szCs w:val="22"/>
+          <w:shd w:val="clear" w:color="auto" w:fill="auto"/>
         </w:rPr>
         <w:t xml:space="preserve">휘핑크림은 쓰지 마세요. 식물성 유지에 첨가물이 들어간 경우가 많거든요. 생크림은 </w:t>
       </w:r>
@@ -3481,7 +3351,7 @@
         <w:rPr>
           <w:sz w:val="22"/>
           <w:szCs w:val="22"/>
-          <w:shd w:val="clear"/>
+          <w:shd w:val="clear" w:color="auto" w:fill="auto"/>
         </w:rPr>
         <w:t xml:space="preserve">우유에서 뽑은 유지방 그 자체라 성분이 훨씬 깔끔해요. 재료 하나도 따지는 게 방탄 </w:t>
       </w:r>
@@ -3489,7 +3359,7 @@
         <w:rPr>
           <w:sz w:val="22"/>
           <w:szCs w:val="22"/>
-          <w:shd w:val="clear"/>
+          <w:shd w:val="clear" w:color="auto" w:fill="auto"/>
         </w:rPr>
         <w:t>철학이에요.</w:t>
       </w:r>
@@ -3497,7 +3367,7 @@
     <w:p>
       <w:pPr>
         <w:jc w:val="left"/>
-        <w:spacing w:lineRule="auto" w:line="276"/>
+        <w:spacing w:lineRule="auto" w:line="275"/>
         <w:rPr>
           <w:spacing w:val="0"/>
           <w:i w:val="0"/>
@@ -3505,7 +3375,7 @@
           <w:color w:val="000000"/>
           <w:sz w:val="22"/>
           <w:szCs w:val="22"/>
-          <w:shd w:val="clear"/>
+          <w:shd w:val="clear" w:color="auto" w:fill="auto"/>
           <w:rFonts w:ascii="Anthropic Sans" w:eastAsia="Anthropic Sans" w:hAnsi="Anthropic Sans" w:cs="Anthropic Sans"/>
         </w:rPr>
       </w:pPr>
@@ -3527,7 +3397,7 @@
           <w:sz w:val="22"/>
           <w:szCs w:val="22"/>
           <w:u w:val="single" w:color="0563C1"/>
-          <w:shd w:val="clear"/>
+          <w:shd w:val="clear" w:color="auto" w:fill="auto"/>
           <w:rFonts w:ascii="Anthropic Sans" w:eastAsia="Anthropic Sans" w:hAnsi="Anthropic Sans" w:cs="Anthropic Sans"/>
         </w:rPr>
         <w:t>마</w:t>
@@ -3541,7 +3411,7 @@
           <w:sz w:val="22"/>
           <w:szCs w:val="22"/>
           <w:u w:val="single" w:color="0563C1"/>
-          <w:shd w:val="clear"/>
+          <w:shd w:val="clear" w:color="auto" w:fill="auto"/>
           <w:rFonts w:ascii="Anthropic Sans" w:eastAsia="Anthropic Sans" w:hAnsi="Anthropic Sans" w:cs="Anthropic Sans"/>
         </w:rPr>
         <w:t>켓</w:t>
@@ -3555,7 +3425,7 @@
           <w:sz w:val="22"/>
           <w:szCs w:val="22"/>
           <w:u w:val="single" w:color="0563C1"/>
-          <w:shd w:val="clear"/>
+          <w:shd w:val="clear" w:color="auto" w:fill="auto"/>
           <w:rFonts w:ascii="Anthropic Sans" w:eastAsia="Anthropic Sans" w:hAnsi="Anthropic Sans" w:cs="Anthropic Sans"/>
         </w:rPr>
         <w:t>컬</w:t>
@@ -3569,7 +3439,7 @@
           <w:sz w:val="22"/>
           <w:szCs w:val="22"/>
           <w:u w:val="single" w:color="0563C1"/>
-          <w:shd w:val="clear"/>
+          <w:shd w:val="clear" w:color="auto" w:fill="auto"/>
           <w:rFonts w:ascii="Anthropic Sans" w:eastAsia="Anthropic Sans" w:hAnsi="Anthropic Sans" w:cs="Anthropic Sans"/>
         </w:rPr>
         <w:t>리</w:t>
@@ -3583,7 +3453,7 @@
           <w:sz w:val="22"/>
           <w:szCs w:val="22"/>
           <w:u w:val="single" w:color="0563C1"/>
-          <w:shd w:val="clear"/>
+          <w:shd w:val="clear" w:color="auto" w:fill="auto"/>
           <w:rFonts w:ascii="Anthropic Sans" w:eastAsia="Anthropic Sans" w:hAnsi="Anthropic Sans" w:cs="Anthropic Sans"/>
         </w:rPr>
         <w:t xml:space="preserve"> </w:t>
@@ -3597,7 +3467,7 @@
           <w:sz w:val="22"/>
           <w:szCs w:val="22"/>
           <w:u w:val="single" w:color="0563C1"/>
-          <w:shd w:val="clear"/>
+          <w:shd w:val="clear" w:color="auto" w:fill="auto"/>
           <w:rFonts w:ascii="Anthropic Sans" w:eastAsia="Anthropic Sans" w:hAnsi="Anthropic Sans" w:cs="Anthropic Sans"/>
         </w:rPr>
         <w:t>바</w:t>
@@ -3611,7 +3481,7 @@
           <w:sz w:val="22"/>
           <w:szCs w:val="22"/>
           <w:u w:val="single" w:color="0563C1"/>
-          <w:shd w:val="clear"/>
+          <w:shd w:val="clear" w:color="auto" w:fill="auto"/>
           <w:rFonts w:ascii="Anthropic Sans" w:eastAsia="Anthropic Sans" w:hAnsi="Anthropic Sans" w:cs="Anthropic Sans"/>
         </w:rPr>
         <w:t>로</w:t>
@@ -3625,7 +3495,7 @@
           <w:sz w:val="22"/>
           <w:szCs w:val="22"/>
           <w:u w:val="single" w:color="0563C1"/>
-          <w:shd w:val="clear"/>
+          <w:shd w:val="clear" w:color="auto" w:fill="auto"/>
           <w:rFonts w:ascii="Anthropic Sans" w:eastAsia="Anthropic Sans" w:hAnsi="Anthropic Sans" w:cs="Anthropic Sans"/>
         </w:rPr>
         <w:t>가</w:t>
@@ -3639,7 +3509,7 @@
           <w:sz w:val="22"/>
           <w:szCs w:val="22"/>
           <w:u w:val="single" w:color="0563C1"/>
-          <w:shd w:val="clear"/>
+          <w:shd w:val="clear" w:color="auto" w:fill="auto"/>
           <w:rFonts w:ascii="Anthropic Sans" w:eastAsia="Anthropic Sans" w:hAnsi="Anthropic Sans" w:cs="Anthropic Sans"/>
         </w:rPr>
         <w:t>기</w:t>
@@ -3653,7 +3523,7 @@
           <w:sz w:val="22"/>
           <w:szCs w:val="22"/>
           <w:u w:val="single" w:color="0563C1"/>
-          <w:shd w:val="clear"/>
+          <w:shd w:val="clear" w:color="auto" w:fill="auto"/>
           <w:rFonts w:ascii="Anthropic Sans" w:eastAsia="Anthropic Sans" w:hAnsi="Anthropic Sans" w:cs="Anthropic Sans"/>
         </w:rPr>
         <w:t xml:space="preserve"> </w:t>
@@ -3667,14 +3537,14 @@
           <w:sz w:val="22"/>
           <w:szCs w:val="22"/>
           <w:u w:val="single" w:color="0563C1"/>
-          <w:shd w:val="clear"/>
+          <w:shd w:val="clear" w:color="auto" w:fill="auto"/>
           <w:rFonts w:ascii="Anthropic Sans" w:eastAsia="Anthropic Sans" w:hAnsi="Anthropic Sans" w:cs="Anthropic Sans"/>
         </w:rPr>
         <w:t>→</w:t>
       </w:r>
       <w:r>
         <w:rPr>
-          <w:shd w:val="clear"/>
+          <w:shd w:val="clear" w:color="auto" w:fill="auto"/>
         </w:rPr>
         <w:fldChar w:fldCharType="end"/>
       </w:r>
@@ -3682,7 +3552,7 @@
     <w:p>
       <w:pPr>
         <w:jc w:val="center"/>
-        <w:spacing w:lineRule="auto" w:line="276"/>
+        <w:spacing w:lineRule="auto" w:line="275"/>
         <w:rPr>
           <w:spacing w:val="0"/>
           <w:i w:val="0"/>
@@ -3690,35 +3560,35 @@
           <w:color w:val="73726C"/>
           <w:sz w:val="22"/>
           <w:szCs w:val="22"/>
-          <w:shd w:val="clear"/>
-          <w:rFonts w:ascii="Anthropic Sans" w:eastAsia="Anthropic Sans" w:hAnsi="Anthropic Sans" w:cs="Anthropic Sans"/>
-        </w:rPr>
-      </w:pPr>
-    </w:p>
-    <w:p>
-      <w:pPr>
-        <w:jc w:val="left"/>
-        <w:spacing w:lineRule="auto" w:line="276"/>
-        <w:rPr>
-          <w:spacing w:val="0"/>
-          <w:i w:val="0"/>
-          <w:b w:val="0"/>
-          <w:color w:val="141413"/>
-          <w:sz w:val="22"/>
-          <w:szCs w:val="22"/>
-          <w:shd w:val="clear"/>
-          <w:rFonts w:ascii="Anthropic Sans" w:eastAsia="Anthropic Sans" w:hAnsi="Anthropic Sans" w:cs="Anthropic Sans"/>
-        </w:rPr>
-      </w:pPr>
-      <w:r>
-        <w:rPr>
-          <w:spacing w:val="0"/>
-          <w:i w:val="0"/>
-          <w:b w:val="0"/>
-          <w:color w:val="141413"/>
-          <w:sz w:val="22"/>
-          <w:szCs w:val="22"/>
-          <w:shd w:val="clear"/>
+          <w:shd w:val="clear" w:color="auto" w:fill="auto"/>
+          <w:rFonts w:ascii="Anthropic Sans" w:eastAsia="Anthropic Sans" w:hAnsi="Anthropic Sans" w:cs="Anthropic Sans"/>
+        </w:rPr>
+      </w:pPr>
+    </w:p>
+    <w:p>
+      <w:pPr>
+        <w:jc w:val="left"/>
+        <w:spacing w:lineRule="auto" w:line="275"/>
+        <w:rPr>
+          <w:spacing w:val="0"/>
+          <w:i w:val="0"/>
+          <w:b w:val="0"/>
+          <w:color w:val="141413"/>
+          <w:sz w:val="22"/>
+          <w:szCs w:val="22"/>
+          <w:shd w:val="clear" w:color="auto" w:fill="auto"/>
+          <w:rFonts w:ascii="Anthropic Sans" w:eastAsia="Anthropic Sans" w:hAnsi="Anthropic Sans" w:cs="Anthropic Sans"/>
+        </w:rPr>
+      </w:pPr>
+      <w:r>
+        <w:rPr>
+          <w:spacing w:val="0"/>
+          <w:i w:val="0"/>
+          <w:b w:val="0"/>
+          <w:color w:val="141413"/>
+          <w:sz w:val="22"/>
+          <w:szCs w:val="22"/>
+          <w:shd w:val="clear" w:color="auto" w:fill="auto"/>
           <w:rFonts w:ascii="Anthropic Sans" w:eastAsia="Anthropic Sans" w:hAnsi="Anthropic Sans" w:cs="Anthropic Sans"/>
         </w:rPr>
         <w:t xml:space="preserve">파스퇴르 생크림</w:t>
@@ -3727,27 +3597,27 @@
     <w:p>
       <w:pPr>
         <w:jc w:val="left"/>
-        <w:spacing w:lineRule="auto" w:line="276"/>
-        <w:rPr>
-          <w:spacing w:val="0"/>
-          <w:i w:val="0"/>
-          <w:b w:val="0"/>
-          <w:color w:val="3D3D3A"/>
-          <w:sz w:val="22"/>
-          <w:szCs w:val="22"/>
-          <w:shd w:val="clear"/>
-          <w:rFonts w:ascii="Anthropic Sans" w:eastAsia="Anthropic Sans" w:hAnsi="Anthropic Sans" w:cs="Anthropic Sans"/>
-        </w:rPr>
-      </w:pPr>
-      <w:r>
-        <w:rPr>
-          <w:spacing w:val="0"/>
-          <w:i w:val="0"/>
-          <w:b w:val="0"/>
-          <w:color w:val="3D3D3A"/>
-          <w:sz w:val="22"/>
-          <w:szCs w:val="22"/>
-          <w:shd w:val="clear" w:fill="FFFFFF"/>
+        <w:spacing w:lineRule="auto" w:line="275"/>
+        <w:rPr>
+          <w:spacing w:val="0"/>
+          <w:i w:val="0"/>
+          <w:b w:val="0"/>
+          <w:color w:val="3D3D3A"/>
+          <w:sz w:val="22"/>
+          <w:szCs w:val="22"/>
+          <w:shd w:val="clear" w:color="auto" w:fill="auto"/>
+          <w:rFonts w:ascii="Anthropic Sans" w:eastAsia="Anthropic Sans" w:hAnsi="Anthropic Sans" w:cs="Anthropic Sans"/>
+        </w:rPr>
+      </w:pPr>
+      <w:r>
+        <w:rPr>
+          <w:spacing w:val="0"/>
+          <w:i w:val="0"/>
+          <w:b w:val="0"/>
+          <w:color w:val="3D3D3A"/>
+          <w:sz w:val="22"/>
+          <w:szCs w:val="22"/>
+          <w:shd w:val="clear" w:color="auto" w:fill="FFFFFF"/>
           <w:rFonts w:ascii="Anthropic Sans" w:eastAsia="Anthropic Sans" w:hAnsi="Anthropic Sans" w:cs="Anthropic Sans"/>
         </w:rPr>
         <w:t xml:space="preserve">저온 살균(HTST) 방식으로 만들어진 생크림이에요. 동원보다 유지방 함량이 조금 낮아서 </w:t>
@@ -3760,7 +3630,7 @@
           <w:color w:val="3D3D3A"/>
           <w:sz w:val="22"/>
           <w:szCs w:val="22"/>
-          <w:shd w:val="clear" w:fill="FFFFFF"/>
+          <w:shd w:val="clear" w:color="auto" w:fill="FFFFFF"/>
           <w:rFonts w:ascii="Anthropic Sans" w:eastAsia="Anthropic Sans" w:hAnsi="Anthropic Sans" w:cs="Anthropic Sans"/>
         </w:rPr>
         <w:t xml:space="preserve">덜 진하고, 휘핑이 천천히 올라오는 편이에요. 신선한 풍미는 있는데 조금 담백한 맛을 </w:t>
@@ -3773,7 +3643,7 @@
           <w:color w:val="3D3D3A"/>
           <w:sz w:val="22"/>
           <w:szCs w:val="22"/>
-          <w:shd w:val="clear" w:fill="FFFFFF"/>
+          <w:shd w:val="clear" w:color="auto" w:fill="FFFFFF"/>
           <w:rFonts w:ascii="Anthropic Sans" w:eastAsia="Anthropic Sans" w:hAnsi="Anthropic Sans" w:cs="Anthropic Sans"/>
         </w:rPr>
         <w:t xml:space="preserve">원할 때 선택해요.</w:t>
@@ -3782,7 +3652,7 @@
     <w:p>
       <w:pPr>
         <w:jc w:val="left"/>
-        <w:spacing w:lineRule="auto" w:line="276"/>
+        <w:spacing w:lineRule="auto" w:line="275"/>
         <w:rPr>
           <w:spacing w:val="0"/>
           <w:i w:val="0"/>
@@ -3790,7 +3660,7 @@
           <w:color w:val="auto"/>
           <w:sz w:val="22"/>
           <w:szCs w:val="22"/>
-          <w:shd w:val="clear"/>
+          <w:shd w:val="clear" w:color="auto" w:fill="auto"/>
           <w:rFonts w:ascii="Anthropic Sans" w:eastAsia="Anthropic Sans" w:hAnsi="Anthropic Sans" w:cs="Anthropic Sans"/>
           <w:lang w:eastAsia="ko-KR"/>
         </w:rPr>
@@ -3813,7 +3683,7 @@
           <w:sz w:val="22"/>
           <w:szCs w:val="22"/>
           <w:u w:val="single" w:color="0563C1"/>
-          <w:shd w:val="clear"/>
+          <w:shd w:val="clear" w:color="auto" w:fill="auto"/>
           <w:rFonts w:ascii="Anthropic Sans" w:eastAsia="Anthropic Sans" w:hAnsi="Anthropic Sans" w:cs="Anthropic Sans"/>
         </w:rPr>
         <w:t>마</w:t>
@@ -3827,7 +3697,7 @@
           <w:sz w:val="22"/>
           <w:szCs w:val="22"/>
           <w:u w:val="single" w:color="0563C1"/>
-          <w:shd w:val="clear"/>
+          <w:shd w:val="clear" w:color="auto" w:fill="auto"/>
           <w:rFonts w:ascii="Anthropic Sans" w:eastAsia="Anthropic Sans" w:hAnsi="Anthropic Sans" w:cs="Anthropic Sans"/>
         </w:rPr>
         <w:t>켓</w:t>
@@ -3841,7 +3711,7 @@
           <w:sz w:val="22"/>
           <w:szCs w:val="22"/>
           <w:u w:val="single" w:color="0563C1"/>
-          <w:shd w:val="clear"/>
+          <w:shd w:val="clear" w:color="auto" w:fill="auto"/>
           <w:rFonts w:ascii="Anthropic Sans" w:eastAsia="Anthropic Sans" w:hAnsi="Anthropic Sans" w:cs="Anthropic Sans"/>
         </w:rPr>
         <w:t>컬</w:t>
@@ -3855,7 +3725,7 @@
           <w:sz w:val="22"/>
           <w:szCs w:val="22"/>
           <w:u w:val="single" w:color="0563C1"/>
-          <w:shd w:val="clear"/>
+          <w:shd w:val="clear" w:color="auto" w:fill="auto"/>
           <w:rFonts w:ascii="Anthropic Sans" w:eastAsia="Anthropic Sans" w:hAnsi="Anthropic Sans" w:cs="Anthropic Sans"/>
         </w:rPr>
         <w:t>리</w:t>
@@ -3869,7 +3739,7 @@
           <w:sz w:val="22"/>
           <w:szCs w:val="22"/>
           <w:u w:val="single" w:color="0563C1"/>
-          <w:shd w:val="clear"/>
+          <w:shd w:val="clear" w:color="auto" w:fill="auto"/>
           <w:rFonts w:ascii="Anthropic Sans" w:eastAsia="Anthropic Sans" w:hAnsi="Anthropic Sans" w:cs="Anthropic Sans"/>
         </w:rPr>
         <w:t xml:space="preserve"> </w:t>
@@ -3883,7 +3753,7 @@
           <w:sz w:val="22"/>
           <w:szCs w:val="22"/>
           <w:u w:val="single" w:color="0563C1"/>
-          <w:shd w:val="clear"/>
+          <w:shd w:val="clear" w:color="auto" w:fill="auto"/>
           <w:rFonts w:ascii="Anthropic Sans" w:eastAsia="Anthropic Sans" w:hAnsi="Anthropic Sans" w:cs="Anthropic Sans"/>
         </w:rPr>
         <w:t>바</w:t>
@@ -3897,7 +3767,7 @@
           <w:sz w:val="22"/>
           <w:szCs w:val="22"/>
           <w:u w:val="single" w:color="0563C1"/>
-          <w:shd w:val="clear"/>
+          <w:shd w:val="clear" w:color="auto" w:fill="auto"/>
           <w:rFonts w:ascii="Anthropic Sans" w:eastAsia="Anthropic Sans" w:hAnsi="Anthropic Sans" w:cs="Anthropic Sans"/>
         </w:rPr>
         <w:t>로</w:t>
@@ -3911,7 +3781,7 @@
           <w:sz w:val="22"/>
           <w:szCs w:val="22"/>
           <w:u w:val="single" w:color="0563C1"/>
-          <w:shd w:val="clear"/>
+          <w:shd w:val="clear" w:color="auto" w:fill="auto"/>
           <w:rFonts w:ascii="Anthropic Sans" w:eastAsia="Anthropic Sans" w:hAnsi="Anthropic Sans" w:cs="Anthropic Sans"/>
         </w:rPr>
         <w:t>가</w:t>
@@ -3925,7 +3795,7 @@
           <w:sz w:val="22"/>
           <w:szCs w:val="22"/>
           <w:u w:val="single" w:color="0563C1"/>
-          <w:shd w:val="clear"/>
+          <w:shd w:val="clear" w:color="auto" w:fill="auto"/>
           <w:rFonts w:ascii="Anthropic Sans" w:eastAsia="Anthropic Sans" w:hAnsi="Anthropic Sans" w:cs="Anthropic Sans"/>
         </w:rPr>
         <w:t>기</w:t>
@@ -3939,7 +3809,7 @@
           <w:sz w:val="22"/>
           <w:szCs w:val="22"/>
           <w:u w:val="single" w:color="0563C1"/>
-          <w:shd w:val="clear"/>
+          <w:shd w:val="clear" w:color="auto" w:fill="auto"/>
           <w:rFonts w:ascii="Anthropic Sans" w:eastAsia="Anthropic Sans" w:hAnsi="Anthropic Sans" w:cs="Anthropic Sans"/>
         </w:rPr>
         <w:t xml:space="preserve"> </w:t>
@@ -3953,14 +3823,14 @@
           <w:sz w:val="22"/>
           <w:szCs w:val="22"/>
           <w:u w:val="single" w:color="0563C1"/>
-          <w:shd w:val="clear"/>
+          <w:shd w:val="clear" w:color="auto" w:fill="auto"/>
           <w:rFonts w:ascii="Anthropic Sans" w:eastAsia="Anthropic Sans" w:hAnsi="Anthropic Sans" w:cs="Anthropic Sans"/>
         </w:rPr>
         <w:t>→</w:t>
       </w:r>
       <w:r>
         <w:rPr>
-          <w:shd w:val="clear"/>
+          <w:shd w:val="clear" w:color="auto" w:fill="auto"/>
         </w:rPr>
         <w:fldChar w:fldCharType="end"/>
       </w:r>
@@ -3968,23 +3838,23 @@
     <w:p>
       <w:pPr>
         <w:jc w:val="left"/>
-        <w:spacing w:lineRule="auto" w:line="276"/>
-        <w:rPr>
-          <w:spacing w:val="0"/>
-          <w:i w:val="0"/>
-          <w:b w:val="0"/>
-          <w:color w:val="3D3D3A"/>
-          <w:sz w:val="22"/>
-          <w:szCs w:val="22"/>
-          <w:shd w:val="clear"/>
-          <w:rFonts w:ascii="Anthropic Sans" w:eastAsia="Anthropic Sans" w:hAnsi="Anthropic Sans" w:cs="Anthropic Sans"/>
-        </w:rPr>
-      </w:pPr>
-    </w:p>
-    <w:p>
-      <w:pPr>
-        <w:jc w:val="left"/>
-        <w:spacing w:lineRule="auto" w:line="276"/>
+        <w:spacing w:lineRule="auto" w:line="275"/>
+        <w:rPr>
+          <w:spacing w:val="0"/>
+          <w:i w:val="0"/>
+          <w:b w:val="0"/>
+          <w:color w:val="3D3D3A"/>
+          <w:sz w:val="22"/>
+          <w:szCs w:val="22"/>
+          <w:shd w:val="clear" w:color="auto" w:fill="auto"/>
+          <w:rFonts w:ascii="Anthropic Sans" w:eastAsia="Anthropic Sans" w:hAnsi="Anthropic Sans" w:cs="Anthropic Sans"/>
+        </w:rPr>
+      </w:pPr>
+    </w:p>
+    <w:p>
+      <w:pPr>
+        <w:jc w:val="left"/>
+        <w:spacing w:lineRule="auto" w:line="275"/>
         <w:rPr>
           <w:spacing w:val="0"/>
           <w:i w:val="0"/>
@@ -3992,7 +3862,7 @@
           <w:color w:val="B87A50"/>
           <w:sz w:val="22"/>
           <w:szCs w:val="22"/>
-          <w:shd w:val="clear"/>
+          <w:shd w:val="clear" w:color="auto" w:fill="auto"/>
           <w:rFonts w:ascii="Anthropic Sans" w:eastAsia="Anthropic Sans" w:hAnsi="Anthropic Sans" w:cs="Anthropic Sans"/>
           <w:lang w:eastAsia="ko-KR"/>
         </w:rPr>
@@ -4005,275 +3875,351 @@
           <w:color w:val="B87A50"/>
           <w:sz w:val="22"/>
           <w:szCs w:val="22"/>
+          <w:shd w:val="clear" w:color="auto" w:fill="auto"/>
+          <w:rFonts w:ascii="Anthropic Sans" w:eastAsia="Anthropic Sans" w:hAnsi="Anthropic Sans" w:cs="Anthropic Sans"/>
+          <w:lang w:eastAsia="ko-KR"/>
+        </w:rPr>
+        <w:t xml:space="preserve">콜라겐 파우더 </w:t>
+      </w:r>
+    </w:p>
+    <w:p>
+      <w:pPr>
+        <w:jc w:val="left"/>
+        <w:spacing w:lineRule="auto" w:line="275"/>
+        <w:rPr>
+          <w:spacing w:val="0"/>
+          <w:i w:val="0"/>
+          <w:b w:val="0"/>
+          <w:color w:val="141413"/>
+          <w:sz w:val="22"/>
+          <w:szCs w:val="22"/>
+          <w:shd w:val="clear" w:color="auto" w:fill="auto"/>
+          <w:rFonts w:ascii="Anthropic Sans" w:eastAsia="Anthropic Sans" w:hAnsi="Anthropic Sans" w:cs="Anthropic Sans"/>
+        </w:rPr>
+      </w:pPr>
+      <w:r>
+        <w:rPr>
+          <w:spacing w:val="0"/>
+          <w:i w:val="0"/>
+          <w:b w:val="0"/>
+          <w:color w:val="141413"/>
+          <w:sz w:val="22"/>
+          <w:szCs w:val="22"/>
+          <w:shd w:val="clear" w:color="auto" w:fill="auto"/>
+          <w:rFonts w:ascii="Anthropic Sans" w:eastAsia="Anthropic Sans" w:hAnsi="Anthropic Sans" w:cs="Anthropic Sans"/>
+        </w:rPr>
+        <w:t xml:space="preserve">콜라겐 파우더 (Bullet Proof)</w:t>
+      </w:r>
+    </w:p>
+    <w:p>
+      <w:pPr>
+        <w:jc w:val="left"/>
+        <w:spacing w:lineRule="auto" w:line="275"/>
+        <w:rPr>
+          <w:spacing w:val="0"/>
+          <w:i w:val="0"/>
+          <w:b w:val="0"/>
+          <w:color w:val="3D3D3A"/>
+          <w:sz w:val="22"/>
+          <w:szCs w:val="22"/>
+          <w:shd w:val="clear" w:color="auto" w:fill="auto"/>
+          <w:rFonts w:ascii="Anthropic Sans" w:eastAsia="Anthropic Sans" w:hAnsi="Anthropic Sans" w:cs="Anthropic Sans"/>
+        </w:rPr>
+      </w:pPr>
+      <w:r>
+        <w:rPr>
+          <w:spacing w:val="0"/>
+          <w:i w:val="0"/>
+          <w:b w:val="0"/>
+          <w:color w:val="3D3D3A"/>
+          <w:sz w:val="22"/>
+          <w:szCs w:val="22"/>
+          <w:shd w:val="clear" w:color="auto" w:fill="auto"/>
+          <w:rFonts w:ascii="Anthropic Sans" w:eastAsia="Anthropic Sans" w:hAnsi="Anthropic Sans" w:cs="Anthropic Sans"/>
+        </w:rPr>
+        <w:t xml:space="preserve">방탄커피를 만든 데이브 아스프리가 커피에 콜라겐을 넣은 건 단순히 맛 때문이 </w:t>
+      </w:r>
+      <w:r>
+        <w:rPr>
+          <w:spacing w:val="0"/>
+          <w:i w:val="0"/>
+          <w:b w:val="0"/>
+          <w:color w:val="3D3D3A"/>
+          <w:sz w:val="22"/>
+          <w:szCs w:val="22"/>
+          <w:shd w:val="clear" w:color="auto" w:fill="auto"/>
+          <w:rFonts w:ascii="Anthropic Sans" w:eastAsia="Anthropic Sans" w:hAnsi="Anthropic Sans" w:cs="Anthropic Sans"/>
+        </w:rPr>
+        <w:t xml:space="preserve">아니에요. 콜라겐 펩타이드는 관절, 피부, 장 점막을 지지하는 아미노산 덩어리예요. </w:t>
+      </w:r>
+      <w:r>
+        <w:rPr>
+          <w:spacing w:val="0"/>
+          <w:i w:val="0"/>
+          <w:b w:val="0"/>
+          <w:color w:val="3D3D3A"/>
+          <w:sz w:val="22"/>
+          <w:szCs w:val="22"/>
+          <w:shd w:val="clear" w:color="auto" w:fill="auto"/>
+          <w:rFonts w:ascii="Anthropic Sans" w:eastAsia="Anthropic Sans" w:hAnsi="Anthropic Sans" w:cs="Anthropic Sans"/>
+        </w:rPr>
+        <w:t xml:space="preserve">갱년기 이후 빠르게 낮아지는 골밀도 유지에도 도움이 된다는 연구가 있어서, 40·50대에 </w:t>
+      </w:r>
+      <w:r>
+        <w:rPr>
+          <w:spacing w:val="0"/>
+          <w:i w:val="0"/>
+          <w:b w:val="0"/>
+          <w:color w:val="3D3D3A"/>
+          <w:sz w:val="22"/>
+          <w:szCs w:val="22"/>
+          <w:shd w:val="clear" w:color="auto" w:fill="auto"/>
+          <w:rFonts w:ascii="Anthropic Sans" w:eastAsia="Anthropic Sans" w:hAnsi="Anthropic Sans" w:cs="Anthropic Sans"/>
+        </w:rPr>
+        <w:t xml:space="preserve">특히 챙겨먹기 좋아요. Bulletproof 콜라겐은 초정제 소 유래로 분자량이 작아 흡수율이 </w:t>
+      </w:r>
+      <w:r>
+        <w:rPr>
+          <w:spacing w:val="0"/>
+          <w:i w:val="0"/>
+          <w:b w:val="0"/>
+          <w:color w:val="3D3D3A"/>
+          <w:sz w:val="22"/>
+          <w:szCs w:val="22"/>
+          <w:shd w:val="clear" w:color="auto" w:fill="auto"/>
+          <w:rFonts w:ascii="Anthropic Sans" w:eastAsia="Anthropic Sans" w:hAnsi="Anthropic Sans" w:cs="Anthropic Sans"/>
+        </w:rPr>
+        <w:t xml:space="preserve">높고, 맛이 거의 없어 커피 맛을 해치지 않아요.</w:t>
+      </w:r>
+    </w:p>
+    <w:p>
+      <w:pPr>
+        <w:jc w:val="left"/>
+        <w:spacing w:lineRule="auto" w:line="275"/>
+        <w:rPr>
+          <w:color w:val="auto"/>
+          <w:sz w:val="22"/>
+          <w:szCs w:val="22"/>
+          <w:shd w:val="clear" w:color="auto" w:fill="auto"/>
+          <w:rFonts w:ascii="맑은 고딕" w:eastAsia="맑은 고딕" w:hAnsi="맑은 고딕" w:cs="맑은 고딕"/>
+        </w:rPr>
+      </w:pPr>
+      <w:r>
+        <w:fldChar w:fldCharType="begin"/>
+      </w:r>
+      <w:r>
+        <w:instrText xml:space="preserve">HYPERLINK "https://link.coupang.com/a/d2wmKAnbvU"</w:instrText>
+      </w:r>
+      <w:r>
+        <w:fldChar w:fldCharType="separate"/>
+      </w:r>
+      <w:r>
+        <w:rPr>
+          <w:spacing w:val="0"/>
+          <w:i w:val="0"/>
+          <w:b w:val="0"/>
+          <w:color w:val="0563C1"/>
+          <w:sz w:val="22"/>
+          <w:szCs w:val="22"/>
+          <w:u w:val="single" w:color="0563C1"/>
+          <w:shd w:val="clear" w:color="auto" w:fill="auto"/>
+          <w:rFonts w:ascii="Anthropic Sans" w:eastAsia="Anthropic Sans" w:hAnsi="Anthropic Sans" w:cs="Anthropic Sans"/>
+        </w:rPr>
+        <w:t>쿠</w:t>
+      </w:r>
+      <w:r>
+        <w:rPr>
+          <w:spacing w:val="0"/>
+          <w:i w:val="0"/>
+          <w:b w:val="0"/>
+          <w:color w:val="0563C1"/>
+          <w:sz w:val="22"/>
+          <w:szCs w:val="22"/>
+          <w:u w:val="single" w:color="0563C1"/>
+          <w:shd w:val="clear" w:color="auto" w:fill="auto"/>
+          <w:rFonts w:ascii="Anthropic Sans" w:eastAsia="Anthropic Sans" w:hAnsi="Anthropic Sans" w:cs="Anthropic Sans"/>
+        </w:rPr>
+        <w:t>팡</w:t>
+      </w:r>
+      <w:r>
+        <w:rPr>
+          <w:spacing w:val="0"/>
+          <w:i w:val="0"/>
+          <w:b w:val="0"/>
+          <w:color w:val="0563C1"/>
+          <w:sz w:val="22"/>
+          <w:szCs w:val="22"/>
+          <w:u w:val="single" w:color="0563C1"/>
+          <w:shd w:val="clear" w:color="auto" w:fill="auto"/>
+          <w:rFonts w:ascii="Anthropic Sans" w:eastAsia="Anthropic Sans" w:hAnsi="Anthropic Sans" w:cs="Anthropic Sans"/>
+        </w:rPr>
+        <w:t xml:space="preserve"> </w:t>
+      </w:r>
+      <w:r>
+        <w:rPr>
+          <w:spacing w:val="0"/>
+          <w:i w:val="0"/>
+          <w:b w:val="0"/>
+          <w:color w:val="0563C1"/>
+          <w:sz w:val="22"/>
+          <w:szCs w:val="22"/>
+          <w:u w:val="single" w:color="0563C1"/>
+          <w:shd w:val="clear" w:color="auto" w:fill="auto"/>
+          <w:rFonts w:ascii="Anthropic Sans" w:eastAsia="Anthropic Sans" w:hAnsi="Anthropic Sans" w:cs="Anthropic Sans"/>
+        </w:rPr>
+        <w:t>바</w:t>
+      </w:r>
+      <w:r>
+        <w:rPr>
+          <w:spacing w:val="0"/>
+          <w:i w:val="0"/>
+          <w:b w:val="0"/>
+          <w:color w:val="0563C1"/>
+          <w:sz w:val="22"/>
+          <w:szCs w:val="22"/>
+          <w:u w:val="single" w:color="0563C1"/>
+          <w:shd w:val="clear" w:color="auto" w:fill="auto"/>
+          <w:rFonts w:ascii="Anthropic Sans" w:eastAsia="Anthropic Sans" w:hAnsi="Anthropic Sans" w:cs="Anthropic Sans"/>
+        </w:rPr>
+        <w:t>로</w:t>
+      </w:r>
+      <w:r>
+        <w:rPr>
+          <w:spacing w:val="0"/>
+          <w:i w:val="0"/>
+          <w:b w:val="0"/>
+          <w:color w:val="0563C1"/>
+          <w:sz w:val="22"/>
+          <w:szCs w:val="22"/>
+          <w:u w:val="single" w:color="0563C1"/>
+          <w:shd w:val="clear" w:color="auto" w:fill="auto"/>
+          <w:rFonts w:ascii="Anthropic Sans" w:eastAsia="Anthropic Sans" w:hAnsi="Anthropic Sans" w:cs="Anthropic Sans"/>
+        </w:rPr>
+        <w:t>가</w:t>
+      </w:r>
+      <w:r>
+        <w:rPr>
+          <w:spacing w:val="0"/>
+          <w:i w:val="0"/>
+          <w:b w:val="0"/>
+          <w:color w:val="0563C1"/>
+          <w:sz w:val="22"/>
+          <w:szCs w:val="22"/>
+          <w:u w:val="single" w:color="0563C1"/>
+          <w:shd w:val="clear" w:color="auto" w:fill="auto"/>
+          <w:rFonts w:ascii="Anthropic Sans" w:eastAsia="Anthropic Sans" w:hAnsi="Anthropic Sans" w:cs="Anthropic Sans"/>
+        </w:rPr>
+        <w:t>기</w:t>
+      </w:r>
+      <w:r>
+        <w:rPr>
+          <w:spacing w:val="0"/>
+          <w:i w:val="0"/>
+          <w:b w:val="0"/>
+          <w:color w:val="0563C1"/>
+          <w:sz w:val="22"/>
+          <w:szCs w:val="22"/>
+          <w:u w:val="single" w:color="0563C1"/>
+          <w:shd w:val="clear" w:color="auto" w:fill="auto"/>
+          <w:rFonts w:ascii="Anthropic Sans" w:eastAsia="Anthropic Sans" w:hAnsi="Anthropic Sans" w:cs="Anthropic Sans"/>
+        </w:rPr>
+        <w:t xml:space="preserve"> </w:t>
+      </w:r>
+      <w:r>
+        <w:rPr>
+          <w:spacing w:val="0"/>
+          <w:i w:val="0"/>
+          <w:b w:val="0"/>
+          <w:color w:val="0563C1"/>
+          <w:sz w:val="22"/>
+          <w:szCs w:val="22"/>
+          <w:u w:val="single" w:color="0563C1"/>
+          <w:shd w:val="clear" w:color="auto" w:fill="auto"/>
+          <w:rFonts w:ascii="Anthropic Sans" w:eastAsia="Anthropic Sans" w:hAnsi="Anthropic Sans" w:cs="Anthropic Sans"/>
+        </w:rPr>
+        <w:t>→</w:t>
+      </w:r>
+      <w:r>
+        <w:rPr>
+          <w:shd w:val="clear" w:color="auto" w:fill="auto"/>
+        </w:rPr>
+        <w:fldChar w:fldCharType="end"/>
+      </w:r>
+      <w:r>
+        <w:rPr>
+          <w:spacing w:val="0"/>
+          <w:i w:val="0"/>
+          <w:b w:val="0"/>
+          <w:color w:val="auto"/>
+          <w:sz w:val="22"/>
+          <w:szCs w:val="22"/>
+          <w:shd w:val="clear" w:color="auto" w:fill="auto"/>
+          <w:rFonts w:ascii="Anthropic Sans" w:eastAsia="Anthropic Sans" w:hAnsi="Anthropic Sans" w:cs="Anthropic Sans"/>
+          <w:lang w:eastAsia="ko-KR"/>
+        </w:rPr>
+        <w:br/>
+      </w:r>
+      <w:r>
+        <w:rPr>
+          <w:spacing w:val="0"/>
+          <w:i w:val="0"/>
+          <w:b w:val="0"/>
+          <w:color w:val="auto"/>
+          <w:sz w:val="22"/>
+          <w:szCs w:val="22"/>
+          <w:shd w:val="clear" w:color="auto" w:fill="auto"/>
+          <w:rFonts w:ascii="Anthropic Sans" w:eastAsia="Anthropic Sans" w:hAnsi="Anthropic Sans" w:cs="Anthropic Sans"/>
+          <w:lang w:eastAsia="ko-KR"/>
+        </w:rPr>
+        <w:br/>
+      </w:r>
+      <w:r>
+        <w:rPr>
+          <w:sz w:val="20"/>
+        </w:rPr>
+        <w:pict>
+          <v:rect id="_x0000_s14" type="#_x0000_t1" style="position:absolute;left:0;margin-left:0pt;mso-position-horizontal:absolute;mso-position-horizontal-relative:text;margin-top:0pt;mso-position-vertical:absolute;mso-position-vertical-relative:text;width:0.0pt;height:0.0pt;z-index:251624960" strokecolor="black" o:allowoverlap="1" strokeweight="0pt" filled="f"/>
+        </w:pict>
+      </w:r>
+      <w:r>
+        <w:rPr>
+          <w:spacing w:val="0"/>
+          <w:i w:val="0"/>
+          <w:b w:val="0"/>
+          <w:color w:val="212B36"/>
+          <w:sz w:val="24"/>
+          <w:szCs w:val="24"/>
           <w:shd w:val="clear"/>
+          <w:rFonts w:ascii="Malgun Gothic" w:eastAsia="Malgun Gothic" w:hAnsi="Malgun Gothic" w:cs="Malgun Gothic"/>
+        </w:rPr>
+        <w:t xml:space="preserve">유기농 해바라기 레시틴 분말</w:t>
+      </w:r>
+      <w:r>
+        <w:rPr>
+          <w:spacing w:val="0"/>
+          <w:i w:val="0"/>
+          <w:b w:val="0"/>
+          <w:color w:val="auto"/>
+          <w:sz w:val="22"/>
+          <w:szCs w:val="22"/>
+          <w:shd w:val="clear" w:color="auto" w:fill="auto"/>
           <w:rFonts w:ascii="Anthropic Sans" w:eastAsia="Anthropic Sans" w:hAnsi="Anthropic Sans" w:cs="Anthropic Sans"/>
           <w:lang w:eastAsia="ko-KR"/>
         </w:rPr>
-        <w:t xml:space="preserve">콜라겐 파우더 </w:t>
-      </w:r>
-    </w:p>
-    <w:p>
-      <w:pPr>
-        <w:jc w:val="left"/>
-        <w:spacing w:lineRule="auto" w:line="276"/>
-        <w:rPr>
-          <w:spacing w:val="0"/>
-          <w:i w:val="0"/>
-          <w:b w:val="0"/>
-          <w:color w:val="141413"/>
-          <w:sz w:val="22"/>
-          <w:szCs w:val="22"/>
-          <w:shd w:val="clear"/>
-          <w:rFonts w:ascii="Anthropic Sans" w:eastAsia="Anthropic Sans" w:hAnsi="Anthropic Sans" w:cs="Anthropic Sans"/>
-        </w:rPr>
-      </w:pPr>
-      <w:r>
-        <w:rPr>
-          <w:spacing w:val="0"/>
-          <w:i w:val="0"/>
-          <w:b w:val="0"/>
-          <w:color w:val="141413"/>
-          <w:sz w:val="22"/>
-          <w:szCs w:val="22"/>
-          <w:shd w:val="clear"/>
-          <w:rFonts w:ascii="Anthropic Sans" w:eastAsia="Anthropic Sans" w:hAnsi="Anthropic Sans" w:cs="Anthropic Sans"/>
-        </w:rPr>
-        <w:t xml:space="preserve">콜라겐 파우더 (Bullet Proof)</w:t>
-      </w:r>
-    </w:p>
-    <w:p>
-      <w:pPr>
-        <w:jc w:val="left"/>
-        <w:spacing w:lineRule="auto" w:line="276"/>
-        <w:rPr>
-          <w:spacing w:val="0"/>
-          <w:i w:val="0"/>
-          <w:b w:val="0"/>
-          <w:color w:val="3D3D3A"/>
-          <w:sz w:val="22"/>
-          <w:szCs w:val="22"/>
-          <w:shd w:val="clear"/>
-          <w:rFonts w:ascii="Anthropic Sans" w:eastAsia="Anthropic Sans" w:hAnsi="Anthropic Sans" w:cs="Anthropic Sans"/>
-        </w:rPr>
-      </w:pPr>
-      <w:r>
-        <w:rPr>
-          <w:spacing w:val="0"/>
-          <w:i w:val="0"/>
-          <w:b w:val="0"/>
-          <w:color w:val="3D3D3A"/>
-          <w:sz w:val="22"/>
-          <w:szCs w:val="22"/>
-          <w:shd w:val="clear"/>
-          <w:rFonts w:ascii="Anthropic Sans" w:eastAsia="Anthropic Sans" w:hAnsi="Anthropic Sans" w:cs="Anthropic Sans"/>
-        </w:rPr>
-        <w:t xml:space="preserve">방탄커피를 만든 데이브 아스프리가 커피에 콜라겐을 넣은 건 단순히 맛 때문이 </w:t>
-      </w:r>
-      <w:r>
-        <w:rPr>
-          <w:spacing w:val="0"/>
-          <w:i w:val="0"/>
-          <w:b w:val="0"/>
-          <w:color w:val="3D3D3A"/>
-          <w:sz w:val="22"/>
-          <w:szCs w:val="22"/>
-          <w:shd w:val="clear"/>
-          <w:rFonts w:ascii="Anthropic Sans" w:eastAsia="Anthropic Sans" w:hAnsi="Anthropic Sans" w:cs="Anthropic Sans"/>
-        </w:rPr>
-        <w:t xml:space="preserve">아니에요. 콜라겐 펩타이드는 관절, 피부, 장 점막을 지지하는 아미노산 덩어리예요. </w:t>
-      </w:r>
-      <w:r>
-        <w:rPr>
-          <w:spacing w:val="0"/>
-          <w:i w:val="0"/>
-          <w:b w:val="0"/>
-          <w:color w:val="3D3D3A"/>
-          <w:sz w:val="22"/>
-          <w:szCs w:val="22"/>
-          <w:shd w:val="clear"/>
-          <w:rFonts w:ascii="Anthropic Sans" w:eastAsia="Anthropic Sans" w:hAnsi="Anthropic Sans" w:cs="Anthropic Sans"/>
-        </w:rPr>
-        <w:t xml:space="preserve">갱년기 이후 빠르게 낮아지는 골밀도 유지에도 도움이 된다는 연구가 있어서, 40·50대에 </w:t>
-      </w:r>
-      <w:r>
-        <w:rPr>
-          <w:spacing w:val="0"/>
-          <w:i w:val="0"/>
-          <w:b w:val="0"/>
-          <w:color w:val="3D3D3A"/>
-          <w:sz w:val="22"/>
-          <w:szCs w:val="22"/>
-          <w:shd w:val="clear"/>
-          <w:rFonts w:ascii="Anthropic Sans" w:eastAsia="Anthropic Sans" w:hAnsi="Anthropic Sans" w:cs="Anthropic Sans"/>
-        </w:rPr>
-        <w:t xml:space="preserve">특히 챙겨먹기 좋아요. Bulletproof 콜라겐은 초정제 소 유래로 분자량이 작아 흡수율이 </w:t>
-      </w:r>
-      <w:r>
-        <w:rPr>
-          <w:spacing w:val="0"/>
-          <w:i w:val="0"/>
-          <w:b w:val="0"/>
-          <w:color w:val="3D3D3A"/>
-          <w:sz w:val="22"/>
-          <w:szCs w:val="22"/>
-          <w:shd w:val="clear"/>
-          <w:rFonts w:ascii="Anthropic Sans" w:eastAsia="Anthropic Sans" w:hAnsi="Anthropic Sans" w:cs="Anthropic Sans"/>
-        </w:rPr>
-        <w:t xml:space="preserve">높고, 맛이 거의 없어 커피 맛을 해치지 않아요.</w:t>
-      </w:r>
-    </w:p>
-    <w:p>
-      <w:pPr>
-        <w:jc w:val="left"/>
-        <w:spacing w:lineRule="auto" w:line="276"/>
-        <w:rPr>
-          <w:color w:val="auto"/>
-          <w:sz w:val="22"/>
-          <w:szCs w:val="22"/>
-          <w:shd w:val="clear"/>
-          <w:rFonts w:ascii="맑은 고딕" w:eastAsia="맑은 고딕" w:hAnsi="맑은 고딕" w:cs="맑은 고딕"/>
-        </w:rPr>
-      </w:pPr>
-      <w:r>
-        <w:fldChar w:fldCharType="begin"/>
-      </w:r>
-      <w:r>
-        <w:instrText xml:space="preserve">HYPERLINK "https://link.coupang.com/a/d2wmKAnbvU"</w:instrText>
-      </w:r>
-      <w:r>
-        <w:fldChar w:fldCharType="separate"/>
-      </w:r>
-      <w:r>
-        <w:rPr>
-          <w:spacing w:val="0"/>
-          <w:i w:val="0"/>
-          <w:b w:val="0"/>
-          <w:color w:val="0563C1"/>
-          <w:sz w:val="22"/>
-          <w:szCs w:val="22"/>
-          <w:u w:val="single" w:color="0563C1"/>
-          <w:shd w:val="clear"/>
-          <w:rFonts w:ascii="Anthropic Sans" w:eastAsia="Anthropic Sans" w:hAnsi="Anthropic Sans" w:cs="Anthropic Sans"/>
-        </w:rPr>
-        <w:t>쿠</w:t>
-      </w:r>
-      <w:r>
-        <w:rPr>
-          <w:spacing w:val="0"/>
-          <w:i w:val="0"/>
-          <w:b w:val="0"/>
-          <w:color w:val="0563C1"/>
-          <w:sz w:val="22"/>
-          <w:szCs w:val="22"/>
-          <w:u w:val="single" w:color="0563C1"/>
-          <w:shd w:val="clear"/>
-          <w:rFonts w:ascii="Anthropic Sans" w:eastAsia="Anthropic Sans" w:hAnsi="Anthropic Sans" w:cs="Anthropic Sans"/>
-        </w:rPr>
-        <w:t>팡</w:t>
-      </w:r>
-      <w:r>
-        <w:rPr>
-          <w:spacing w:val="0"/>
-          <w:i w:val="0"/>
-          <w:b w:val="0"/>
-          <w:color w:val="0563C1"/>
-          <w:sz w:val="22"/>
-          <w:szCs w:val="22"/>
-          <w:u w:val="single" w:color="0563C1"/>
-          <w:shd w:val="clear"/>
-          <w:rFonts w:ascii="Anthropic Sans" w:eastAsia="Anthropic Sans" w:hAnsi="Anthropic Sans" w:cs="Anthropic Sans"/>
-        </w:rPr>
-        <w:t xml:space="preserve"> </w:t>
-      </w:r>
-      <w:r>
-        <w:rPr>
-          <w:spacing w:val="0"/>
-          <w:i w:val="0"/>
-          <w:b w:val="0"/>
-          <w:color w:val="0563C1"/>
-          <w:sz w:val="22"/>
-          <w:szCs w:val="22"/>
-          <w:u w:val="single" w:color="0563C1"/>
-          <w:shd w:val="clear"/>
-          <w:rFonts w:ascii="Anthropic Sans" w:eastAsia="Anthropic Sans" w:hAnsi="Anthropic Sans" w:cs="Anthropic Sans"/>
-        </w:rPr>
-        <w:t>바</w:t>
-      </w:r>
-      <w:r>
-        <w:rPr>
-          <w:spacing w:val="0"/>
-          <w:i w:val="0"/>
-          <w:b w:val="0"/>
-          <w:color w:val="0563C1"/>
-          <w:sz w:val="22"/>
-          <w:szCs w:val="22"/>
-          <w:u w:val="single" w:color="0563C1"/>
-          <w:shd w:val="clear"/>
-          <w:rFonts w:ascii="Anthropic Sans" w:eastAsia="Anthropic Sans" w:hAnsi="Anthropic Sans" w:cs="Anthropic Sans"/>
-        </w:rPr>
-        <w:t>로</w:t>
-      </w:r>
-      <w:r>
-        <w:rPr>
-          <w:spacing w:val="0"/>
-          <w:i w:val="0"/>
-          <w:b w:val="0"/>
-          <w:color w:val="0563C1"/>
-          <w:sz w:val="22"/>
-          <w:szCs w:val="22"/>
-          <w:u w:val="single" w:color="0563C1"/>
-          <w:shd w:val="clear"/>
-          <w:rFonts w:ascii="Anthropic Sans" w:eastAsia="Anthropic Sans" w:hAnsi="Anthropic Sans" w:cs="Anthropic Sans"/>
-        </w:rPr>
-        <w:t>가</w:t>
-      </w:r>
-      <w:r>
-        <w:rPr>
-          <w:spacing w:val="0"/>
-          <w:i w:val="0"/>
-          <w:b w:val="0"/>
-          <w:color w:val="0563C1"/>
-          <w:sz w:val="22"/>
-          <w:szCs w:val="22"/>
-          <w:u w:val="single" w:color="0563C1"/>
-          <w:shd w:val="clear"/>
-          <w:rFonts w:ascii="Anthropic Sans" w:eastAsia="Anthropic Sans" w:hAnsi="Anthropic Sans" w:cs="Anthropic Sans"/>
-        </w:rPr>
-        <w:t>기</w:t>
-      </w:r>
-      <w:r>
-        <w:rPr>
-          <w:spacing w:val="0"/>
-          <w:i w:val="0"/>
-          <w:b w:val="0"/>
-          <w:color w:val="0563C1"/>
-          <w:sz w:val="22"/>
-          <w:szCs w:val="22"/>
-          <w:u w:val="single" w:color="0563C1"/>
-          <w:shd w:val="clear"/>
-          <w:rFonts w:ascii="Anthropic Sans" w:eastAsia="Anthropic Sans" w:hAnsi="Anthropic Sans" w:cs="Anthropic Sans"/>
-        </w:rPr>
-        <w:t xml:space="preserve"> </w:t>
-      </w:r>
-      <w:r>
-        <w:rPr>
-          <w:spacing w:val="0"/>
-          <w:i w:val="0"/>
-          <w:b w:val="0"/>
-          <w:color w:val="0563C1"/>
-          <w:sz w:val="22"/>
-          <w:szCs w:val="22"/>
-          <w:u w:val="single" w:color="0563C1"/>
-          <w:shd w:val="clear"/>
-          <w:rFonts w:ascii="Anthropic Sans" w:eastAsia="Anthropic Sans" w:hAnsi="Anthropic Sans" w:cs="Anthropic Sans"/>
-        </w:rPr>
-        <w:t>→</w:t>
-      </w:r>
-      <w:r>
-        <w:rPr>
-          <w:shd w:val="clear"/>
-        </w:rPr>
-        <w:fldChar w:fldCharType="end"/>
+        <w:br/>
+      </w:r>
+      <w:r>
+        <w:rPr>
+          <w:spacing w:val="0"/>
+          <w:i w:val="0"/>
+          <w:b w:val="0"/>
+          <w:color w:val="3C3D3F"/>
+          <w:sz w:val="21"/>
+          <w:szCs w:val="21"/>
+          <w:shd w:val="clear" w:fill="F7F7F7"/>
+          <w:rFonts w:ascii="Segoe UI" w:eastAsia="-apple-system" w:hAnsi="Segoe UI" w:cs="-apple-system"/>
+        </w:rPr>
+        <w:t>https://link.coupang.com/a/ebg1MD7E6e</w:t>
       </w:r>
     </w:p>
     <w:sectPr>
@@ -4314,15 +4260,13 @@
         <w:color w:val="auto"/>
         <w:sz w:val="20"/>
         <w:szCs w:val="20"/>
-        <w:shd w:val="clear"/>
+        <w:shd w:val="clear" w:color="auto" w:fill="auto"/>
       </w:rPr>
     </w:rPrDefault>
   </w:docDefaults>
   <w:style w:default="1" w:styleId="PO1" w:type="paragraph">
     <w:name w:val="Normal"/>
-    <w:next w:val="PO1"/>
     <w:qFormat/>
-    <w:uiPriority w:val="-1"/>
     <w:pPr>
       <w:jc w:val="both"/>
       <w:spacing w:lineRule="auto" w:line="259"/>
@@ -4334,7 +4278,7 @@
     <w:rPr>
       <w:sz w:val="20"/>
       <w:szCs w:val="20"/>
-      <w:shd w:val="clear"/>
+      <w:shd w:val="clear" w:color="auto" w:fill="auto"/>
       <w:rFonts w:ascii="맑은 고딕" w:eastAsia="맑은 고딕" w:hAnsi="맑은 고딕" w:cs="맑은 고딕"/>
     </w:rPr>
   </w:style>
@@ -4342,19 +4286,19 @@
     <w:name w:val="Default Paragraph Font"/>
     <w:next w:val="PO1"/>
     <w:qFormat/>
-    <w:uiPriority w:val="-1"/>
+    <w:uiPriority w:val="1"/>
     <w:semiHidden/>
     <w:unhideWhenUsed/>
     <w:rPr>
       <w:color w:val="auto"/>
       <w:sz w:val="20"/>
       <w:szCs w:val="20"/>
-      <w:shd w:val="clear"/>
+      <w:shd w:val="clear" w:color="auto" w:fill="auto"/>
     </w:rPr>
   </w:style>
   <w:style w:default="1" w:styleId="PO3" w:type="table">
     <w:name w:val="Normal Table"/>
-    <w:uiPriority w:val="-1"/>
+    <w:uiPriority w:val="99"/>
     <w:tblPr>
       <w:tblCellMar>
         <w:bottom w:type="dxa" w:w="0"/>
@@ -4368,7 +4312,7 @@
   <w:style w:default="1" w:styleId="PO4" w:type="numbering">
     <w:name w:val="No List"/>
     <w:next w:val="PO1"/>
-    <w:uiPriority w:val="-1"/>
+    <w:uiPriority w:val="99"/>
     <w:semiHidden/>
     <w:unhideWhenUsed/>
   </w:style>
